--- a/Appunti lezione/bst.docx
+++ b/Appunti lezione/bst.docx
@@ -55,10 +55,6428 @@
     </w:p>
     <w:p>
       <w:pPr>
-        <w:rPr>
-          <w:lang w:val="it-IT"/>
-        </w:rPr>
-      </w:pPr>
+        <w:autoSpaceDE w:val="0"/>
+        <w:autoSpaceDN w:val="0"/>
+        <w:adjustRightInd w:val="0"/>
+        <w:spacing w:after="0" w:line="240" w:lineRule="auto"/>
+        <w:rPr>
+          <w:rFonts w:ascii="Cascadia Mono" w:hAnsi="Cascadia Mono" w:cs="Cascadia Mono"/>
+          <w:color w:val="000000"/>
+          <w:kern w:val="0"/>
+          <w:sz w:val="19"/>
+          <w:szCs w:val="19"/>
+          <w:highlight w:val="white"/>
+        </w:rPr>
+      </w:pPr>
+      <w:r>
+        <w:rPr>
+          <w:rFonts w:ascii="Cascadia Mono" w:hAnsi="Cascadia Mono" w:cs="Cascadia Mono"/>
+          <w:color w:val="0000FF"/>
+          <w:kern w:val="0"/>
+          <w:sz w:val="19"/>
+          <w:szCs w:val="19"/>
+          <w:highlight w:val="white"/>
+        </w:rPr>
+        <w:t>void</w:t>
+      </w:r>
+      <w:r>
+        <w:rPr>
+          <w:rFonts w:ascii="Cascadia Mono" w:hAnsi="Cascadia Mono" w:cs="Cascadia Mono"/>
+          <w:color w:val="000000"/>
+          <w:kern w:val="0"/>
+          <w:sz w:val="19"/>
+          <w:szCs w:val="19"/>
+          <w:highlight w:val="white"/>
+        </w:rPr>
+        <w:t xml:space="preserve"> insert_rootR(</w:t>
+      </w:r>
+      <w:r>
+        <w:rPr>
+          <w:rFonts w:ascii="Cascadia Mono" w:hAnsi="Cascadia Mono" w:cs="Cascadia Mono"/>
+          <w:color w:val="2B91AF"/>
+          <w:kern w:val="0"/>
+          <w:sz w:val="19"/>
+          <w:szCs w:val="19"/>
+          <w:highlight w:val="white"/>
+        </w:rPr>
+        <w:t>link</w:t>
+      </w:r>
+      <w:r>
+        <w:rPr>
+          <w:rFonts w:ascii="Cascadia Mono" w:hAnsi="Cascadia Mono" w:cs="Cascadia Mono"/>
+          <w:color w:val="000000"/>
+          <w:kern w:val="0"/>
+          <w:sz w:val="19"/>
+          <w:szCs w:val="19"/>
+          <w:highlight w:val="white"/>
+        </w:rPr>
+        <w:t xml:space="preserve">&amp; </w:t>
+      </w:r>
+      <w:r>
+        <w:rPr>
+          <w:rFonts w:ascii="Cascadia Mono" w:hAnsi="Cascadia Mono" w:cs="Cascadia Mono"/>
+          <w:color w:val="808080"/>
+          <w:kern w:val="0"/>
+          <w:sz w:val="19"/>
+          <w:szCs w:val="19"/>
+          <w:highlight w:val="white"/>
+        </w:rPr>
+        <w:t>h</w:t>
+      </w:r>
+      <w:r>
+        <w:rPr>
+          <w:rFonts w:ascii="Cascadia Mono" w:hAnsi="Cascadia Mono" w:cs="Cascadia Mono"/>
+          <w:color w:val="000000"/>
+          <w:kern w:val="0"/>
+          <w:sz w:val="19"/>
+          <w:szCs w:val="19"/>
+          <w:highlight w:val="white"/>
+        </w:rPr>
+        <w:t xml:space="preserve">, </w:t>
+      </w:r>
+      <w:r>
+        <w:rPr>
+          <w:rFonts w:ascii="Cascadia Mono" w:hAnsi="Cascadia Mono" w:cs="Cascadia Mono"/>
+          <w:color w:val="2B91AF"/>
+          <w:kern w:val="0"/>
+          <w:sz w:val="19"/>
+          <w:szCs w:val="19"/>
+          <w:highlight w:val="white"/>
+        </w:rPr>
+        <w:t>Item</w:t>
+      </w:r>
+      <w:r>
+        <w:rPr>
+          <w:rFonts w:ascii="Cascadia Mono" w:hAnsi="Cascadia Mono" w:cs="Cascadia Mono"/>
+          <w:color w:val="000000"/>
+          <w:kern w:val="0"/>
+          <w:sz w:val="19"/>
+          <w:szCs w:val="19"/>
+          <w:highlight w:val="white"/>
+        </w:rPr>
+        <w:t xml:space="preserve"> </w:t>
+      </w:r>
+      <w:r>
+        <w:rPr>
+          <w:rFonts w:ascii="Cascadia Mono" w:hAnsi="Cascadia Mono" w:cs="Cascadia Mono"/>
+          <w:color w:val="808080"/>
+          <w:kern w:val="0"/>
+          <w:sz w:val="19"/>
+          <w:szCs w:val="19"/>
+          <w:highlight w:val="white"/>
+        </w:rPr>
+        <w:t>x</w:t>
+      </w:r>
+      <w:r>
+        <w:rPr>
+          <w:rFonts w:ascii="Cascadia Mono" w:hAnsi="Cascadia Mono" w:cs="Cascadia Mono"/>
+          <w:color w:val="000000"/>
+          <w:kern w:val="0"/>
+          <w:sz w:val="19"/>
+          <w:szCs w:val="19"/>
+          <w:highlight w:val="white"/>
+        </w:rPr>
+        <w:t>)</w:t>
+      </w:r>
+    </w:p>
+    <w:p>
+      <w:pPr>
+        <w:autoSpaceDE w:val="0"/>
+        <w:autoSpaceDN w:val="0"/>
+        <w:adjustRightInd w:val="0"/>
+        <w:spacing w:after="0" w:line="240" w:lineRule="auto"/>
+        <w:rPr>
+          <w:rFonts w:ascii="Cascadia Mono" w:hAnsi="Cascadia Mono" w:cs="Cascadia Mono"/>
+          <w:color w:val="000000"/>
+          <w:kern w:val="0"/>
+          <w:sz w:val="19"/>
+          <w:szCs w:val="19"/>
+          <w:highlight w:val="white"/>
+        </w:rPr>
+      </w:pPr>
+      <w:r>
+        <w:rPr>
+          <w:rFonts w:ascii="Cascadia Mono" w:hAnsi="Cascadia Mono" w:cs="Cascadia Mono"/>
+          <w:color w:val="000000"/>
+          <w:kern w:val="0"/>
+          <w:sz w:val="19"/>
+          <w:szCs w:val="19"/>
+          <w:highlight w:val="white"/>
+        </w:rPr>
+        <w:t xml:space="preserve">  { </w:t>
+      </w:r>
+      <w:r>
+        <w:rPr>
+          <w:rFonts w:ascii="Cascadia Mono" w:hAnsi="Cascadia Mono" w:cs="Cascadia Mono"/>
+          <w:color w:val="0000FF"/>
+          <w:kern w:val="0"/>
+          <w:sz w:val="19"/>
+          <w:szCs w:val="19"/>
+          <w:highlight w:val="white"/>
+        </w:rPr>
+        <w:t>if</w:t>
+      </w:r>
+      <w:r>
+        <w:rPr>
+          <w:rFonts w:ascii="Cascadia Mono" w:hAnsi="Cascadia Mono" w:cs="Cascadia Mono"/>
+          <w:color w:val="000000"/>
+          <w:kern w:val="0"/>
+          <w:sz w:val="19"/>
+          <w:szCs w:val="19"/>
+          <w:highlight w:val="white"/>
+        </w:rPr>
+        <w:t xml:space="preserve"> (</w:t>
+      </w:r>
+      <w:r>
+        <w:rPr>
+          <w:rFonts w:ascii="Cascadia Mono" w:hAnsi="Cascadia Mono" w:cs="Cascadia Mono"/>
+          <w:color w:val="808080"/>
+          <w:kern w:val="0"/>
+          <w:sz w:val="19"/>
+          <w:szCs w:val="19"/>
+          <w:highlight w:val="white"/>
+        </w:rPr>
+        <w:t>h</w:t>
+      </w:r>
+      <w:r>
+        <w:rPr>
+          <w:rFonts w:ascii="Cascadia Mono" w:hAnsi="Cascadia Mono" w:cs="Cascadia Mono"/>
+          <w:color w:val="000000"/>
+          <w:kern w:val="0"/>
+          <w:sz w:val="19"/>
+          <w:szCs w:val="19"/>
+          <w:highlight w:val="white"/>
+        </w:rPr>
+        <w:t xml:space="preserve"> == 0) { </w:t>
+      </w:r>
+      <w:r>
+        <w:rPr>
+          <w:rFonts w:ascii="Cascadia Mono" w:hAnsi="Cascadia Mono" w:cs="Cascadia Mono"/>
+          <w:color w:val="808080"/>
+          <w:kern w:val="0"/>
+          <w:sz w:val="19"/>
+          <w:szCs w:val="19"/>
+          <w:highlight w:val="white"/>
+        </w:rPr>
+        <w:t>h</w:t>
+      </w:r>
+      <w:r>
+        <w:rPr>
+          <w:rFonts w:ascii="Cascadia Mono" w:hAnsi="Cascadia Mono" w:cs="Cascadia Mono"/>
+          <w:color w:val="000000"/>
+          <w:kern w:val="0"/>
+          <w:sz w:val="19"/>
+          <w:szCs w:val="19"/>
+          <w:highlight w:val="white"/>
+        </w:rPr>
+        <w:t xml:space="preserve"> = </w:t>
+      </w:r>
+      <w:r>
+        <w:rPr>
+          <w:rFonts w:ascii="Cascadia Mono" w:hAnsi="Cascadia Mono" w:cs="Cascadia Mono"/>
+          <w:color w:val="0000FF"/>
+          <w:kern w:val="0"/>
+          <w:sz w:val="19"/>
+          <w:szCs w:val="19"/>
+          <w:highlight w:val="white"/>
+        </w:rPr>
+        <w:t>new</w:t>
+      </w:r>
+      <w:r>
+        <w:rPr>
+          <w:rFonts w:ascii="Cascadia Mono" w:hAnsi="Cascadia Mono" w:cs="Cascadia Mono"/>
+          <w:color w:val="000000"/>
+          <w:kern w:val="0"/>
+          <w:sz w:val="19"/>
+          <w:szCs w:val="19"/>
+          <w:highlight w:val="white"/>
+        </w:rPr>
+        <w:t xml:space="preserve"> </w:t>
+      </w:r>
+      <w:r>
+        <w:rPr>
+          <w:rFonts w:ascii="Cascadia Mono" w:hAnsi="Cascadia Mono" w:cs="Cascadia Mono"/>
+          <w:color w:val="2B91AF"/>
+          <w:kern w:val="0"/>
+          <w:sz w:val="19"/>
+          <w:szCs w:val="19"/>
+          <w:highlight w:val="white"/>
+        </w:rPr>
+        <w:t>node</w:t>
+      </w:r>
+      <w:r>
+        <w:rPr>
+          <w:rFonts w:ascii="Cascadia Mono" w:hAnsi="Cascadia Mono" w:cs="Cascadia Mono"/>
+          <w:color w:val="000000"/>
+          <w:kern w:val="0"/>
+          <w:sz w:val="19"/>
+          <w:szCs w:val="19"/>
+          <w:highlight w:val="white"/>
+        </w:rPr>
+        <w:t>(</w:t>
+      </w:r>
+      <w:r>
+        <w:rPr>
+          <w:rFonts w:ascii="Cascadia Mono" w:hAnsi="Cascadia Mono" w:cs="Cascadia Mono"/>
+          <w:color w:val="808080"/>
+          <w:kern w:val="0"/>
+          <w:sz w:val="19"/>
+          <w:szCs w:val="19"/>
+          <w:highlight w:val="white"/>
+        </w:rPr>
+        <w:t>x</w:t>
+      </w:r>
+      <w:r>
+        <w:rPr>
+          <w:rFonts w:ascii="Cascadia Mono" w:hAnsi="Cascadia Mono" w:cs="Cascadia Mono"/>
+          <w:color w:val="000000"/>
+          <w:kern w:val="0"/>
+          <w:sz w:val="19"/>
+          <w:szCs w:val="19"/>
+          <w:highlight w:val="white"/>
+        </w:rPr>
+        <w:t xml:space="preserve">); </w:t>
+      </w:r>
+      <w:r>
+        <w:rPr>
+          <w:rFonts w:ascii="Cascadia Mono" w:hAnsi="Cascadia Mono" w:cs="Cascadia Mono"/>
+          <w:color w:val="0000FF"/>
+          <w:kern w:val="0"/>
+          <w:sz w:val="19"/>
+          <w:szCs w:val="19"/>
+          <w:highlight w:val="white"/>
+        </w:rPr>
+        <w:t>return</w:t>
+      </w:r>
+      <w:r>
+        <w:rPr>
+          <w:rFonts w:ascii="Cascadia Mono" w:hAnsi="Cascadia Mono" w:cs="Cascadia Mono"/>
+          <w:color w:val="000000"/>
+          <w:kern w:val="0"/>
+          <w:sz w:val="19"/>
+          <w:szCs w:val="19"/>
+          <w:highlight w:val="white"/>
+        </w:rPr>
+        <w:t>; }</w:t>
+      </w:r>
+    </w:p>
+    <w:p>
+      <w:pPr>
+        <w:autoSpaceDE w:val="0"/>
+        <w:autoSpaceDN w:val="0"/>
+        <w:adjustRightInd w:val="0"/>
+        <w:spacing w:after="0" w:line="240" w:lineRule="auto"/>
+        <w:rPr>
+          <w:rFonts w:ascii="Cascadia Mono" w:hAnsi="Cascadia Mono" w:cs="Cascadia Mono"/>
+          <w:color w:val="008000"/>
+          <w:kern w:val="0"/>
+          <w:sz w:val="19"/>
+          <w:szCs w:val="19"/>
+          <w:highlight w:val="white"/>
+          <w:lang w:val="it-IT"/>
+        </w:rPr>
+      </w:pPr>
+      <w:r>
+        <w:rPr>
+          <w:rFonts w:ascii="Cascadia Mono" w:hAnsi="Cascadia Mono" w:cs="Cascadia Mono"/>
+          <w:color w:val="000000"/>
+          <w:kern w:val="0"/>
+          <w:sz w:val="19"/>
+          <w:szCs w:val="19"/>
+          <w:highlight w:val="white"/>
+          <w:lang w:val="it-IT"/>
+        </w:rPr>
+        <w:t xml:space="preserve">    </w:t>
+      </w:r>
+      <w:r>
+        <w:rPr>
+          <w:rFonts w:ascii="Cascadia Mono" w:hAnsi="Cascadia Mono" w:cs="Cascadia Mono"/>
+          <w:color w:val="0000FF"/>
+          <w:kern w:val="0"/>
+          <w:sz w:val="19"/>
+          <w:szCs w:val="19"/>
+          <w:highlight w:val="white"/>
+          <w:lang w:val="it-IT"/>
+        </w:rPr>
+        <w:t>if</w:t>
+      </w:r>
+      <w:r>
+        <w:rPr>
+          <w:rFonts w:ascii="Cascadia Mono" w:hAnsi="Cascadia Mono" w:cs="Cascadia Mono"/>
+          <w:color w:val="000000"/>
+          <w:kern w:val="0"/>
+          <w:sz w:val="19"/>
+          <w:szCs w:val="19"/>
+          <w:highlight w:val="white"/>
+          <w:lang w:val="it-IT"/>
+        </w:rPr>
+        <w:t xml:space="preserve"> (</w:t>
+      </w:r>
+      <w:r>
+        <w:rPr>
+          <w:rFonts w:ascii="Cascadia Mono" w:hAnsi="Cascadia Mono" w:cs="Cascadia Mono"/>
+          <w:color w:val="808080"/>
+          <w:kern w:val="0"/>
+          <w:sz w:val="19"/>
+          <w:szCs w:val="19"/>
+          <w:highlight w:val="white"/>
+          <w:lang w:val="it-IT"/>
+        </w:rPr>
+        <w:t>x</w:t>
+      </w:r>
+      <w:r>
+        <w:rPr>
+          <w:rFonts w:ascii="Cascadia Mono" w:hAnsi="Cascadia Mono" w:cs="Cascadia Mono"/>
+          <w:color w:val="000000"/>
+          <w:kern w:val="0"/>
+          <w:sz w:val="19"/>
+          <w:szCs w:val="19"/>
+          <w:highlight w:val="white"/>
+          <w:lang w:val="it-IT"/>
+        </w:rPr>
+        <w:t xml:space="preserve">.key() &lt;  </w:t>
+      </w:r>
+      <w:r>
+        <w:rPr>
+          <w:rFonts w:ascii="Cascadia Mono" w:hAnsi="Cascadia Mono" w:cs="Cascadia Mono"/>
+          <w:color w:val="808080"/>
+          <w:kern w:val="0"/>
+          <w:sz w:val="19"/>
+          <w:szCs w:val="19"/>
+          <w:highlight w:val="white"/>
+          <w:lang w:val="it-IT"/>
+        </w:rPr>
+        <w:t>h</w:t>
+      </w:r>
+      <w:r>
+        <w:rPr>
+          <w:rFonts w:ascii="Cascadia Mono" w:hAnsi="Cascadia Mono" w:cs="Cascadia Mono"/>
+          <w:color w:val="000000"/>
+          <w:kern w:val="0"/>
+          <w:sz w:val="19"/>
+          <w:szCs w:val="19"/>
+          <w:highlight w:val="white"/>
+          <w:lang w:val="it-IT"/>
+        </w:rPr>
+        <w:t xml:space="preserve">-&gt;item.key())  </w:t>
+      </w:r>
+      <w:r>
+        <w:rPr>
+          <w:rFonts w:ascii="Cascadia Mono" w:hAnsi="Cascadia Mono" w:cs="Cascadia Mono"/>
+          <w:color w:val="008000"/>
+          <w:kern w:val="0"/>
+          <w:sz w:val="19"/>
+          <w:szCs w:val="19"/>
+          <w:highlight w:val="white"/>
+          <w:lang w:val="it-IT"/>
+        </w:rPr>
+        <w:t>// se è minore inserisce e poi ruota a dx</w:t>
+      </w:r>
+    </w:p>
+    <w:p>
+      <w:pPr>
+        <w:autoSpaceDE w:val="0"/>
+        <w:autoSpaceDN w:val="0"/>
+        <w:adjustRightInd w:val="0"/>
+        <w:spacing w:after="0" w:line="240" w:lineRule="auto"/>
+        <w:rPr>
+          <w:rFonts w:ascii="Cascadia Mono" w:hAnsi="Cascadia Mono" w:cs="Cascadia Mono"/>
+          <w:color w:val="000000"/>
+          <w:kern w:val="0"/>
+          <w:sz w:val="19"/>
+          <w:szCs w:val="19"/>
+          <w:highlight w:val="white"/>
+        </w:rPr>
+      </w:pPr>
+      <w:r>
+        <w:rPr>
+          <w:rFonts w:ascii="Cascadia Mono" w:hAnsi="Cascadia Mono" w:cs="Cascadia Mono"/>
+          <w:color w:val="000000"/>
+          <w:kern w:val="0"/>
+          <w:sz w:val="19"/>
+          <w:szCs w:val="19"/>
+          <w:highlight w:val="white"/>
+          <w:lang w:val="it-IT"/>
+        </w:rPr>
+        <w:t xml:space="preserve">     </w:t>
+      </w:r>
+      <w:r>
+        <w:rPr>
+          <w:rFonts w:ascii="Cascadia Mono" w:hAnsi="Cascadia Mono" w:cs="Cascadia Mono"/>
+          <w:color w:val="000000"/>
+          <w:kern w:val="0"/>
+          <w:sz w:val="19"/>
+          <w:szCs w:val="19"/>
+          <w:highlight w:val="white"/>
+        </w:rPr>
+        <w:t>{ insert_rootR(</w:t>
+      </w:r>
+      <w:r>
+        <w:rPr>
+          <w:rFonts w:ascii="Cascadia Mono" w:hAnsi="Cascadia Mono" w:cs="Cascadia Mono"/>
+          <w:color w:val="808080"/>
+          <w:kern w:val="0"/>
+          <w:sz w:val="19"/>
+          <w:szCs w:val="19"/>
+          <w:highlight w:val="white"/>
+        </w:rPr>
+        <w:t>h</w:t>
+      </w:r>
+      <w:r>
+        <w:rPr>
+          <w:rFonts w:ascii="Cascadia Mono" w:hAnsi="Cascadia Mono" w:cs="Cascadia Mono"/>
+          <w:color w:val="000000"/>
+          <w:kern w:val="0"/>
+          <w:sz w:val="19"/>
+          <w:szCs w:val="19"/>
+          <w:highlight w:val="white"/>
+        </w:rPr>
+        <w:t xml:space="preserve">-&gt;l, </w:t>
+      </w:r>
+      <w:r>
+        <w:rPr>
+          <w:rFonts w:ascii="Cascadia Mono" w:hAnsi="Cascadia Mono" w:cs="Cascadia Mono"/>
+          <w:color w:val="808080"/>
+          <w:kern w:val="0"/>
+          <w:sz w:val="19"/>
+          <w:szCs w:val="19"/>
+          <w:highlight w:val="white"/>
+        </w:rPr>
+        <w:t>x</w:t>
+      </w:r>
+      <w:r>
+        <w:rPr>
+          <w:rFonts w:ascii="Cascadia Mono" w:hAnsi="Cascadia Mono" w:cs="Cascadia Mono"/>
+          <w:color w:val="000000"/>
+          <w:kern w:val="0"/>
+          <w:sz w:val="19"/>
+          <w:szCs w:val="19"/>
+          <w:highlight w:val="white"/>
+        </w:rPr>
+        <w:t>); rotR(</w:t>
+      </w:r>
+      <w:r>
+        <w:rPr>
+          <w:rFonts w:ascii="Cascadia Mono" w:hAnsi="Cascadia Mono" w:cs="Cascadia Mono"/>
+          <w:color w:val="808080"/>
+          <w:kern w:val="0"/>
+          <w:sz w:val="19"/>
+          <w:szCs w:val="19"/>
+          <w:highlight w:val="white"/>
+        </w:rPr>
+        <w:t>h</w:t>
+      </w:r>
+      <w:r>
+        <w:rPr>
+          <w:rFonts w:ascii="Cascadia Mono" w:hAnsi="Cascadia Mono" w:cs="Cascadia Mono"/>
+          <w:color w:val="000000"/>
+          <w:kern w:val="0"/>
+          <w:sz w:val="19"/>
+          <w:szCs w:val="19"/>
+          <w:highlight w:val="white"/>
+        </w:rPr>
+        <w:t>); }</w:t>
+      </w:r>
+    </w:p>
+    <w:p>
+      <w:pPr>
+        <w:autoSpaceDE w:val="0"/>
+        <w:autoSpaceDN w:val="0"/>
+        <w:adjustRightInd w:val="0"/>
+        <w:spacing w:after="0" w:line="240" w:lineRule="auto"/>
+        <w:rPr>
+          <w:rFonts w:ascii="Cascadia Mono" w:hAnsi="Cascadia Mono" w:cs="Cascadia Mono"/>
+          <w:color w:val="008000"/>
+          <w:kern w:val="0"/>
+          <w:sz w:val="19"/>
+          <w:szCs w:val="19"/>
+          <w:highlight w:val="white"/>
+          <w:lang w:val="it-IT"/>
+        </w:rPr>
+      </w:pPr>
+      <w:r>
+        <w:rPr>
+          <w:rFonts w:ascii="Cascadia Mono" w:hAnsi="Cascadia Mono" w:cs="Cascadia Mono"/>
+          <w:color w:val="000000"/>
+          <w:kern w:val="0"/>
+          <w:sz w:val="19"/>
+          <w:szCs w:val="19"/>
+          <w:highlight w:val="white"/>
+        </w:rPr>
+        <w:t xml:space="preserve">    </w:t>
+      </w:r>
+      <w:r>
+        <w:rPr>
+          <w:rFonts w:ascii="Cascadia Mono" w:hAnsi="Cascadia Mono" w:cs="Cascadia Mono"/>
+          <w:color w:val="0000FF"/>
+          <w:kern w:val="0"/>
+          <w:sz w:val="19"/>
+          <w:szCs w:val="19"/>
+          <w:highlight w:val="white"/>
+          <w:lang w:val="it-IT"/>
+        </w:rPr>
+        <w:t>else</w:t>
+      </w:r>
+      <w:r>
+        <w:rPr>
+          <w:rFonts w:ascii="Cascadia Mono" w:hAnsi="Cascadia Mono" w:cs="Cascadia Mono"/>
+          <w:color w:val="000000"/>
+          <w:kern w:val="0"/>
+          <w:sz w:val="19"/>
+          <w:szCs w:val="19"/>
+          <w:highlight w:val="white"/>
+          <w:lang w:val="it-IT"/>
+        </w:rPr>
+        <w:t xml:space="preserve"> { insert_rootR(</w:t>
+      </w:r>
+      <w:r>
+        <w:rPr>
+          <w:rFonts w:ascii="Cascadia Mono" w:hAnsi="Cascadia Mono" w:cs="Cascadia Mono"/>
+          <w:color w:val="808080"/>
+          <w:kern w:val="0"/>
+          <w:sz w:val="19"/>
+          <w:szCs w:val="19"/>
+          <w:highlight w:val="white"/>
+          <w:lang w:val="it-IT"/>
+        </w:rPr>
+        <w:t>h</w:t>
+      </w:r>
+      <w:r>
+        <w:rPr>
+          <w:rFonts w:ascii="Cascadia Mono" w:hAnsi="Cascadia Mono" w:cs="Cascadia Mono"/>
+          <w:color w:val="000000"/>
+          <w:kern w:val="0"/>
+          <w:sz w:val="19"/>
+          <w:szCs w:val="19"/>
+          <w:highlight w:val="white"/>
+          <w:lang w:val="it-IT"/>
+        </w:rPr>
+        <w:t xml:space="preserve">-&gt;r, </w:t>
+      </w:r>
+      <w:r>
+        <w:rPr>
+          <w:rFonts w:ascii="Cascadia Mono" w:hAnsi="Cascadia Mono" w:cs="Cascadia Mono"/>
+          <w:color w:val="808080"/>
+          <w:kern w:val="0"/>
+          <w:sz w:val="19"/>
+          <w:szCs w:val="19"/>
+          <w:highlight w:val="white"/>
+          <w:lang w:val="it-IT"/>
+        </w:rPr>
+        <w:t>x</w:t>
+      </w:r>
+      <w:r>
+        <w:rPr>
+          <w:rFonts w:ascii="Cascadia Mono" w:hAnsi="Cascadia Mono" w:cs="Cascadia Mono"/>
+          <w:color w:val="000000"/>
+          <w:kern w:val="0"/>
+          <w:sz w:val="19"/>
+          <w:szCs w:val="19"/>
+          <w:highlight w:val="white"/>
+          <w:lang w:val="it-IT"/>
+        </w:rPr>
+        <w:t>); rotL(</w:t>
+      </w:r>
+      <w:r>
+        <w:rPr>
+          <w:rFonts w:ascii="Cascadia Mono" w:hAnsi="Cascadia Mono" w:cs="Cascadia Mono"/>
+          <w:color w:val="808080"/>
+          <w:kern w:val="0"/>
+          <w:sz w:val="19"/>
+          <w:szCs w:val="19"/>
+          <w:highlight w:val="white"/>
+          <w:lang w:val="it-IT"/>
+        </w:rPr>
+        <w:t>h</w:t>
+      </w:r>
+      <w:r>
+        <w:rPr>
+          <w:rFonts w:ascii="Cascadia Mono" w:hAnsi="Cascadia Mono" w:cs="Cascadia Mono"/>
+          <w:color w:val="000000"/>
+          <w:kern w:val="0"/>
+          <w:sz w:val="19"/>
+          <w:szCs w:val="19"/>
+          <w:highlight w:val="white"/>
+          <w:lang w:val="it-IT"/>
+        </w:rPr>
+        <w:t xml:space="preserve">); } </w:t>
+      </w:r>
+      <w:r>
+        <w:rPr>
+          <w:rFonts w:ascii="Cascadia Mono" w:hAnsi="Cascadia Mono" w:cs="Cascadia Mono"/>
+          <w:color w:val="008000"/>
+          <w:kern w:val="0"/>
+          <w:sz w:val="19"/>
+          <w:szCs w:val="19"/>
+          <w:highlight w:val="white"/>
+          <w:lang w:val="it-IT"/>
+        </w:rPr>
+        <w:t>// altrimenti inserisce a destra e ruota a sinistra</w:t>
+      </w:r>
+    </w:p>
+    <w:p>
+      <w:pPr>
+        <w:rPr>
+          <w:rFonts w:ascii="Cascadia Mono" w:hAnsi="Cascadia Mono" w:cs="Cascadia Mono"/>
+          <w:color w:val="000000"/>
+          <w:kern w:val="0"/>
+          <w:sz w:val="19"/>
+          <w:szCs w:val="19"/>
+          <w:lang w:val="it-IT"/>
+        </w:rPr>
+      </w:pPr>
+      <w:r>
+        <w:rPr>
+          <w:rFonts w:ascii="Cascadia Mono" w:hAnsi="Cascadia Mono" w:cs="Cascadia Mono"/>
+          <w:color w:val="000000"/>
+          <w:kern w:val="0"/>
+          <w:sz w:val="19"/>
+          <w:szCs w:val="19"/>
+          <w:highlight w:val="white"/>
+          <w:lang w:val="it-IT"/>
+        </w:rPr>
+        <w:t xml:space="preserve">   </w:t>
+      </w:r>
+      <w:r>
+        <w:rPr>
+          <w:rFonts w:ascii="Cascadia Mono" w:hAnsi="Cascadia Mono" w:cs="Cascadia Mono"/>
+          <w:color w:val="000000"/>
+          <w:kern w:val="0"/>
+          <w:sz w:val="19"/>
+          <w:szCs w:val="19"/>
+          <w:highlight w:val="white"/>
+          <w:lang w:val="it-IT"/>
+        </w:rPr>
+        <w:t>}</w:t>
+      </w:r>
+    </w:p>
+    <w:p>
+      <w:pPr>
+        <w:rPr>
+          <w:lang w:val="it-IT"/>
+        </w:rPr>
+      </w:pPr>
+      <w:r>
+        <w:rPr>
+          <w:noProof/>
+          <w:lang w:val="it-IT"/>
+        </w:rPr>
+        <w:drawing>
+          <wp:anchor distT="0" distB="0" distL="114300" distR="114300" simplePos="0" relativeHeight="251658240" behindDoc="1" locked="0" layoutInCell="1" allowOverlap="1" wp14:anchorId="6BA94E5E" wp14:editId="2CC198D1">
+            <wp:simplePos x="0" y="0"/>
+            <wp:positionH relativeFrom="column">
+              <wp:posOffset>-107950</wp:posOffset>
+            </wp:positionH>
+            <wp:positionV relativeFrom="paragraph">
+              <wp:posOffset>509270</wp:posOffset>
+            </wp:positionV>
+            <wp:extent cx="5715000" cy="1250950"/>
+            <wp:effectExtent l="0" t="0" r="0" b="6350"/>
+            <wp:wrapTight wrapText="bothSides">
+              <wp:wrapPolygon edited="0">
+                <wp:start x="0" y="0"/>
+                <wp:lineTo x="0" y="21381"/>
+                <wp:lineTo x="21528" y="21381"/>
+                <wp:lineTo x="21528" y="0"/>
+                <wp:lineTo x="0" y="0"/>
+              </wp:wrapPolygon>
+            </wp:wrapTight>
+            <wp:docPr id="771972541" name="Picture 1"/>
+            <wp:cNvGraphicFramePr>
+              <a:graphicFrameLocks xmlns:a="http://schemas.openxmlformats.org/drawingml/2006/main" noChangeAspect="1"/>
+            </wp:cNvGraphicFramePr>
+            <a:graphic xmlns:a="http://schemas.openxmlformats.org/drawingml/2006/main">
+              <a:graphicData uri="http://schemas.openxmlformats.org/drawingml/2006/picture">
+                <pic:pic xmlns:pic="http://schemas.openxmlformats.org/drawingml/2006/picture">
+                  <pic:nvPicPr>
+                    <pic:cNvPr id="0" name="Picture 1"/>
+                    <pic:cNvPicPr>
+                      <a:picLocks noChangeAspect="1" noChangeArrowheads="1"/>
+                    </pic:cNvPicPr>
+                  </pic:nvPicPr>
+                  <pic:blipFill>
+                    <a:blip r:embed="rId7" cstate="print">
+                      <a:extLst>
+                        <a:ext uri="{28A0092B-C50C-407E-A947-70E740481C1C}">
+                          <a14:useLocalDpi xmlns:a14="http://schemas.microsoft.com/office/drawing/2010/main" val="0"/>
+                        </a:ext>
+                      </a:extLst>
+                    </a:blip>
+                    <a:srcRect/>
+                    <a:stretch>
+                      <a:fillRect/>
+                    </a:stretch>
+                  </pic:blipFill>
+                  <pic:spPr bwMode="auto">
+                    <a:xfrm>
+                      <a:off x="0" y="0"/>
+                      <a:ext cx="5715000" cy="1250950"/>
+                    </a:xfrm>
+                    <a:prstGeom prst="rect">
+                      <a:avLst/>
+                    </a:prstGeom>
+                    <a:noFill/>
+                    <a:ln>
+                      <a:noFill/>
+                    </a:ln>
+                  </pic:spPr>
+                </pic:pic>
+              </a:graphicData>
+            </a:graphic>
+          </wp:anchor>
+        </w:drawing>
+      </w:r>
+      <w:r>
+        <w:rPr>
+          <w:lang w:val="it-IT"/>
+        </w:rPr>
+        <w:t xml:space="preserve">Comunquie si richiama ricorsivamente perché </w:t>
+      </w:r>
+      <w:r>
+        <w:rPr>
+          <w:lang w:val="it-IT"/>
+        </w:rPr>
+        <w:t>una rotazione potrebbe non bastare e quindi continuare a ruotare finché non sale</w:t>
+      </w:r>
+      <w:r>
+        <w:rPr>
+          <w:lang w:val="it-IT"/>
+        </w:rPr>
+        <w:t>.</w:t>
+      </w:r>
+    </w:p>
+    <w:p>
+      <w:pPr>
+        <w:rPr>
+          <w:lang w:val="it-IT"/>
+        </w:rPr>
+      </w:pPr>
+    </w:p>
+    <w:p>
+      <w:pPr>
+        <w:rPr>
+          <w:lang w:val="it-IT"/>
+        </w:rPr>
+      </w:pPr>
+    </w:p>
+    <w:p>
+      <w:pPr>
+        <w:rPr>
+          <w:lang w:val="it-IT"/>
+        </w:rPr>
+      </w:pPr>
+      <w:r>
+        <w:rPr>
+          <w:lang w:val="it-IT"/>
+        </w:rPr>
+        <w:t>------</w:t>
+      </w:r>
+    </w:p>
+    <w:p>
+      <w:pPr>
+        <w:autoSpaceDE w:val="0"/>
+        <w:autoSpaceDN w:val="0"/>
+        <w:adjustRightInd w:val="0"/>
+        <w:spacing w:after="0" w:line="240" w:lineRule="auto"/>
+        <w:rPr>
+          <w:rFonts w:ascii="Cascadia Mono" w:hAnsi="Cascadia Mono" w:cs="Cascadia Mono"/>
+          <w:color w:val="008000"/>
+          <w:kern w:val="0"/>
+          <w:sz w:val="19"/>
+          <w:szCs w:val="19"/>
+          <w:highlight w:val="white"/>
+          <w:lang w:val="it-IT"/>
+        </w:rPr>
+      </w:pPr>
+      <w:r>
+        <w:rPr>
+          <w:rFonts w:ascii="Cascadia Mono" w:hAnsi="Cascadia Mono" w:cs="Cascadia Mono"/>
+          <w:color w:val="008000"/>
+          <w:kern w:val="0"/>
+          <w:sz w:val="19"/>
+          <w:szCs w:val="19"/>
+          <w:highlight w:val="white"/>
+          <w:lang w:val="it-IT"/>
+        </w:rPr>
+        <w:t>// restituisce il k-mo elemento con chiave minore dell'albero</w:t>
+      </w:r>
+    </w:p>
+    <w:p>
+      <w:pPr>
+        <w:autoSpaceDE w:val="0"/>
+        <w:autoSpaceDN w:val="0"/>
+        <w:adjustRightInd w:val="0"/>
+        <w:spacing w:after="0" w:line="240" w:lineRule="auto"/>
+        <w:rPr>
+          <w:rFonts w:ascii="Cascadia Mono" w:hAnsi="Cascadia Mono" w:cs="Cascadia Mono"/>
+          <w:color w:val="000000"/>
+          <w:kern w:val="0"/>
+          <w:sz w:val="19"/>
+          <w:szCs w:val="19"/>
+          <w:highlight w:val="white"/>
+        </w:rPr>
+      </w:pPr>
+      <w:r>
+        <w:rPr>
+          <w:rFonts w:ascii="Cascadia Mono" w:hAnsi="Cascadia Mono" w:cs="Cascadia Mono"/>
+          <w:color w:val="2B91AF"/>
+          <w:kern w:val="0"/>
+          <w:sz w:val="19"/>
+          <w:szCs w:val="19"/>
+          <w:highlight w:val="white"/>
+        </w:rPr>
+        <w:t>Item</w:t>
+      </w:r>
+      <w:r>
+        <w:rPr>
+          <w:rFonts w:ascii="Cascadia Mono" w:hAnsi="Cascadia Mono" w:cs="Cascadia Mono"/>
+          <w:color w:val="000000"/>
+          <w:kern w:val="0"/>
+          <w:sz w:val="19"/>
+          <w:szCs w:val="19"/>
+          <w:highlight w:val="white"/>
+        </w:rPr>
+        <w:t xml:space="preserve"> selectR(</w:t>
+      </w:r>
+      <w:r>
+        <w:rPr>
+          <w:rFonts w:ascii="Cascadia Mono" w:hAnsi="Cascadia Mono" w:cs="Cascadia Mono"/>
+          <w:color w:val="2B91AF"/>
+          <w:kern w:val="0"/>
+          <w:sz w:val="19"/>
+          <w:szCs w:val="19"/>
+          <w:highlight w:val="white"/>
+        </w:rPr>
+        <w:t>link</w:t>
+      </w:r>
+      <w:r>
+        <w:rPr>
+          <w:rFonts w:ascii="Cascadia Mono" w:hAnsi="Cascadia Mono" w:cs="Cascadia Mono"/>
+          <w:color w:val="000000"/>
+          <w:kern w:val="0"/>
+          <w:sz w:val="19"/>
+          <w:szCs w:val="19"/>
+          <w:highlight w:val="white"/>
+        </w:rPr>
+        <w:t xml:space="preserve"> </w:t>
+      </w:r>
+      <w:r>
+        <w:rPr>
+          <w:rFonts w:ascii="Cascadia Mono" w:hAnsi="Cascadia Mono" w:cs="Cascadia Mono"/>
+          <w:color w:val="808080"/>
+          <w:kern w:val="0"/>
+          <w:sz w:val="19"/>
+          <w:szCs w:val="19"/>
+          <w:highlight w:val="white"/>
+        </w:rPr>
+        <w:t>h</w:t>
+      </w:r>
+      <w:r>
+        <w:rPr>
+          <w:rFonts w:ascii="Cascadia Mono" w:hAnsi="Cascadia Mono" w:cs="Cascadia Mono"/>
+          <w:color w:val="000000"/>
+          <w:kern w:val="0"/>
+          <w:sz w:val="19"/>
+          <w:szCs w:val="19"/>
+          <w:highlight w:val="white"/>
+        </w:rPr>
+        <w:t xml:space="preserve">, </w:t>
+      </w:r>
+      <w:r>
+        <w:rPr>
+          <w:rFonts w:ascii="Cascadia Mono" w:hAnsi="Cascadia Mono" w:cs="Cascadia Mono"/>
+          <w:color w:val="0000FF"/>
+          <w:kern w:val="0"/>
+          <w:sz w:val="19"/>
+          <w:szCs w:val="19"/>
+          <w:highlight w:val="white"/>
+        </w:rPr>
+        <w:t>int</w:t>
+      </w:r>
+      <w:r>
+        <w:rPr>
+          <w:rFonts w:ascii="Cascadia Mono" w:hAnsi="Cascadia Mono" w:cs="Cascadia Mono"/>
+          <w:color w:val="000000"/>
+          <w:kern w:val="0"/>
+          <w:sz w:val="19"/>
+          <w:szCs w:val="19"/>
+          <w:highlight w:val="white"/>
+        </w:rPr>
+        <w:t xml:space="preserve"> </w:t>
+      </w:r>
+      <w:r>
+        <w:rPr>
+          <w:rFonts w:ascii="Cascadia Mono" w:hAnsi="Cascadia Mono" w:cs="Cascadia Mono"/>
+          <w:color w:val="808080"/>
+          <w:kern w:val="0"/>
+          <w:sz w:val="19"/>
+          <w:szCs w:val="19"/>
+          <w:highlight w:val="white"/>
+        </w:rPr>
+        <w:t>k</w:t>
+      </w:r>
+      <w:r>
+        <w:rPr>
+          <w:rFonts w:ascii="Cascadia Mono" w:hAnsi="Cascadia Mono" w:cs="Cascadia Mono"/>
+          <w:color w:val="000000"/>
+          <w:kern w:val="0"/>
+          <w:sz w:val="19"/>
+          <w:szCs w:val="19"/>
+          <w:highlight w:val="white"/>
+        </w:rPr>
+        <w:t>)</w:t>
+      </w:r>
+    </w:p>
+    <w:p>
+      <w:pPr>
+        <w:autoSpaceDE w:val="0"/>
+        <w:autoSpaceDN w:val="0"/>
+        <w:adjustRightInd w:val="0"/>
+        <w:spacing w:after="0" w:line="240" w:lineRule="auto"/>
+        <w:rPr>
+          <w:rFonts w:ascii="Cascadia Mono" w:hAnsi="Cascadia Mono" w:cs="Cascadia Mono"/>
+          <w:color w:val="000000"/>
+          <w:kern w:val="0"/>
+          <w:sz w:val="19"/>
+          <w:szCs w:val="19"/>
+          <w:highlight w:val="white"/>
+        </w:rPr>
+      </w:pPr>
+      <w:r>
+        <w:rPr>
+          <w:rFonts w:ascii="Cascadia Mono" w:hAnsi="Cascadia Mono" w:cs="Cascadia Mono"/>
+          <w:color w:val="000000"/>
+          <w:kern w:val="0"/>
+          <w:sz w:val="19"/>
+          <w:szCs w:val="19"/>
+          <w:highlight w:val="white"/>
+        </w:rPr>
+        <w:t>{</w:t>
+      </w:r>
+    </w:p>
+    <w:p>
+      <w:pPr>
+        <w:autoSpaceDE w:val="0"/>
+        <w:autoSpaceDN w:val="0"/>
+        <w:adjustRightInd w:val="0"/>
+        <w:spacing w:after="0" w:line="240" w:lineRule="auto"/>
+        <w:rPr>
+          <w:rFonts w:ascii="Cascadia Mono" w:hAnsi="Cascadia Mono" w:cs="Cascadia Mono"/>
+          <w:color w:val="000000"/>
+          <w:kern w:val="0"/>
+          <w:sz w:val="19"/>
+          <w:szCs w:val="19"/>
+          <w:highlight w:val="white"/>
+        </w:rPr>
+      </w:pPr>
+      <w:r>
+        <w:rPr>
+          <w:noProof/>
+        </w:rPr>
+        <w:drawing>
+          <wp:anchor distT="0" distB="0" distL="114300" distR="114300" simplePos="0" relativeHeight="251659264" behindDoc="0" locked="0" layoutInCell="1" allowOverlap="1" wp14:anchorId="64F48DF5" wp14:editId="1BFD0953">
+            <wp:simplePos x="0" y="0"/>
+            <wp:positionH relativeFrom="column">
+              <wp:posOffset>3845560</wp:posOffset>
+            </wp:positionH>
+            <wp:positionV relativeFrom="paragraph">
+              <wp:posOffset>10160</wp:posOffset>
+            </wp:positionV>
+            <wp:extent cx="1511300" cy="1381125"/>
+            <wp:effectExtent l="0" t="0" r="0" b="9525"/>
+            <wp:wrapThrough wrapText="bothSides">
+              <wp:wrapPolygon edited="0">
+                <wp:start x="0" y="0"/>
+                <wp:lineTo x="0" y="21451"/>
+                <wp:lineTo x="21237" y="21451"/>
+                <wp:lineTo x="21237" y="0"/>
+                <wp:lineTo x="0" y="0"/>
+              </wp:wrapPolygon>
+            </wp:wrapThrough>
+            <wp:docPr id="965302185" name="Picture 8"/>
+            <wp:cNvGraphicFramePr>
+              <a:graphicFrameLocks xmlns:a="http://schemas.openxmlformats.org/drawingml/2006/main" noChangeAspect="1"/>
+            </wp:cNvGraphicFramePr>
+            <a:graphic xmlns:a="http://schemas.openxmlformats.org/drawingml/2006/main">
+              <a:graphicData uri="http://schemas.openxmlformats.org/drawingml/2006/picture">
+                <pic:pic xmlns:pic="http://schemas.openxmlformats.org/drawingml/2006/picture">
+                  <pic:nvPicPr>
+                    <pic:cNvPr id="0" name="Picture 29"/>
+                    <pic:cNvPicPr>
+                      <a:picLocks noChangeAspect="1" noChangeArrowheads="1"/>
+                    </pic:cNvPicPr>
+                  </pic:nvPicPr>
+                  <pic:blipFill>
+                    <a:blip r:embed="rId8">
+                      <a:extLst>
+                        <a:ext uri="{28A0092B-C50C-407E-A947-70E740481C1C}">
+                          <a14:useLocalDpi xmlns:a14="http://schemas.microsoft.com/office/drawing/2010/main" val="0"/>
+                        </a:ext>
+                      </a:extLst>
+                    </a:blip>
+                    <a:srcRect/>
+                    <a:stretch>
+                      <a:fillRect/>
+                    </a:stretch>
+                  </pic:blipFill>
+                  <pic:spPr bwMode="auto">
+                    <a:xfrm>
+                      <a:off x="0" y="0"/>
+                      <a:ext cx="1511300" cy="1381125"/>
+                    </a:xfrm>
+                    <a:prstGeom prst="rect">
+                      <a:avLst/>
+                    </a:prstGeom>
+                    <a:noFill/>
+                    <a:ln>
+                      <a:noFill/>
+                    </a:ln>
+                  </pic:spPr>
+                </pic:pic>
+              </a:graphicData>
+            </a:graphic>
+            <wp14:sizeRelH relativeFrom="page">
+              <wp14:pctWidth>0</wp14:pctWidth>
+            </wp14:sizeRelH>
+            <wp14:sizeRelV relativeFrom="page">
+              <wp14:pctHeight>0</wp14:pctHeight>
+            </wp14:sizeRelV>
+          </wp:anchor>
+        </w:drawing>
+      </w:r>
+      <w:r>
+        <w:rPr>
+          <w:rFonts w:ascii="Cascadia Mono" w:hAnsi="Cascadia Mono" w:cs="Cascadia Mono"/>
+          <w:color w:val="000000"/>
+          <w:kern w:val="0"/>
+          <w:sz w:val="19"/>
+          <w:szCs w:val="19"/>
+          <w:highlight w:val="white"/>
+        </w:rPr>
+        <w:t xml:space="preserve"> </w:t>
+      </w:r>
+      <w:r>
+        <w:rPr>
+          <w:rFonts w:ascii="Cascadia Mono" w:hAnsi="Cascadia Mono" w:cs="Cascadia Mono"/>
+          <w:color w:val="0000FF"/>
+          <w:kern w:val="0"/>
+          <w:sz w:val="19"/>
+          <w:szCs w:val="19"/>
+          <w:highlight w:val="white"/>
+        </w:rPr>
+        <w:t>if</w:t>
+      </w:r>
+      <w:r>
+        <w:rPr>
+          <w:rFonts w:ascii="Cascadia Mono" w:hAnsi="Cascadia Mono" w:cs="Cascadia Mono"/>
+          <w:color w:val="000000"/>
+          <w:kern w:val="0"/>
+          <w:sz w:val="19"/>
+          <w:szCs w:val="19"/>
+          <w:highlight w:val="white"/>
+        </w:rPr>
+        <w:t xml:space="preserve"> (</w:t>
+      </w:r>
+      <w:r>
+        <w:rPr>
+          <w:rFonts w:ascii="Cascadia Mono" w:hAnsi="Cascadia Mono" w:cs="Cascadia Mono"/>
+          <w:color w:val="808080"/>
+          <w:kern w:val="0"/>
+          <w:sz w:val="19"/>
+          <w:szCs w:val="19"/>
+          <w:highlight w:val="white"/>
+        </w:rPr>
+        <w:t>h</w:t>
+      </w:r>
+      <w:r>
+        <w:rPr>
+          <w:rFonts w:ascii="Cascadia Mono" w:hAnsi="Cascadia Mono" w:cs="Cascadia Mono"/>
+          <w:color w:val="000000"/>
+          <w:kern w:val="0"/>
+          <w:sz w:val="19"/>
+          <w:szCs w:val="19"/>
+          <w:highlight w:val="white"/>
+        </w:rPr>
+        <w:t xml:space="preserve"> == 0) </w:t>
+      </w:r>
+      <w:r>
+        <w:rPr>
+          <w:rFonts w:ascii="Cascadia Mono" w:hAnsi="Cascadia Mono" w:cs="Cascadia Mono"/>
+          <w:color w:val="0000FF"/>
+          <w:kern w:val="0"/>
+          <w:sz w:val="19"/>
+          <w:szCs w:val="19"/>
+          <w:highlight w:val="white"/>
+        </w:rPr>
+        <w:t>return</w:t>
+      </w:r>
+      <w:r>
+        <w:rPr>
+          <w:rFonts w:ascii="Cascadia Mono" w:hAnsi="Cascadia Mono" w:cs="Cascadia Mono"/>
+          <w:color w:val="000000"/>
+          <w:kern w:val="0"/>
+          <w:sz w:val="19"/>
+          <w:szCs w:val="19"/>
+          <w:highlight w:val="white"/>
+        </w:rPr>
+        <w:t xml:space="preserve"> nullItem;</w:t>
+      </w:r>
+    </w:p>
+    <w:p>
+      <w:pPr>
+        <w:autoSpaceDE w:val="0"/>
+        <w:autoSpaceDN w:val="0"/>
+        <w:adjustRightInd w:val="0"/>
+        <w:spacing w:after="0" w:line="240" w:lineRule="auto"/>
+        <w:rPr>
+          <w:rFonts w:ascii="Cascadia Mono" w:hAnsi="Cascadia Mono" w:cs="Cascadia Mono"/>
+          <w:color w:val="000000"/>
+          <w:kern w:val="0"/>
+          <w:sz w:val="19"/>
+          <w:szCs w:val="19"/>
+          <w:highlight w:val="white"/>
+        </w:rPr>
+      </w:pPr>
+      <w:r>
+        <w:rPr>
+          <w:rFonts w:ascii="Cascadia Mono" w:hAnsi="Cascadia Mono" w:cs="Cascadia Mono"/>
+          <w:color w:val="000000"/>
+          <w:kern w:val="0"/>
+          <w:sz w:val="19"/>
+          <w:szCs w:val="19"/>
+          <w:highlight w:val="white"/>
+        </w:rPr>
+        <w:t xml:space="preserve"> </w:t>
+      </w:r>
+      <w:r>
+        <w:rPr>
+          <w:rFonts w:ascii="Cascadia Mono" w:hAnsi="Cascadia Mono" w:cs="Cascadia Mono"/>
+          <w:color w:val="0000FF"/>
+          <w:kern w:val="0"/>
+          <w:sz w:val="19"/>
+          <w:szCs w:val="19"/>
+          <w:highlight w:val="white"/>
+        </w:rPr>
+        <w:t>int</w:t>
+      </w:r>
+      <w:r>
+        <w:rPr>
+          <w:rFonts w:ascii="Cascadia Mono" w:hAnsi="Cascadia Mono" w:cs="Cascadia Mono"/>
+          <w:color w:val="000000"/>
+          <w:kern w:val="0"/>
+          <w:sz w:val="19"/>
+          <w:szCs w:val="19"/>
+          <w:highlight w:val="white"/>
+        </w:rPr>
+        <w:t xml:space="preserve"> t = tree_size(</w:t>
+      </w:r>
+      <w:r>
+        <w:rPr>
+          <w:rFonts w:ascii="Cascadia Mono" w:hAnsi="Cascadia Mono" w:cs="Cascadia Mono"/>
+          <w:color w:val="808080"/>
+          <w:kern w:val="0"/>
+          <w:sz w:val="19"/>
+          <w:szCs w:val="19"/>
+          <w:highlight w:val="white"/>
+        </w:rPr>
+        <w:t>h</w:t>
+      </w:r>
+      <w:r>
+        <w:rPr>
+          <w:rFonts w:ascii="Cascadia Mono" w:hAnsi="Cascadia Mono" w:cs="Cascadia Mono"/>
+          <w:color w:val="000000"/>
+          <w:kern w:val="0"/>
+          <w:sz w:val="19"/>
+          <w:szCs w:val="19"/>
+          <w:highlight w:val="white"/>
+        </w:rPr>
+        <w:t>-&gt;l);</w:t>
+      </w:r>
+    </w:p>
+    <w:p>
+      <w:pPr>
+        <w:autoSpaceDE w:val="0"/>
+        <w:autoSpaceDN w:val="0"/>
+        <w:adjustRightInd w:val="0"/>
+        <w:spacing w:after="0" w:line="240" w:lineRule="auto"/>
+        <w:rPr>
+          <w:rFonts w:ascii="Cascadia Mono" w:hAnsi="Cascadia Mono" w:cs="Cascadia Mono"/>
+          <w:color w:val="000000"/>
+          <w:kern w:val="0"/>
+          <w:sz w:val="19"/>
+          <w:szCs w:val="19"/>
+          <w:highlight w:val="white"/>
+        </w:rPr>
+      </w:pPr>
+      <w:r>
+        <w:rPr>
+          <w:rFonts w:ascii="Cascadia Mono" w:hAnsi="Cascadia Mono" w:cs="Cascadia Mono"/>
+          <w:color w:val="000000"/>
+          <w:kern w:val="0"/>
+          <w:sz w:val="19"/>
+          <w:szCs w:val="19"/>
+          <w:highlight w:val="white"/>
+        </w:rPr>
+        <w:t xml:space="preserve"> </w:t>
+      </w:r>
+      <w:r>
+        <w:rPr>
+          <w:rFonts w:ascii="Cascadia Mono" w:hAnsi="Cascadia Mono" w:cs="Cascadia Mono"/>
+          <w:color w:val="0000FF"/>
+          <w:kern w:val="0"/>
+          <w:sz w:val="19"/>
+          <w:szCs w:val="19"/>
+          <w:highlight w:val="white"/>
+        </w:rPr>
+        <w:t>if</w:t>
+      </w:r>
+      <w:r>
+        <w:rPr>
+          <w:rFonts w:ascii="Cascadia Mono" w:hAnsi="Cascadia Mono" w:cs="Cascadia Mono"/>
+          <w:color w:val="000000"/>
+          <w:kern w:val="0"/>
+          <w:sz w:val="19"/>
+          <w:szCs w:val="19"/>
+          <w:highlight w:val="white"/>
+        </w:rPr>
+        <w:t xml:space="preserve"> (t &gt; </w:t>
+      </w:r>
+      <w:r>
+        <w:rPr>
+          <w:rFonts w:ascii="Cascadia Mono" w:hAnsi="Cascadia Mono" w:cs="Cascadia Mono"/>
+          <w:color w:val="808080"/>
+          <w:kern w:val="0"/>
+          <w:sz w:val="19"/>
+          <w:szCs w:val="19"/>
+          <w:highlight w:val="white"/>
+        </w:rPr>
+        <w:t>k</w:t>
+      </w:r>
+      <w:r>
+        <w:rPr>
+          <w:rFonts w:ascii="Cascadia Mono" w:hAnsi="Cascadia Mono" w:cs="Cascadia Mono"/>
+          <w:color w:val="000000"/>
+          <w:kern w:val="0"/>
+          <w:sz w:val="19"/>
+          <w:szCs w:val="19"/>
+          <w:highlight w:val="white"/>
+        </w:rPr>
+        <w:t xml:space="preserve">) </w:t>
+      </w:r>
+      <w:r>
+        <w:rPr>
+          <w:rFonts w:ascii="Cascadia Mono" w:hAnsi="Cascadia Mono" w:cs="Cascadia Mono"/>
+          <w:color w:val="0000FF"/>
+          <w:kern w:val="0"/>
+          <w:sz w:val="19"/>
+          <w:szCs w:val="19"/>
+          <w:highlight w:val="white"/>
+        </w:rPr>
+        <w:t>return</w:t>
+      </w:r>
+      <w:r>
+        <w:rPr>
+          <w:rFonts w:ascii="Cascadia Mono" w:hAnsi="Cascadia Mono" w:cs="Cascadia Mono"/>
+          <w:color w:val="000000"/>
+          <w:kern w:val="0"/>
+          <w:sz w:val="19"/>
+          <w:szCs w:val="19"/>
+          <w:highlight w:val="white"/>
+        </w:rPr>
+        <w:t xml:space="preserve"> selectR(</w:t>
+      </w:r>
+      <w:r>
+        <w:rPr>
+          <w:rFonts w:ascii="Cascadia Mono" w:hAnsi="Cascadia Mono" w:cs="Cascadia Mono"/>
+          <w:color w:val="808080"/>
+          <w:kern w:val="0"/>
+          <w:sz w:val="19"/>
+          <w:szCs w:val="19"/>
+          <w:highlight w:val="white"/>
+        </w:rPr>
+        <w:t>h</w:t>
+      </w:r>
+      <w:r>
+        <w:rPr>
+          <w:rFonts w:ascii="Cascadia Mono" w:hAnsi="Cascadia Mono" w:cs="Cascadia Mono"/>
+          <w:color w:val="000000"/>
+          <w:kern w:val="0"/>
+          <w:sz w:val="19"/>
+          <w:szCs w:val="19"/>
+          <w:highlight w:val="white"/>
+        </w:rPr>
+        <w:t xml:space="preserve">-&gt;l, </w:t>
+      </w:r>
+      <w:r>
+        <w:rPr>
+          <w:rFonts w:ascii="Cascadia Mono" w:hAnsi="Cascadia Mono" w:cs="Cascadia Mono"/>
+          <w:color w:val="808080"/>
+          <w:kern w:val="0"/>
+          <w:sz w:val="19"/>
+          <w:szCs w:val="19"/>
+          <w:highlight w:val="white"/>
+        </w:rPr>
+        <w:t>k</w:t>
+      </w:r>
+      <w:r>
+        <w:rPr>
+          <w:rFonts w:ascii="Cascadia Mono" w:hAnsi="Cascadia Mono" w:cs="Cascadia Mono"/>
+          <w:color w:val="000000"/>
+          <w:kern w:val="0"/>
+          <w:sz w:val="19"/>
+          <w:szCs w:val="19"/>
+          <w:highlight w:val="white"/>
+        </w:rPr>
+        <w:t>);</w:t>
+      </w:r>
+    </w:p>
+    <w:p>
+      <w:pPr>
+        <w:autoSpaceDE w:val="0"/>
+        <w:autoSpaceDN w:val="0"/>
+        <w:adjustRightInd w:val="0"/>
+        <w:spacing w:after="0" w:line="240" w:lineRule="auto"/>
+        <w:rPr>
+          <w:rFonts w:ascii="Cascadia Mono" w:hAnsi="Cascadia Mono" w:cs="Cascadia Mono"/>
+          <w:color w:val="000000"/>
+          <w:kern w:val="0"/>
+          <w:sz w:val="19"/>
+          <w:szCs w:val="19"/>
+          <w:highlight w:val="white"/>
+        </w:rPr>
+      </w:pPr>
+      <w:r>
+        <w:rPr>
+          <w:rFonts w:ascii="Cascadia Mono" w:hAnsi="Cascadia Mono" w:cs="Cascadia Mono"/>
+          <w:color w:val="000000"/>
+          <w:kern w:val="0"/>
+          <w:sz w:val="19"/>
+          <w:szCs w:val="19"/>
+          <w:highlight w:val="white"/>
+        </w:rPr>
+        <w:t xml:space="preserve"> </w:t>
+      </w:r>
+      <w:r>
+        <w:rPr>
+          <w:rFonts w:ascii="Cascadia Mono" w:hAnsi="Cascadia Mono" w:cs="Cascadia Mono"/>
+          <w:color w:val="0000FF"/>
+          <w:kern w:val="0"/>
+          <w:sz w:val="19"/>
+          <w:szCs w:val="19"/>
+          <w:highlight w:val="white"/>
+        </w:rPr>
+        <w:t>if</w:t>
+      </w:r>
+      <w:r>
+        <w:rPr>
+          <w:rFonts w:ascii="Cascadia Mono" w:hAnsi="Cascadia Mono" w:cs="Cascadia Mono"/>
+          <w:color w:val="000000"/>
+          <w:kern w:val="0"/>
+          <w:sz w:val="19"/>
+          <w:szCs w:val="19"/>
+          <w:highlight w:val="white"/>
+        </w:rPr>
+        <w:t xml:space="preserve"> (t &lt; </w:t>
+      </w:r>
+      <w:r>
+        <w:rPr>
+          <w:rFonts w:ascii="Cascadia Mono" w:hAnsi="Cascadia Mono" w:cs="Cascadia Mono"/>
+          <w:color w:val="808080"/>
+          <w:kern w:val="0"/>
+          <w:sz w:val="19"/>
+          <w:szCs w:val="19"/>
+          <w:highlight w:val="white"/>
+        </w:rPr>
+        <w:t>k</w:t>
+      </w:r>
+      <w:r>
+        <w:rPr>
+          <w:rFonts w:ascii="Cascadia Mono" w:hAnsi="Cascadia Mono" w:cs="Cascadia Mono"/>
+          <w:color w:val="000000"/>
+          <w:kern w:val="0"/>
+          <w:sz w:val="19"/>
+          <w:szCs w:val="19"/>
+          <w:highlight w:val="white"/>
+        </w:rPr>
+        <w:t xml:space="preserve">) </w:t>
+      </w:r>
+      <w:r>
+        <w:rPr>
+          <w:rFonts w:ascii="Cascadia Mono" w:hAnsi="Cascadia Mono" w:cs="Cascadia Mono"/>
+          <w:color w:val="0000FF"/>
+          <w:kern w:val="0"/>
+          <w:sz w:val="19"/>
+          <w:szCs w:val="19"/>
+          <w:highlight w:val="white"/>
+        </w:rPr>
+        <w:t>return</w:t>
+      </w:r>
+      <w:r>
+        <w:rPr>
+          <w:rFonts w:ascii="Cascadia Mono" w:hAnsi="Cascadia Mono" w:cs="Cascadia Mono"/>
+          <w:color w:val="000000"/>
+          <w:kern w:val="0"/>
+          <w:sz w:val="19"/>
+          <w:szCs w:val="19"/>
+          <w:highlight w:val="white"/>
+        </w:rPr>
+        <w:t xml:space="preserve"> selectR(</w:t>
+      </w:r>
+      <w:r>
+        <w:rPr>
+          <w:rFonts w:ascii="Cascadia Mono" w:hAnsi="Cascadia Mono" w:cs="Cascadia Mono"/>
+          <w:color w:val="808080"/>
+          <w:kern w:val="0"/>
+          <w:sz w:val="19"/>
+          <w:szCs w:val="19"/>
+          <w:highlight w:val="white"/>
+        </w:rPr>
+        <w:t>h</w:t>
+      </w:r>
+      <w:r>
+        <w:rPr>
+          <w:rFonts w:ascii="Cascadia Mono" w:hAnsi="Cascadia Mono" w:cs="Cascadia Mono"/>
+          <w:color w:val="000000"/>
+          <w:kern w:val="0"/>
+          <w:sz w:val="19"/>
+          <w:szCs w:val="19"/>
+          <w:highlight w:val="white"/>
+        </w:rPr>
+        <w:t xml:space="preserve">-&gt;r, </w:t>
+      </w:r>
+      <w:r>
+        <w:rPr>
+          <w:rFonts w:ascii="Cascadia Mono" w:hAnsi="Cascadia Mono" w:cs="Cascadia Mono"/>
+          <w:color w:val="808080"/>
+          <w:kern w:val="0"/>
+          <w:sz w:val="19"/>
+          <w:szCs w:val="19"/>
+          <w:highlight w:val="white"/>
+        </w:rPr>
+        <w:t>k</w:t>
+      </w:r>
+      <w:r>
+        <w:rPr>
+          <w:rFonts w:ascii="Cascadia Mono" w:hAnsi="Cascadia Mono" w:cs="Cascadia Mono"/>
+          <w:color w:val="000000"/>
+          <w:kern w:val="0"/>
+          <w:sz w:val="19"/>
+          <w:szCs w:val="19"/>
+          <w:highlight w:val="white"/>
+        </w:rPr>
+        <w:t xml:space="preserve">-t-1);  </w:t>
+      </w:r>
+    </w:p>
+    <w:p>
+      <w:pPr>
+        <w:autoSpaceDE w:val="0"/>
+        <w:autoSpaceDN w:val="0"/>
+        <w:adjustRightInd w:val="0"/>
+        <w:spacing w:after="0" w:line="240" w:lineRule="auto"/>
+        <w:rPr>
+          <w:rFonts w:ascii="Cascadia Mono" w:hAnsi="Cascadia Mono" w:cs="Cascadia Mono"/>
+          <w:color w:val="000000"/>
+          <w:kern w:val="0"/>
+          <w:sz w:val="19"/>
+          <w:szCs w:val="19"/>
+          <w:highlight w:val="white"/>
+        </w:rPr>
+      </w:pPr>
+      <w:r>
+        <w:rPr>
+          <w:rFonts w:ascii="Cascadia Mono" w:hAnsi="Cascadia Mono" w:cs="Cascadia Mono"/>
+          <w:color w:val="000000"/>
+          <w:kern w:val="0"/>
+          <w:sz w:val="19"/>
+          <w:szCs w:val="19"/>
+          <w:highlight w:val="white"/>
+        </w:rPr>
+        <w:t xml:space="preserve"> </w:t>
+      </w:r>
+      <w:r>
+        <w:rPr>
+          <w:rFonts w:ascii="Cascadia Mono" w:hAnsi="Cascadia Mono" w:cs="Cascadia Mono"/>
+          <w:color w:val="0000FF"/>
+          <w:kern w:val="0"/>
+          <w:sz w:val="19"/>
+          <w:szCs w:val="19"/>
+          <w:highlight w:val="white"/>
+        </w:rPr>
+        <w:t>return</w:t>
+      </w:r>
+      <w:r>
+        <w:rPr>
+          <w:rFonts w:ascii="Cascadia Mono" w:hAnsi="Cascadia Mono" w:cs="Cascadia Mono"/>
+          <w:color w:val="000000"/>
+          <w:kern w:val="0"/>
+          <w:sz w:val="19"/>
+          <w:szCs w:val="19"/>
+          <w:highlight w:val="white"/>
+        </w:rPr>
+        <w:t xml:space="preserve"> </w:t>
+      </w:r>
+      <w:r>
+        <w:rPr>
+          <w:rFonts w:ascii="Cascadia Mono" w:hAnsi="Cascadia Mono" w:cs="Cascadia Mono"/>
+          <w:color w:val="808080"/>
+          <w:kern w:val="0"/>
+          <w:sz w:val="19"/>
+          <w:szCs w:val="19"/>
+          <w:highlight w:val="white"/>
+        </w:rPr>
+        <w:t>h</w:t>
+      </w:r>
+      <w:r>
+        <w:rPr>
+          <w:rFonts w:ascii="Cascadia Mono" w:hAnsi="Cascadia Mono" w:cs="Cascadia Mono"/>
+          <w:color w:val="000000"/>
+          <w:kern w:val="0"/>
+          <w:sz w:val="19"/>
+          <w:szCs w:val="19"/>
+          <w:highlight w:val="white"/>
+        </w:rPr>
+        <w:t>-&gt;item;</w:t>
+      </w:r>
+    </w:p>
+    <w:p>
+      <w:r>
+        <w:rPr>
+          <w:rFonts w:ascii="Cascadia Mono" w:hAnsi="Cascadia Mono" w:cs="Cascadia Mono"/>
+          <w:color w:val="000000"/>
+          <w:kern w:val="0"/>
+          <w:sz w:val="19"/>
+          <w:szCs w:val="19"/>
+          <w:highlight w:val="white"/>
+        </w:rPr>
+        <w:t>}</w:t>
+      </w:r>
+    </w:p>
+    <w:p>
+      <w:pPr>
+        <w:rPr>
+          <w:lang w:val="it-IT"/>
+        </w:rPr>
+      </w:pPr>
+      <w:r>
+        <w:rPr>
+          <w:lang w:val="it-IT"/>
+        </w:rPr>
+        <w:t xml:space="preserve">Ritorna </w:t>
+      </w:r>
+      <w:r>
+        <w:rPr>
+          <w:lang w:val="it-IT"/>
+        </w:rPr>
+        <w:t xml:space="preserve">n-essimo element </w:t>
+      </w:r>
+      <w:r>
+        <w:rPr>
+          <w:lang w:val="it-IT"/>
+        </w:rPr>
+        <w:t>con chiave più piccola</w:t>
+      </w:r>
+    </w:p>
+    <w:p>
+      <w:pPr>
+        <w:rPr>
+          <w:lang w:val="it-IT"/>
+        </w:rPr>
+      </w:pPr>
+      <w:r>
+        <w:rPr>
+          <w:lang w:val="it-IT"/>
+        </w:rPr>
+        <w:t>Slect(0)</w:t>
+      </w:r>
+      <w:r>
+        <w:rPr>
+          <w:lang w:val="it-IT"/>
+        </w:rPr>
+        <w:t>-&gt; 1</w:t>
+      </w:r>
+    </w:p>
+    <w:p>
+      <w:pPr>
+        <w:rPr>
+          <w:lang w:val="it-IT"/>
+        </w:rPr>
+      </w:pPr>
+      <w:r>
+        <w:rPr>
+          <w:lang w:val="it-IT"/>
+        </w:rPr>
+        <w:t xml:space="preserve">Select(1)-&gt; 3 </w:t>
+      </w:r>
+    </w:p>
+    <w:p>
+      <w:pPr>
+        <w:rPr>
+          <w:lang w:val="it-IT"/>
+        </w:rPr>
+      </w:pPr>
+      <w:r>
+        <w:rPr>
+          <w:lang w:val="it-IT"/>
+        </w:rPr>
+        <w:t>Ecc</w:t>
+      </w:r>
+      <w:r>
+        <w:rPr>
+          <w:lang w:val="it-IT"/>
+        </w:rPr>
+        <w:t>.</w:t>
+      </w:r>
+    </w:p>
+    <w:p>
+      <w:pPr>
+        <w:rPr>
+          <w:lang w:val="it-IT"/>
+        </w:rPr>
+      </w:pPr>
+      <w:r>
+        <w:rPr>
+          <w:lang w:val="it-IT"/>
+        </w:rPr>
+        <w:t>Se chiamo select con un k &gt; t (numero di nodi</w:t>
+      </w:r>
+      <w:r>
+        <w:rPr>
+          <w:lang w:val="it-IT"/>
+        </w:rPr>
+        <w:t xml:space="preserve"> sottoalbero</w:t>
+      </w:r>
+      <w:r>
+        <w:rPr>
+          <w:lang w:val="it-IT"/>
+        </w:rPr>
+        <w:t>)</w:t>
+      </w:r>
+      <w:r>
+        <w:rPr>
+          <w:lang w:val="it-IT"/>
+        </w:rPr>
+        <w:t xml:space="preserve"> chiama il sottoalbero destro</w:t>
+      </w:r>
+      <w:r>
+        <w:rPr>
+          <w:lang w:val="it-IT"/>
+        </w:rPr>
+        <w:t xml:space="preserve"> (k-t-1).</w:t>
+      </w:r>
+    </w:p>
+    <w:p>
+      <w:pPr>
+        <w:rPr>
+          <w:lang w:val="it-IT"/>
+        </w:rPr>
+      </w:pPr>
+      <w:r>
+        <w:rPr>
+          <w:lang w:val="it-IT"/>
+        </w:rPr>
+        <w:t>-------</w:t>
+      </w:r>
+    </w:p>
+    <w:p>
+      <w:pPr>
+        <w:autoSpaceDE w:val="0"/>
+        <w:autoSpaceDN w:val="0"/>
+        <w:adjustRightInd w:val="0"/>
+        <w:spacing w:after="0" w:line="240" w:lineRule="auto"/>
+        <w:rPr>
+          <w:rFonts w:ascii="Cascadia Mono" w:hAnsi="Cascadia Mono" w:cs="Cascadia Mono"/>
+          <w:color w:val="000000"/>
+          <w:kern w:val="0"/>
+          <w:sz w:val="19"/>
+          <w:szCs w:val="19"/>
+          <w:highlight w:val="white"/>
+          <w:lang w:val="it-IT"/>
+        </w:rPr>
+      </w:pPr>
+    </w:p>
+    <w:p>
+      <w:pPr>
+        <w:autoSpaceDE w:val="0"/>
+        <w:autoSpaceDN w:val="0"/>
+        <w:adjustRightInd w:val="0"/>
+        <w:spacing w:after="0" w:line="240" w:lineRule="auto"/>
+        <w:rPr>
+          <w:rFonts w:ascii="Cascadia Mono" w:hAnsi="Cascadia Mono" w:cs="Cascadia Mono"/>
+          <w:color w:val="000000"/>
+          <w:kern w:val="0"/>
+          <w:sz w:val="19"/>
+          <w:szCs w:val="19"/>
+          <w:highlight w:val="white"/>
+          <w:lang w:val="it-IT"/>
+        </w:rPr>
+      </w:pPr>
+      <w:r>
+        <w:rPr>
+          <w:rFonts w:ascii="Cascadia Mono" w:hAnsi="Cascadia Mono" w:cs="Cascadia Mono"/>
+          <w:color w:val="000000"/>
+          <w:kern w:val="0"/>
+          <w:sz w:val="19"/>
+          <w:szCs w:val="19"/>
+          <w:highlight w:val="white"/>
+          <w:lang w:val="it-IT"/>
+        </w:rPr>
+        <w:tab/>
+      </w:r>
+      <w:r>
+        <w:rPr>
+          <w:rFonts w:ascii="Cascadia Mono" w:hAnsi="Cascadia Mono" w:cs="Cascadia Mono"/>
+          <w:color w:val="000000"/>
+          <w:kern w:val="0"/>
+          <w:sz w:val="19"/>
+          <w:szCs w:val="19"/>
+          <w:highlight w:val="white"/>
+          <w:lang w:val="it-IT"/>
+        </w:rPr>
+        <w:t xml:space="preserve"> </w:t>
+      </w:r>
+    </w:p>
+    <w:p>
+      <w:pPr>
+        <w:autoSpaceDE w:val="0"/>
+        <w:autoSpaceDN w:val="0"/>
+        <w:adjustRightInd w:val="0"/>
+        <w:spacing w:after="0" w:line="240" w:lineRule="auto"/>
+        <w:rPr>
+          <w:rFonts w:ascii="Cascadia Mono" w:hAnsi="Cascadia Mono" w:cs="Cascadia Mono"/>
+          <w:color w:val="000000"/>
+          <w:kern w:val="0"/>
+          <w:sz w:val="19"/>
+          <w:szCs w:val="19"/>
+          <w:highlight w:val="white"/>
+          <w:lang w:val="it-IT"/>
+        </w:rPr>
+      </w:pPr>
+      <w:r>
+        <w:rPr>
+          <w:rFonts w:ascii="Cascadia Mono" w:hAnsi="Cascadia Mono" w:cs="Cascadia Mono"/>
+          <w:color w:val="008000"/>
+          <w:kern w:val="0"/>
+          <w:sz w:val="19"/>
+          <w:szCs w:val="19"/>
+          <w:highlight w:val="white"/>
+          <w:lang w:val="it-IT"/>
+        </w:rPr>
+        <w:lastRenderedPageBreak/>
+        <w:t>// partizionamento: porta in radice il k-mo elemento con chiave minore</w:t>
+      </w:r>
+    </w:p>
+    <w:p>
+      <w:pPr>
+        <w:autoSpaceDE w:val="0"/>
+        <w:autoSpaceDN w:val="0"/>
+        <w:adjustRightInd w:val="0"/>
+        <w:spacing w:after="0" w:line="240" w:lineRule="auto"/>
+        <w:rPr>
+          <w:rFonts w:ascii="Cascadia Mono" w:hAnsi="Cascadia Mono" w:cs="Cascadia Mono"/>
+          <w:color w:val="000000"/>
+          <w:kern w:val="0"/>
+          <w:sz w:val="19"/>
+          <w:szCs w:val="19"/>
+          <w:highlight w:val="white"/>
+        </w:rPr>
+      </w:pPr>
+      <w:r>
+        <w:rPr>
+          <w:rFonts w:ascii="Cascadia Mono" w:hAnsi="Cascadia Mono" w:cs="Cascadia Mono"/>
+          <w:color w:val="000000"/>
+          <w:kern w:val="0"/>
+          <w:sz w:val="19"/>
+          <w:szCs w:val="19"/>
+          <w:highlight w:val="white"/>
+          <w:lang w:val="it-IT"/>
+        </w:rPr>
+        <w:t xml:space="preserve">  </w:t>
+      </w:r>
+      <w:r>
+        <w:rPr>
+          <w:rFonts w:ascii="Cascadia Mono" w:hAnsi="Cascadia Mono" w:cs="Cascadia Mono"/>
+          <w:color w:val="0000FF"/>
+          <w:kern w:val="0"/>
+          <w:sz w:val="19"/>
+          <w:szCs w:val="19"/>
+          <w:highlight w:val="white"/>
+        </w:rPr>
+        <w:t>void</w:t>
+      </w:r>
+      <w:r>
+        <w:rPr>
+          <w:rFonts w:ascii="Cascadia Mono" w:hAnsi="Cascadia Mono" w:cs="Cascadia Mono"/>
+          <w:color w:val="000000"/>
+          <w:kern w:val="0"/>
+          <w:sz w:val="19"/>
+          <w:szCs w:val="19"/>
+          <w:highlight w:val="white"/>
+        </w:rPr>
+        <w:t xml:space="preserve"> partR(</w:t>
+      </w:r>
+      <w:r>
+        <w:rPr>
+          <w:rFonts w:ascii="Cascadia Mono" w:hAnsi="Cascadia Mono" w:cs="Cascadia Mono"/>
+          <w:color w:val="2B91AF"/>
+          <w:kern w:val="0"/>
+          <w:sz w:val="19"/>
+          <w:szCs w:val="19"/>
+          <w:highlight w:val="white"/>
+        </w:rPr>
+        <w:t>link</w:t>
+      </w:r>
+      <w:r>
+        <w:rPr>
+          <w:rFonts w:ascii="Cascadia Mono" w:hAnsi="Cascadia Mono" w:cs="Cascadia Mono"/>
+          <w:color w:val="000000"/>
+          <w:kern w:val="0"/>
+          <w:sz w:val="19"/>
+          <w:szCs w:val="19"/>
+          <w:highlight w:val="white"/>
+        </w:rPr>
+        <w:t xml:space="preserve">&amp; </w:t>
+      </w:r>
+      <w:r>
+        <w:rPr>
+          <w:rFonts w:ascii="Cascadia Mono" w:hAnsi="Cascadia Mono" w:cs="Cascadia Mono"/>
+          <w:color w:val="808080"/>
+          <w:kern w:val="0"/>
+          <w:sz w:val="19"/>
+          <w:szCs w:val="19"/>
+          <w:highlight w:val="white"/>
+        </w:rPr>
+        <w:t>h</w:t>
+      </w:r>
+      <w:r>
+        <w:rPr>
+          <w:rFonts w:ascii="Cascadia Mono" w:hAnsi="Cascadia Mono" w:cs="Cascadia Mono"/>
+          <w:color w:val="000000"/>
+          <w:kern w:val="0"/>
+          <w:sz w:val="19"/>
+          <w:szCs w:val="19"/>
+          <w:highlight w:val="white"/>
+        </w:rPr>
+        <w:t xml:space="preserve">, </w:t>
+      </w:r>
+      <w:r>
+        <w:rPr>
+          <w:rFonts w:ascii="Cascadia Mono" w:hAnsi="Cascadia Mono" w:cs="Cascadia Mono"/>
+          <w:color w:val="0000FF"/>
+          <w:kern w:val="0"/>
+          <w:sz w:val="19"/>
+          <w:szCs w:val="19"/>
+          <w:highlight w:val="white"/>
+        </w:rPr>
+        <w:t>int</w:t>
+      </w:r>
+      <w:r>
+        <w:rPr>
+          <w:rFonts w:ascii="Cascadia Mono" w:hAnsi="Cascadia Mono" w:cs="Cascadia Mono"/>
+          <w:color w:val="000000"/>
+          <w:kern w:val="0"/>
+          <w:sz w:val="19"/>
+          <w:szCs w:val="19"/>
+          <w:highlight w:val="white"/>
+        </w:rPr>
+        <w:t xml:space="preserve"> </w:t>
+      </w:r>
+      <w:r>
+        <w:rPr>
+          <w:rFonts w:ascii="Cascadia Mono" w:hAnsi="Cascadia Mono" w:cs="Cascadia Mono"/>
+          <w:color w:val="808080"/>
+          <w:kern w:val="0"/>
+          <w:sz w:val="19"/>
+          <w:szCs w:val="19"/>
+          <w:highlight w:val="white"/>
+        </w:rPr>
+        <w:t>k</w:t>
+      </w:r>
+      <w:r>
+        <w:rPr>
+          <w:rFonts w:ascii="Cascadia Mono" w:hAnsi="Cascadia Mono" w:cs="Cascadia Mono"/>
+          <w:color w:val="000000"/>
+          <w:kern w:val="0"/>
+          <w:sz w:val="19"/>
+          <w:szCs w:val="19"/>
+          <w:highlight w:val="white"/>
+        </w:rPr>
+        <w:t>)</w:t>
+      </w:r>
+    </w:p>
+    <w:p>
+      <w:pPr>
+        <w:autoSpaceDE w:val="0"/>
+        <w:autoSpaceDN w:val="0"/>
+        <w:adjustRightInd w:val="0"/>
+        <w:spacing w:after="0" w:line="240" w:lineRule="auto"/>
+        <w:rPr>
+          <w:rFonts w:ascii="Cascadia Mono" w:hAnsi="Cascadia Mono" w:cs="Cascadia Mono"/>
+          <w:color w:val="000000"/>
+          <w:kern w:val="0"/>
+          <w:sz w:val="19"/>
+          <w:szCs w:val="19"/>
+          <w:highlight w:val="white"/>
+        </w:rPr>
+      </w:pPr>
+      <w:r>
+        <w:rPr>
+          <w:rFonts w:ascii="Cascadia Mono" w:hAnsi="Cascadia Mono" w:cs="Cascadia Mono"/>
+          <w:color w:val="000000"/>
+          <w:kern w:val="0"/>
+          <w:sz w:val="19"/>
+          <w:szCs w:val="19"/>
+          <w:highlight w:val="white"/>
+        </w:rPr>
+        <w:tab/>
+        <w:t xml:space="preserve">  {  </w:t>
+      </w:r>
+      <w:r>
+        <w:rPr>
+          <w:rFonts w:ascii="Cascadia Mono" w:hAnsi="Cascadia Mono" w:cs="Cascadia Mono"/>
+          <w:color w:val="0000FF"/>
+          <w:kern w:val="0"/>
+          <w:sz w:val="19"/>
+          <w:szCs w:val="19"/>
+          <w:highlight w:val="white"/>
+        </w:rPr>
+        <w:t>int</w:t>
+      </w:r>
+      <w:r>
+        <w:rPr>
+          <w:rFonts w:ascii="Cascadia Mono" w:hAnsi="Cascadia Mono" w:cs="Cascadia Mono"/>
+          <w:color w:val="000000"/>
+          <w:kern w:val="0"/>
+          <w:sz w:val="19"/>
+          <w:szCs w:val="19"/>
+          <w:highlight w:val="white"/>
+        </w:rPr>
+        <w:t xml:space="preserve"> t = tree_size(</w:t>
+      </w:r>
+      <w:r>
+        <w:rPr>
+          <w:rFonts w:ascii="Cascadia Mono" w:hAnsi="Cascadia Mono" w:cs="Cascadia Mono"/>
+          <w:color w:val="808080"/>
+          <w:kern w:val="0"/>
+          <w:sz w:val="19"/>
+          <w:szCs w:val="19"/>
+          <w:highlight w:val="white"/>
+        </w:rPr>
+        <w:t>h</w:t>
+      </w:r>
+      <w:r>
+        <w:rPr>
+          <w:rFonts w:ascii="Cascadia Mono" w:hAnsi="Cascadia Mono" w:cs="Cascadia Mono"/>
+          <w:color w:val="000000"/>
+          <w:kern w:val="0"/>
+          <w:sz w:val="19"/>
+          <w:szCs w:val="19"/>
+          <w:highlight w:val="white"/>
+        </w:rPr>
+        <w:t>-&gt;l);</w:t>
+      </w:r>
+    </w:p>
+    <w:p>
+      <w:pPr>
+        <w:autoSpaceDE w:val="0"/>
+        <w:autoSpaceDN w:val="0"/>
+        <w:adjustRightInd w:val="0"/>
+        <w:spacing w:after="0" w:line="240" w:lineRule="auto"/>
+        <w:rPr>
+          <w:rFonts w:ascii="Cascadia Mono" w:hAnsi="Cascadia Mono" w:cs="Cascadia Mono"/>
+          <w:color w:val="000000"/>
+          <w:kern w:val="0"/>
+          <w:sz w:val="19"/>
+          <w:szCs w:val="19"/>
+          <w:highlight w:val="white"/>
+        </w:rPr>
+      </w:pPr>
+      <w:r>
+        <w:rPr>
+          <w:rFonts w:ascii="Cascadia Mono" w:hAnsi="Cascadia Mono" w:cs="Cascadia Mono"/>
+          <w:color w:val="000000"/>
+          <w:kern w:val="0"/>
+          <w:sz w:val="19"/>
+          <w:szCs w:val="19"/>
+          <w:highlight w:val="white"/>
+        </w:rPr>
+        <w:tab/>
+      </w:r>
+      <w:r>
+        <w:rPr>
+          <w:rFonts w:ascii="Cascadia Mono" w:hAnsi="Cascadia Mono" w:cs="Cascadia Mono"/>
+          <w:color w:val="000000"/>
+          <w:kern w:val="0"/>
+          <w:sz w:val="19"/>
+          <w:szCs w:val="19"/>
+          <w:highlight w:val="white"/>
+        </w:rPr>
+        <w:tab/>
+      </w:r>
+      <w:r>
+        <w:rPr>
+          <w:rFonts w:ascii="Cascadia Mono" w:hAnsi="Cascadia Mono" w:cs="Cascadia Mono"/>
+          <w:color w:val="0000FF"/>
+          <w:kern w:val="0"/>
+          <w:sz w:val="19"/>
+          <w:szCs w:val="19"/>
+          <w:highlight w:val="white"/>
+        </w:rPr>
+        <w:t>if</w:t>
+      </w:r>
+      <w:r>
+        <w:rPr>
+          <w:rFonts w:ascii="Cascadia Mono" w:hAnsi="Cascadia Mono" w:cs="Cascadia Mono"/>
+          <w:color w:val="000000"/>
+          <w:kern w:val="0"/>
+          <w:sz w:val="19"/>
+          <w:szCs w:val="19"/>
+          <w:highlight w:val="white"/>
+        </w:rPr>
+        <w:t xml:space="preserve"> (t &gt; </w:t>
+      </w:r>
+      <w:r>
+        <w:rPr>
+          <w:rFonts w:ascii="Cascadia Mono" w:hAnsi="Cascadia Mono" w:cs="Cascadia Mono"/>
+          <w:color w:val="808080"/>
+          <w:kern w:val="0"/>
+          <w:sz w:val="19"/>
+          <w:szCs w:val="19"/>
+          <w:highlight w:val="white"/>
+        </w:rPr>
+        <w:t>k</w:t>
+      </w:r>
+      <w:r>
+        <w:rPr>
+          <w:rFonts w:ascii="Cascadia Mono" w:hAnsi="Cascadia Mono" w:cs="Cascadia Mono"/>
+          <w:color w:val="000000"/>
+          <w:kern w:val="0"/>
+          <w:sz w:val="19"/>
+          <w:szCs w:val="19"/>
+          <w:highlight w:val="white"/>
+        </w:rPr>
+        <w:t xml:space="preserve"> )</w:t>
+      </w:r>
+    </w:p>
+    <w:p>
+      <w:pPr>
+        <w:autoSpaceDE w:val="0"/>
+        <w:autoSpaceDN w:val="0"/>
+        <w:adjustRightInd w:val="0"/>
+        <w:spacing w:after="0" w:line="240" w:lineRule="auto"/>
+        <w:rPr>
+          <w:rFonts w:ascii="Cascadia Mono" w:hAnsi="Cascadia Mono" w:cs="Cascadia Mono"/>
+          <w:color w:val="000000"/>
+          <w:kern w:val="0"/>
+          <w:sz w:val="19"/>
+          <w:szCs w:val="19"/>
+          <w:highlight w:val="white"/>
+        </w:rPr>
+      </w:pPr>
+      <w:r>
+        <w:rPr>
+          <w:rFonts w:ascii="Cascadia Mono" w:hAnsi="Cascadia Mono" w:cs="Cascadia Mono"/>
+          <w:color w:val="000000"/>
+          <w:kern w:val="0"/>
+          <w:sz w:val="19"/>
+          <w:szCs w:val="19"/>
+          <w:highlight w:val="white"/>
+        </w:rPr>
+        <w:tab/>
+      </w:r>
+      <w:r>
+        <w:rPr>
+          <w:rFonts w:ascii="Cascadia Mono" w:hAnsi="Cascadia Mono" w:cs="Cascadia Mono"/>
+          <w:color w:val="000000"/>
+          <w:kern w:val="0"/>
+          <w:sz w:val="19"/>
+          <w:szCs w:val="19"/>
+          <w:highlight w:val="white"/>
+        </w:rPr>
+        <w:tab/>
+        <w:t xml:space="preserve">  { partR(</w:t>
+      </w:r>
+      <w:r>
+        <w:rPr>
+          <w:rFonts w:ascii="Cascadia Mono" w:hAnsi="Cascadia Mono" w:cs="Cascadia Mono"/>
+          <w:color w:val="808080"/>
+          <w:kern w:val="0"/>
+          <w:sz w:val="19"/>
+          <w:szCs w:val="19"/>
+          <w:highlight w:val="white"/>
+        </w:rPr>
+        <w:t>h</w:t>
+      </w:r>
+      <w:r>
+        <w:rPr>
+          <w:rFonts w:ascii="Cascadia Mono" w:hAnsi="Cascadia Mono" w:cs="Cascadia Mono"/>
+          <w:color w:val="000000"/>
+          <w:kern w:val="0"/>
+          <w:sz w:val="19"/>
+          <w:szCs w:val="19"/>
+          <w:highlight w:val="white"/>
+        </w:rPr>
+        <w:t xml:space="preserve">-&gt;l, </w:t>
+      </w:r>
+      <w:r>
+        <w:rPr>
+          <w:rFonts w:ascii="Cascadia Mono" w:hAnsi="Cascadia Mono" w:cs="Cascadia Mono"/>
+          <w:color w:val="808080"/>
+          <w:kern w:val="0"/>
+          <w:sz w:val="19"/>
+          <w:szCs w:val="19"/>
+          <w:highlight w:val="white"/>
+        </w:rPr>
+        <w:t>k</w:t>
+      </w:r>
+      <w:r>
+        <w:rPr>
+          <w:rFonts w:ascii="Cascadia Mono" w:hAnsi="Cascadia Mono" w:cs="Cascadia Mono"/>
+          <w:color w:val="000000"/>
+          <w:kern w:val="0"/>
+          <w:sz w:val="19"/>
+          <w:szCs w:val="19"/>
+          <w:highlight w:val="white"/>
+        </w:rPr>
+        <w:t>); rotR(</w:t>
+      </w:r>
+      <w:r>
+        <w:rPr>
+          <w:rFonts w:ascii="Cascadia Mono" w:hAnsi="Cascadia Mono" w:cs="Cascadia Mono"/>
+          <w:color w:val="808080"/>
+          <w:kern w:val="0"/>
+          <w:sz w:val="19"/>
+          <w:szCs w:val="19"/>
+          <w:highlight w:val="white"/>
+        </w:rPr>
+        <w:t>h</w:t>
+      </w:r>
+      <w:r>
+        <w:rPr>
+          <w:rFonts w:ascii="Cascadia Mono" w:hAnsi="Cascadia Mono" w:cs="Cascadia Mono"/>
+          <w:color w:val="000000"/>
+          <w:kern w:val="0"/>
+          <w:sz w:val="19"/>
+          <w:szCs w:val="19"/>
+          <w:highlight w:val="white"/>
+        </w:rPr>
+        <w:t>); }</w:t>
+      </w:r>
+    </w:p>
+    <w:p>
+      <w:pPr>
+        <w:autoSpaceDE w:val="0"/>
+        <w:autoSpaceDN w:val="0"/>
+        <w:adjustRightInd w:val="0"/>
+        <w:spacing w:after="0" w:line="240" w:lineRule="auto"/>
+        <w:rPr>
+          <w:rFonts w:ascii="Cascadia Mono" w:hAnsi="Cascadia Mono" w:cs="Cascadia Mono"/>
+          <w:color w:val="000000"/>
+          <w:kern w:val="0"/>
+          <w:sz w:val="19"/>
+          <w:szCs w:val="19"/>
+          <w:highlight w:val="white"/>
+        </w:rPr>
+      </w:pPr>
+      <w:r>
+        <w:rPr>
+          <w:rFonts w:ascii="Cascadia Mono" w:hAnsi="Cascadia Mono" w:cs="Cascadia Mono"/>
+          <w:color w:val="000000"/>
+          <w:kern w:val="0"/>
+          <w:sz w:val="19"/>
+          <w:szCs w:val="19"/>
+          <w:highlight w:val="white"/>
+        </w:rPr>
+        <w:tab/>
+      </w:r>
+      <w:r>
+        <w:rPr>
+          <w:rFonts w:ascii="Cascadia Mono" w:hAnsi="Cascadia Mono" w:cs="Cascadia Mono"/>
+          <w:color w:val="000000"/>
+          <w:kern w:val="0"/>
+          <w:sz w:val="19"/>
+          <w:szCs w:val="19"/>
+          <w:highlight w:val="white"/>
+        </w:rPr>
+        <w:tab/>
+      </w:r>
+      <w:r>
+        <w:rPr>
+          <w:rFonts w:ascii="Cascadia Mono" w:hAnsi="Cascadia Mono" w:cs="Cascadia Mono"/>
+          <w:color w:val="0000FF"/>
+          <w:kern w:val="0"/>
+          <w:sz w:val="19"/>
+          <w:szCs w:val="19"/>
+          <w:highlight w:val="white"/>
+        </w:rPr>
+        <w:t>if</w:t>
+      </w:r>
+      <w:r>
+        <w:rPr>
+          <w:rFonts w:ascii="Cascadia Mono" w:hAnsi="Cascadia Mono" w:cs="Cascadia Mono"/>
+          <w:color w:val="000000"/>
+          <w:kern w:val="0"/>
+          <w:sz w:val="19"/>
+          <w:szCs w:val="19"/>
+          <w:highlight w:val="white"/>
+        </w:rPr>
+        <w:t xml:space="preserve"> (t &lt; </w:t>
+      </w:r>
+      <w:r>
+        <w:rPr>
+          <w:rFonts w:ascii="Cascadia Mono" w:hAnsi="Cascadia Mono" w:cs="Cascadia Mono"/>
+          <w:color w:val="808080"/>
+          <w:kern w:val="0"/>
+          <w:sz w:val="19"/>
+          <w:szCs w:val="19"/>
+          <w:highlight w:val="white"/>
+        </w:rPr>
+        <w:t>k</w:t>
+      </w:r>
+      <w:r>
+        <w:rPr>
+          <w:rFonts w:ascii="Cascadia Mono" w:hAnsi="Cascadia Mono" w:cs="Cascadia Mono"/>
+          <w:color w:val="000000"/>
+          <w:kern w:val="0"/>
+          <w:sz w:val="19"/>
+          <w:szCs w:val="19"/>
+          <w:highlight w:val="white"/>
+        </w:rPr>
+        <w:t xml:space="preserve"> )</w:t>
+      </w:r>
+    </w:p>
+    <w:p>
+      <w:pPr>
+        <w:autoSpaceDE w:val="0"/>
+        <w:autoSpaceDN w:val="0"/>
+        <w:adjustRightInd w:val="0"/>
+        <w:spacing w:after="0" w:line="240" w:lineRule="auto"/>
+        <w:rPr>
+          <w:rFonts w:ascii="Cascadia Mono" w:hAnsi="Cascadia Mono" w:cs="Cascadia Mono"/>
+          <w:color w:val="000000"/>
+          <w:kern w:val="0"/>
+          <w:sz w:val="19"/>
+          <w:szCs w:val="19"/>
+          <w:highlight w:val="white"/>
+        </w:rPr>
+      </w:pPr>
+      <w:r>
+        <w:rPr>
+          <w:rFonts w:ascii="Cascadia Mono" w:hAnsi="Cascadia Mono" w:cs="Cascadia Mono"/>
+          <w:color w:val="000000"/>
+          <w:kern w:val="0"/>
+          <w:sz w:val="19"/>
+          <w:szCs w:val="19"/>
+          <w:highlight w:val="white"/>
+        </w:rPr>
+        <w:tab/>
+      </w:r>
+      <w:r>
+        <w:rPr>
+          <w:rFonts w:ascii="Cascadia Mono" w:hAnsi="Cascadia Mono" w:cs="Cascadia Mono"/>
+          <w:color w:val="000000"/>
+          <w:kern w:val="0"/>
+          <w:sz w:val="19"/>
+          <w:szCs w:val="19"/>
+          <w:highlight w:val="white"/>
+        </w:rPr>
+        <w:tab/>
+        <w:t xml:space="preserve">  { partR(</w:t>
+      </w:r>
+      <w:r>
+        <w:rPr>
+          <w:rFonts w:ascii="Cascadia Mono" w:hAnsi="Cascadia Mono" w:cs="Cascadia Mono"/>
+          <w:color w:val="808080"/>
+          <w:kern w:val="0"/>
+          <w:sz w:val="19"/>
+          <w:szCs w:val="19"/>
+          <w:highlight w:val="white"/>
+        </w:rPr>
+        <w:t>h</w:t>
+      </w:r>
+      <w:r>
+        <w:rPr>
+          <w:rFonts w:ascii="Cascadia Mono" w:hAnsi="Cascadia Mono" w:cs="Cascadia Mono"/>
+          <w:color w:val="000000"/>
+          <w:kern w:val="0"/>
+          <w:sz w:val="19"/>
+          <w:szCs w:val="19"/>
+          <w:highlight w:val="white"/>
+        </w:rPr>
+        <w:t xml:space="preserve">-&gt;r, </w:t>
+      </w:r>
+      <w:r>
+        <w:rPr>
+          <w:rFonts w:ascii="Cascadia Mono" w:hAnsi="Cascadia Mono" w:cs="Cascadia Mono"/>
+          <w:color w:val="808080"/>
+          <w:kern w:val="0"/>
+          <w:sz w:val="19"/>
+          <w:szCs w:val="19"/>
+          <w:highlight w:val="white"/>
+        </w:rPr>
+        <w:t>k</w:t>
+      </w:r>
+      <w:r>
+        <w:rPr>
+          <w:rFonts w:ascii="Cascadia Mono" w:hAnsi="Cascadia Mono" w:cs="Cascadia Mono"/>
+          <w:color w:val="000000"/>
+          <w:kern w:val="0"/>
+          <w:sz w:val="19"/>
+          <w:szCs w:val="19"/>
+          <w:highlight w:val="white"/>
+        </w:rPr>
+        <w:t>-t-1); rotL(</w:t>
+      </w:r>
+      <w:r>
+        <w:rPr>
+          <w:rFonts w:ascii="Cascadia Mono" w:hAnsi="Cascadia Mono" w:cs="Cascadia Mono"/>
+          <w:color w:val="808080"/>
+          <w:kern w:val="0"/>
+          <w:sz w:val="19"/>
+          <w:szCs w:val="19"/>
+          <w:highlight w:val="white"/>
+        </w:rPr>
+        <w:t>h</w:t>
+      </w:r>
+      <w:r>
+        <w:rPr>
+          <w:rFonts w:ascii="Cascadia Mono" w:hAnsi="Cascadia Mono" w:cs="Cascadia Mono"/>
+          <w:color w:val="000000"/>
+          <w:kern w:val="0"/>
+          <w:sz w:val="19"/>
+          <w:szCs w:val="19"/>
+          <w:highlight w:val="white"/>
+        </w:rPr>
+        <w:t>); }</w:t>
+      </w:r>
+    </w:p>
+    <w:p>
+      <w:pPr>
+        <w:autoSpaceDE w:val="0"/>
+        <w:autoSpaceDN w:val="0"/>
+        <w:adjustRightInd w:val="0"/>
+        <w:spacing w:after="0" w:line="240" w:lineRule="auto"/>
+        <w:rPr>
+          <w:rFonts w:ascii="Cascadia Mono" w:hAnsi="Cascadia Mono" w:cs="Cascadia Mono"/>
+          <w:color w:val="000000"/>
+          <w:kern w:val="0"/>
+          <w:sz w:val="19"/>
+          <w:szCs w:val="19"/>
+          <w:highlight w:val="white"/>
+        </w:rPr>
+      </w:pPr>
+      <w:r>
+        <w:rPr>
+          <w:rFonts w:ascii="Cascadia Mono" w:hAnsi="Cascadia Mono" w:cs="Cascadia Mono"/>
+          <w:color w:val="000000"/>
+          <w:kern w:val="0"/>
+          <w:sz w:val="19"/>
+          <w:szCs w:val="19"/>
+          <w:highlight w:val="white"/>
+        </w:rPr>
+        <w:tab/>
+        <w:t xml:space="preserve">  } </w:t>
+      </w:r>
+    </w:p>
+    <w:p>
+      <w:pPr>
+        <w:rPr>
+          <w:lang w:val="it-IT"/>
+        </w:rPr>
+      </w:pPr>
+      <w:r>
+        <w:rPr>
+          <w:noProof/>
+        </w:rPr>
+        <w:drawing>
+          <wp:anchor distT="0" distB="0" distL="114300" distR="114300" simplePos="0" relativeHeight="251661312" behindDoc="0" locked="0" layoutInCell="1" allowOverlap="1" wp14:anchorId="2F352168" wp14:editId="71302A0A">
+            <wp:simplePos x="0" y="0"/>
+            <wp:positionH relativeFrom="column">
+              <wp:posOffset>4089400</wp:posOffset>
+            </wp:positionH>
+            <wp:positionV relativeFrom="paragraph">
+              <wp:posOffset>56515</wp:posOffset>
+            </wp:positionV>
+            <wp:extent cx="1511300" cy="1381125"/>
+            <wp:effectExtent l="0" t="0" r="0" b="9525"/>
+            <wp:wrapThrough wrapText="bothSides">
+              <wp:wrapPolygon edited="0">
+                <wp:start x="0" y="0"/>
+                <wp:lineTo x="0" y="21451"/>
+                <wp:lineTo x="21237" y="21451"/>
+                <wp:lineTo x="21237" y="0"/>
+                <wp:lineTo x="0" y="0"/>
+              </wp:wrapPolygon>
+            </wp:wrapThrough>
+            <wp:docPr id="1836667112" name="Picture 8"/>
+            <wp:cNvGraphicFramePr>
+              <a:graphicFrameLocks xmlns:a="http://schemas.openxmlformats.org/drawingml/2006/main" noChangeAspect="1"/>
+            </wp:cNvGraphicFramePr>
+            <a:graphic xmlns:a="http://schemas.openxmlformats.org/drawingml/2006/main">
+              <a:graphicData uri="http://schemas.openxmlformats.org/drawingml/2006/picture">
+                <pic:pic xmlns:pic="http://schemas.openxmlformats.org/drawingml/2006/picture">
+                  <pic:nvPicPr>
+                    <pic:cNvPr id="0" name="Picture 29"/>
+                    <pic:cNvPicPr>
+                      <a:picLocks noChangeAspect="1" noChangeArrowheads="1"/>
+                    </pic:cNvPicPr>
+                  </pic:nvPicPr>
+                  <pic:blipFill>
+                    <a:blip r:embed="rId8">
+                      <a:extLst>
+                        <a:ext uri="{28A0092B-C50C-407E-A947-70E740481C1C}">
+                          <a14:useLocalDpi xmlns:a14="http://schemas.microsoft.com/office/drawing/2010/main" val="0"/>
+                        </a:ext>
+                      </a:extLst>
+                    </a:blip>
+                    <a:srcRect/>
+                    <a:stretch>
+                      <a:fillRect/>
+                    </a:stretch>
+                  </pic:blipFill>
+                  <pic:spPr bwMode="auto">
+                    <a:xfrm>
+                      <a:off x="0" y="0"/>
+                      <a:ext cx="1511300" cy="1381125"/>
+                    </a:xfrm>
+                    <a:prstGeom prst="rect">
+                      <a:avLst/>
+                    </a:prstGeom>
+                    <a:noFill/>
+                    <a:ln>
+                      <a:noFill/>
+                    </a:ln>
+                  </pic:spPr>
+                </pic:pic>
+              </a:graphicData>
+            </a:graphic>
+            <wp14:sizeRelH relativeFrom="page">
+              <wp14:pctWidth>0</wp14:pctWidth>
+            </wp14:sizeRelH>
+            <wp14:sizeRelV relativeFrom="page">
+              <wp14:pctHeight>0</wp14:pctHeight>
+            </wp14:sizeRelV>
+          </wp:anchor>
+        </w:drawing>
+      </w:r>
+    </w:p>
+    <w:p>
+      <w:pPr>
+        <w:rPr>
+          <w:lang w:val="it-IT"/>
+        </w:rPr>
+      </w:pPr>
+      <w:r>
+        <w:rPr>
+          <w:lang w:val="it-IT"/>
+        </w:rPr>
+        <w:t xml:space="preserve">Se richiamo la partizione di k=t, significa che abbiamo esaurito il sottoalbero sinistro e </w:t>
+      </w:r>
+      <w:r>
+        <w:rPr>
+          <w:lang w:val="it-IT"/>
+        </w:rPr>
+        <w:t>k è proprio la radice, quindi non fa nulla.</w:t>
+      </w:r>
+    </w:p>
+    <w:p>
+      <w:pPr>
+        <w:rPr>
+          <w:lang w:val="it-IT"/>
+        </w:rPr>
+      </w:pPr>
+      <w:r>
+        <w:rPr>
+          <w:lang w:val="it-IT"/>
+        </w:rPr>
+        <w:t>Part(</w:t>
+      </w:r>
+      <w:r>
+        <w:rPr>
+          <w:lang w:val="it-IT"/>
+        </w:rPr>
+        <w:t>3) non fa nulla siccome è proprio 8 e quindi già radice.</w:t>
+      </w:r>
+    </w:p>
+    <w:p>
+      <w:pPr>
+        <w:rPr>
+          <w:lang w:val="it-IT"/>
+        </w:rPr>
+      </w:pPr>
+    </w:p>
+    <w:p>
+      <w:pPr>
+        <w:rPr>
+          <w:lang w:val="it-IT"/>
+        </w:rPr>
+      </w:pPr>
+      <w:r>
+        <w:rPr>
+          <w:lang w:val="it-IT"/>
+        </w:rPr>
+        <w:t>----</w:t>
+      </w:r>
+    </w:p>
+    <w:p>
+      <w:pPr>
+        <w:rPr>
+          <w:lang w:val="it-IT"/>
+        </w:rPr>
+      </w:pPr>
+      <w:r>
+        <w:rPr>
+          <w:lang w:val="it-IT"/>
+        </w:rPr>
+        <w:t>Questo metodo non si usa praticamente mai se non internamente.</w:t>
+      </w:r>
+    </w:p>
+    <w:p>
+      <w:pPr>
+        <w:autoSpaceDE w:val="0"/>
+        <w:autoSpaceDN w:val="0"/>
+        <w:adjustRightInd w:val="0"/>
+        <w:spacing w:after="0" w:line="240" w:lineRule="auto"/>
+        <w:rPr>
+          <w:rFonts w:ascii="Cascadia Mono" w:hAnsi="Cascadia Mono" w:cs="Cascadia Mono"/>
+          <w:color w:val="008000"/>
+          <w:kern w:val="0"/>
+          <w:sz w:val="19"/>
+          <w:szCs w:val="19"/>
+          <w:highlight w:val="white"/>
+          <w:lang w:val="it-IT"/>
+        </w:rPr>
+      </w:pPr>
+      <w:r>
+        <w:rPr>
+          <w:rFonts w:ascii="Cascadia Mono" w:hAnsi="Cascadia Mono" w:cs="Cascadia Mono"/>
+          <w:color w:val="008000"/>
+          <w:kern w:val="0"/>
+          <w:sz w:val="19"/>
+          <w:szCs w:val="19"/>
+          <w:highlight w:val="white"/>
+          <w:lang w:val="it-IT"/>
+        </w:rPr>
+        <w:t>// fonde due alberi binari di ricerca in cui il secondo (b) contiene elementi con chiavi maggiori delle chiavi del primo albero (a)</w:t>
+      </w:r>
+    </w:p>
+    <w:p>
+      <w:pPr>
+        <w:autoSpaceDE w:val="0"/>
+        <w:autoSpaceDN w:val="0"/>
+        <w:adjustRightInd w:val="0"/>
+        <w:spacing w:after="0" w:line="240" w:lineRule="auto"/>
+        <w:rPr>
+          <w:rFonts w:ascii="Cascadia Mono" w:hAnsi="Cascadia Mono" w:cs="Cascadia Mono"/>
+          <w:color w:val="008000"/>
+          <w:kern w:val="0"/>
+          <w:sz w:val="19"/>
+          <w:szCs w:val="19"/>
+          <w:highlight w:val="white"/>
+          <w:lang w:val="it-IT"/>
+        </w:rPr>
+      </w:pPr>
+      <w:r>
+        <w:rPr>
+          <w:rFonts w:ascii="Cascadia Mono" w:hAnsi="Cascadia Mono" w:cs="Cascadia Mono"/>
+          <w:color w:val="008000"/>
+          <w:kern w:val="0"/>
+          <w:sz w:val="19"/>
+          <w:szCs w:val="19"/>
+          <w:highlight w:val="white"/>
+          <w:lang w:val="it-IT"/>
+        </w:rPr>
+        <w:t>// restituisce il nodo radice dell'albero risultante dalla fusione di a e b</w:t>
+      </w:r>
+    </w:p>
+    <w:p>
+      <w:pPr>
+        <w:autoSpaceDE w:val="0"/>
+        <w:autoSpaceDN w:val="0"/>
+        <w:adjustRightInd w:val="0"/>
+        <w:spacing w:after="0" w:line="240" w:lineRule="auto"/>
+        <w:rPr>
+          <w:rFonts w:ascii="Cascadia Mono" w:hAnsi="Cascadia Mono" w:cs="Cascadia Mono"/>
+          <w:color w:val="000000"/>
+          <w:kern w:val="0"/>
+          <w:sz w:val="19"/>
+          <w:szCs w:val="19"/>
+          <w:highlight w:val="white"/>
+        </w:rPr>
+      </w:pPr>
+      <w:r>
+        <w:rPr>
+          <w:rFonts w:ascii="Cascadia Mono" w:hAnsi="Cascadia Mono" w:cs="Cascadia Mono"/>
+          <w:color w:val="2B91AF"/>
+          <w:kern w:val="0"/>
+          <w:sz w:val="19"/>
+          <w:szCs w:val="19"/>
+          <w:highlight w:val="white"/>
+        </w:rPr>
+        <w:t>link</w:t>
+      </w:r>
+      <w:r>
+        <w:rPr>
+          <w:rFonts w:ascii="Cascadia Mono" w:hAnsi="Cascadia Mono" w:cs="Cascadia Mono"/>
+          <w:color w:val="000000"/>
+          <w:kern w:val="0"/>
+          <w:sz w:val="19"/>
+          <w:szCs w:val="19"/>
+          <w:highlight w:val="white"/>
+        </w:rPr>
+        <w:t xml:space="preserve"> joinLR(</w:t>
+      </w:r>
+      <w:r>
+        <w:rPr>
+          <w:rFonts w:ascii="Cascadia Mono" w:hAnsi="Cascadia Mono" w:cs="Cascadia Mono"/>
+          <w:color w:val="2B91AF"/>
+          <w:kern w:val="0"/>
+          <w:sz w:val="19"/>
+          <w:szCs w:val="19"/>
+          <w:highlight w:val="white"/>
+        </w:rPr>
+        <w:t>link</w:t>
+      </w:r>
+      <w:r>
+        <w:rPr>
+          <w:rFonts w:ascii="Cascadia Mono" w:hAnsi="Cascadia Mono" w:cs="Cascadia Mono"/>
+          <w:color w:val="000000"/>
+          <w:kern w:val="0"/>
+          <w:sz w:val="19"/>
+          <w:szCs w:val="19"/>
+          <w:highlight w:val="white"/>
+        </w:rPr>
+        <w:t xml:space="preserve"> </w:t>
+      </w:r>
+      <w:r>
+        <w:rPr>
+          <w:rFonts w:ascii="Cascadia Mono" w:hAnsi="Cascadia Mono" w:cs="Cascadia Mono"/>
+          <w:color w:val="808080"/>
+          <w:kern w:val="0"/>
+          <w:sz w:val="19"/>
+          <w:szCs w:val="19"/>
+          <w:highlight w:val="white"/>
+        </w:rPr>
+        <w:t>a</w:t>
+      </w:r>
+      <w:r>
+        <w:rPr>
+          <w:rFonts w:ascii="Cascadia Mono" w:hAnsi="Cascadia Mono" w:cs="Cascadia Mono"/>
+          <w:color w:val="000000"/>
+          <w:kern w:val="0"/>
+          <w:sz w:val="19"/>
+          <w:szCs w:val="19"/>
+          <w:highlight w:val="white"/>
+        </w:rPr>
+        <w:t xml:space="preserve">, </w:t>
+      </w:r>
+      <w:r>
+        <w:rPr>
+          <w:rFonts w:ascii="Cascadia Mono" w:hAnsi="Cascadia Mono" w:cs="Cascadia Mono"/>
+          <w:color w:val="2B91AF"/>
+          <w:kern w:val="0"/>
+          <w:sz w:val="19"/>
+          <w:szCs w:val="19"/>
+          <w:highlight w:val="white"/>
+        </w:rPr>
+        <w:t>link</w:t>
+      </w:r>
+      <w:r>
+        <w:rPr>
+          <w:rFonts w:ascii="Cascadia Mono" w:hAnsi="Cascadia Mono" w:cs="Cascadia Mono"/>
+          <w:color w:val="000000"/>
+          <w:kern w:val="0"/>
+          <w:sz w:val="19"/>
+          <w:szCs w:val="19"/>
+          <w:highlight w:val="white"/>
+        </w:rPr>
+        <w:t xml:space="preserve"> </w:t>
+      </w:r>
+      <w:r>
+        <w:rPr>
+          <w:rFonts w:ascii="Cascadia Mono" w:hAnsi="Cascadia Mono" w:cs="Cascadia Mono"/>
+          <w:color w:val="808080"/>
+          <w:kern w:val="0"/>
+          <w:sz w:val="19"/>
+          <w:szCs w:val="19"/>
+          <w:highlight w:val="white"/>
+        </w:rPr>
+        <w:t>b</w:t>
+      </w:r>
+      <w:r>
+        <w:rPr>
+          <w:rFonts w:ascii="Cascadia Mono" w:hAnsi="Cascadia Mono" w:cs="Cascadia Mono"/>
+          <w:color w:val="000000"/>
+          <w:kern w:val="0"/>
+          <w:sz w:val="19"/>
+          <w:szCs w:val="19"/>
+          <w:highlight w:val="white"/>
+        </w:rPr>
+        <w:t>)</w:t>
+      </w:r>
+    </w:p>
+    <w:p>
+      <w:pPr>
+        <w:autoSpaceDE w:val="0"/>
+        <w:autoSpaceDN w:val="0"/>
+        <w:adjustRightInd w:val="0"/>
+        <w:spacing w:after="0" w:line="240" w:lineRule="auto"/>
+        <w:rPr>
+          <w:rFonts w:ascii="Cascadia Mono" w:hAnsi="Cascadia Mono" w:cs="Cascadia Mono"/>
+          <w:color w:val="000000"/>
+          <w:kern w:val="0"/>
+          <w:sz w:val="19"/>
+          <w:szCs w:val="19"/>
+          <w:highlight w:val="white"/>
+        </w:rPr>
+      </w:pPr>
+      <w:r>
+        <w:rPr>
+          <w:rFonts w:ascii="Cascadia Mono" w:hAnsi="Cascadia Mono" w:cs="Cascadia Mono"/>
+          <w:color w:val="000000"/>
+          <w:kern w:val="0"/>
+          <w:sz w:val="19"/>
+          <w:szCs w:val="19"/>
+          <w:highlight w:val="white"/>
+        </w:rPr>
+        <w:t xml:space="preserve">{ </w:t>
+      </w:r>
+    </w:p>
+    <w:p>
+      <w:pPr>
+        <w:autoSpaceDE w:val="0"/>
+        <w:autoSpaceDN w:val="0"/>
+        <w:adjustRightInd w:val="0"/>
+        <w:spacing w:after="0" w:line="240" w:lineRule="auto"/>
+        <w:rPr>
+          <w:rFonts w:ascii="Cascadia Mono" w:hAnsi="Cascadia Mono" w:cs="Cascadia Mono"/>
+          <w:color w:val="000000"/>
+          <w:kern w:val="0"/>
+          <w:sz w:val="19"/>
+          <w:szCs w:val="19"/>
+          <w:highlight w:val="white"/>
+        </w:rPr>
+      </w:pPr>
+      <w:r>
+        <w:rPr>
+          <w:rFonts w:ascii="Cascadia Mono" w:hAnsi="Cascadia Mono" w:cs="Cascadia Mono"/>
+          <w:color w:val="000000"/>
+          <w:kern w:val="0"/>
+          <w:sz w:val="19"/>
+          <w:szCs w:val="19"/>
+          <w:highlight w:val="white"/>
+        </w:rPr>
+        <w:t xml:space="preserve"> </w:t>
+      </w:r>
+      <w:r>
+        <w:rPr>
+          <w:rFonts w:ascii="Cascadia Mono" w:hAnsi="Cascadia Mono" w:cs="Cascadia Mono"/>
+          <w:color w:val="0000FF"/>
+          <w:kern w:val="0"/>
+          <w:sz w:val="19"/>
+          <w:szCs w:val="19"/>
+          <w:highlight w:val="white"/>
+        </w:rPr>
+        <w:t>if</w:t>
+      </w:r>
+      <w:r>
+        <w:rPr>
+          <w:rFonts w:ascii="Cascadia Mono" w:hAnsi="Cascadia Mono" w:cs="Cascadia Mono"/>
+          <w:color w:val="000000"/>
+          <w:kern w:val="0"/>
+          <w:sz w:val="19"/>
+          <w:szCs w:val="19"/>
+          <w:highlight w:val="white"/>
+        </w:rPr>
+        <w:t xml:space="preserve"> (</w:t>
+      </w:r>
+      <w:r>
+        <w:rPr>
+          <w:rFonts w:ascii="Cascadia Mono" w:hAnsi="Cascadia Mono" w:cs="Cascadia Mono"/>
+          <w:color w:val="808080"/>
+          <w:kern w:val="0"/>
+          <w:sz w:val="19"/>
+          <w:szCs w:val="19"/>
+          <w:highlight w:val="white"/>
+        </w:rPr>
+        <w:t>b</w:t>
+      </w:r>
+      <w:r>
+        <w:rPr>
+          <w:rFonts w:ascii="Cascadia Mono" w:hAnsi="Cascadia Mono" w:cs="Cascadia Mono"/>
+          <w:color w:val="000000"/>
+          <w:kern w:val="0"/>
+          <w:sz w:val="19"/>
+          <w:szCs w:val="19"/>
+          <w:highlight w:val="white"/>
+        </w:rPr>
+        <w:t xml:space="preserve"> == 0) </w:t>
+      </w:r>
+      <w:r>
+        <w:rPr>
+          <w:rFonts w:ascii="Cascadia Mono" w:hAnsi="Cascadia Mono" w:cs="Cascadia Mono"/>
+          <w:color w:val="0000FF"/>
+          <w:kern w:val="0"/>
+          <w:sz w:val="19"/>
+          <w:szCs w:val="19"/>
+          <w:highlight w:val="white"/>
+        </w:rPr>
+        <w:t>return</w:t>
+      </w:r>
+      <w:r>
+        <w:rPr>
+          <w:rFonts w:ascii="Cascadia Mono" w:hAnsi="Cascadia Mono" w:cs="Cascadia Mono"/>
+          <w:color w:val="000000"/>
+          <w:kern w:val="0"/>
+          <w:sz w:val="19"/>
+          <w:szCs w:val="19"/>
+          <w:highlight w:val="white"/>
+        </w:rPr>
+        <w:t xml:space="preserve"> </w:t>
+      </w:r>
+      <w:r>
+        <w:rPr>
+          <w:rFonts w:ascii="Cascadia Mono" w:hAnsi="Cascadia Mono" w:cs="Cascadia Mono"/>
+          <w:color w:val="808080"/>
+          <w:kern w:val="0"/>
+          <w:sz w:val="19"/>
+          <w:szCs w:val="19"/>
+          <w:highlight w:val="white"/>
+        </w:rPr>
+        <w:t>a</w:t>
+      </w:r>
+      <w:r>
+        <w:rPr>
+          <w:rFonts w:ascii="Cascadia Mono" w:hAnsi="Cascadia Mono" w:cs="Cascadia Mono"/>
+          <w:color w:val="000000"/>
+          <w:kern w:val="0"/>
+          <w:sz w:val="19"/>
+          <w:szCs w:val="19"/>
+          <w:highlight w:val="white"/>
+        </w:rPr>
+        <w:t>;</w:t>
+      </w:r>
+    </w:p>
+    <w:p>
+      <w:pPr>
+        <w:autoSpaceDE w:val="0"/>
+        <w:autoSpaceDN w:val="0"/>
+        <w:adjustRightInd w:val="0"/>
+        <w:spacing w:after="0" w:line="240" w:lineRule="auto"/>
+        <w:rPr>
+          <w:rFonts w:ascii="Cascadia Mono" w:hAnsi="Cascadia Mono" w:cs="Cascadia Mono"/>
+          <w:color w:val="000000"/>
+          <w:kern w:val="0"/>
+          <w:sz w:val="19"/>
+          <w:szCs w:val="19"/>
+          <w:highlight w:val="white"/>
+        </w:rPr>
+      </w:pPr>
+      <w:r>
+        <w:rPr>
+          <w:rFonts w:ascii="Cascadia Mono" w:hAnsi="Cascadia Mono" w:cs="Cascadia Mono"/>
+          <w:color w:val="000000"/>
+          <w:kern w:val="0"/>
+          <w:sz w:val="19"/>
+          <w:szCs w:val="19"/>
+          <w:highlight w:val="white"/>
+        </w:rPr>
+        <w:t xml:space="preserve"> partR(</w:t>
+      </w:r>
+      <w:r>
+        <w:rPr>
+          <w:rFonts w:ascii="Cascadia Mono" w:hAnsi="Cascadia Mono" w:cs="Cascadia Mono"/>
+          <w:color w:val="808080"/>
+          <w:kern w:val="0"/>
+          <w:sz w:val="19"/>
+          <w:szCs w:val="19"/>
+          <w:highlight w:val="white"/>
+        </w:rPr>
+        <w:t>b</w:t>
+      </w:r>
+      <w:r>
+        <w:rPr>
+          <w:rFonts w:ascii="Cascadia Mono" w:hAnsi="Cascadia Mono" w:cs="Cascadia Mono"/>
+          <w:color w:val="000000"/>
+          <w:kern w:val="0"/>
+          <w:sz w:val="19"/>
+          <w:szCs w:val="19"/>
+          <w:highlight w:val="white"/>
+        </w:rPr>
+        <w:t xml:space="preserve">, 0); </w:t>
+      </w:r>
+      <w:r>
+        <w:rPr>
+          <w:rFonts w:ascii="Cascadia Mono" w:hAnsi="Cascadia Mono" w:cs="Cascadia Mono"/>
+          <w:color w:val="808080"/>
+          <w:kern w:val="0"/>
+          <w:sz w:val="19"/>
+          <w:szCs w:val="19"/>
+          <w:highlight w:val="white"/>
+        </w:rPr>
+        <w:t>b</w:t>
+      </w:r>
+      <w:r>
+        <w:rPr>
+          <w:rFonts w:ascii="Cascadia Mono" w:hAnsi="Cascadia Mono" w:cs="Cascadia Mono"/>
+          <w:color w:val="000000"/>
+          <w:kern w:val="0"/>
+          <w:sz w:val="19"/>
+          <w:szCs w:val="19"/>
+          <w:highlight w:val="white"/>
+        </w:rPr>
+        <w:t xml:space="preserve">-&gt;l = </w:t>
+      </w:r>
+      <w:r>
+        <w:rPr>
+          <w:rFonts w:ascii="Cascadia Mono" w:hAnsi="Cascadia Mono" w:cs="Cascadia Mono"/>
+          <w:color w:val="808080"/>
+          <w:kern w:val="0"/>
+          <w:sz w:val="19"/>
+          <w:szCs w:val="19"/>
+          <w:highlight w:val="white"/>
+        </w:rPr>
+        <w:t>a</w:t>
+      </w:r>
+      <w:r>
+        <w:rPr>
+          <w:rFonts w:ascii="Cascadia Mono" w:hAnsi="Cascadia Mono" w:cs="Cascadia Mono"/>
+          <w:color w:val="000000"/>
+          <w:kern w:val="0"/>
+          <w:sz w:val="19"/>
+          <w:szCs w:val="19"/>
+          <w:highlight w:val="white"/>
+        </w:rPr>
+        <w:t xml:space="preserve">; </w:t>
+      </w:r>
+    </w:p>
+    <w:p>
+      <w:pPr>
+        <w:autoSpaceDE w:val="0"/>
+        <w:autoSpaceDN w:val="0"/>
+        <w:adjustRightInd w:val="0"/>
+        <w:spacing w:after="0" w:line="240" w:lineRule="auto"/>
+        <w:rPr>
+          <w:rFonts w:ascii="Cascadia Mono" w:hAnsi="Cascadia Mono" w:cs="Cascadia Mono"/>
+          <w:color w:val="000000"/>
+          <w:kern w:val="0"/>
+          <w:sz w:val="19"/>
+          <w:szCs w:val="19"/>
+          <w:highlight w:val="white"/>
+        </w:rPr>
+      </w:pPr>
+      <w:r>
+        <w:rPr>
+          <w:rFonts w:ascii="Cascadia Mono" w:hAnsi="Cascadia Mono" w:cs="Cascadia Mono"/>
+          <w:color w:val="000000"/>
+          <w:kern w:val="0"/>
+          <w:sz w:val="19"/>
+          <w:szCs w:val="19"/>
+          <w:highlight w:val="white"/>
+        </w:rPr>
+        <w:t xml:space="preserve"> </w:t>
+      </w:r>
+      <w:r>
+        <w:rPr>
+          <w:rFonts w:ascii="Cascadia Mono" w:hAnsi="Cascadia Mono" w:cs="Cascadia Mono"/>
+          <w:color w:val="0000FF"/>
+          <w:kern w:val="0"/>
+          <w:sz w:val="19"/>
+          <w:szCs w:val="19"/>
+          <w:highlight w:val="white"/>
+        </w:rPr>
+        <w:t>return</w:t>
+      </w:r>
+      <w:r>
+        <w:rPr>
+          <w:rFonts w:ascii="Cascadia Mono" w:hAnsi="Cascadia Mono" w:cs="Cascadia Mono"/>
+          <w:color w:val="000000"/>
+          <w:kern w:val="0"/>
+          <w:sz w:val="19"/>
+          <w:szCs w:val="19"/>
+          <w:highlight w:val="white"/>
+        </w:rPr>
+        <w:t xml:space="preserve"> </w:t>
+      </w:r>
+      <w:r>
+        <w:rPr>
+          <w:rFonts w:ascii="Cascadia Mono" w:hAnsi="Cascadia Mono" w:cs="Cascadia Mono"/>
+          <w:color w:val="808080"/>
+          <w:kern w:val="0"/>
+          <w:sz w:val="19"/>
+          <w:szCs w:val="19"/>
+          <w:highlight w:val="white"/>
+        </w:rPr>
+        <w:t>b</w:t>
+      </w:r>
+      <w:r>
+        <w:rPr>
+          <w:rFonts w:ascii="Cascadia Mono" w:hAnsi="Cascadia Mono" w:cs="Cascadia Mono"/>
+          <w:color w:val="000000"/>
+          <w:kern w:val="0"/>
+          <w:sz w:val="19"/>
+          <w:szCs w:val="19"/>
+          <w:highlight w:val="white"/>
+        </w:rPr>
+        <w:t>;</w:t>
+      </w:r>
+    </w:p>
+    <w:p>
+      <w:pPr>
+        <w:pBdr>
+          <w:bottom w:val="single" w:sz="6" w:space="1" w:color="auto"/>
+        </w:pBdr>
+        <w:rPr>
+          <w:rFonts w:ascii="Cascadia Mono" w:hAnsi="Cascadia Mono" w:cs="Cascadia Mono"/>
+          <w:color w:val="000000"/>
+          <w:kern w:val="0"/>
+          <w:sz w:val="19"/>
+          <w:szCs w:val="19"/>
+        </w:rPr>
+      </w:pPr>
+      <w:r>
+        <w:rPr>
+          <w:noProof/>
+          <w:lang w:val="it-IT"/>
+        </w:rPr>
+        <w:drawing>
+          <wp:anchor distT="0" distB="0" distL="114300" distR="114300" simplePos="0" relativeHeight="251662336" behindDoc="1" locked="0" layoutInCell="1" allowOverlap="1" wp14:anchorId="570955B5" wp14:editId="3C85271A">
+            <wp:simplePos x="0" y="0"/>
+            <wp:positionH relativeFrom="margin">
+              <wp:posOffset>4393565</wp:posOffset>
+            </wp:positionH>
+            <wp:positionV relativeFrom="paragraph">
+              <wp:posOffset>221615</wp:posOffset>
+            </wp:positionV>
+            <wp:extent cx="1517015" cy="2517140"/>
+            <wp:effectExtent l="0" t="4762" r="2222" b="2223"/>
+            <wp:wrapTight wrapText="bothSides">
+              <wp:wrapPolygon edited="0">
+                <wp:start x="-68" y="21559"/>
+                <wp:lineTo x="21360" y="21559"/>
+                <wp:lineTo x="21360" y="144"/>
+                <wp:lineTo x="-68" y="144"/>
+                <wp:lineTo x="-68" y="21559"/>
+              </wp:wrapPolygon>
+            </wp:wrapTight>
+            <wp:docPr id="1462123867" name="Picture 9"/>
+            <wp:cNvGraphicFramePr>
+              <a:graphicFrameLocks xmlns:a="http://schemas.openxmlformats.org/drawingml/2006/main" noChangeAspect="1"/>
+            </wp:cNvGraphicFramePr>
+            <a:graphic xmlns:a="http://schemas.openxmlformats.org/drawingml/2006/main">
+              <a:graphicData uri="http://schemas.openxmlformats.org/drawingml/2006/picture">
+                <pic:pic xmlns:pic="http://schemas.openxmlformats.org/drawingml/2006/picture">
+                  <pic:nvPicPr>
+                    <pic:cNvPr id="0" name="Picture 31"/>
+                    <pic:cNvPicPr>
+                      <a:picLocks noChangeAspect="1" noChangeArrowheads="1"/>
+                    </pic:cNvPicPr>
+                  </pic:nvPicPr>
+                  <pic:blipFill rotWithShape="1">
+                    <a:blip r:embed="rId9" cstate="print">
+                      <a:extLst>
+                        <a:ext uri="{28A0092B-C50C-407E-A947-70E740481C1C}">
+                          <a14:useLocalDpi xmlns:a14="http://schemas.microsoft.com/office/drawing/2010/main" val="0"/>
+                        </a:ext>
+                      </a:extLst>
+                    </a:blip>
+                    <a:srcRect l="18957" t="6488" r="42685" b="8599"/>
+                    <a:stretch>
+                      <a:fillRect/>
+                    </a:stretch>
+                  </pic:blipFill>
+                  <pic:spPr bwMode="auto">
+                    <a:xfrm rot="5400000">
+                      <a:off x="0" y="0"/>
+                      <a:ext cx="1517015" cy="2517140"/>
+                    </a:xfrm>
+                    <a:prstGeom prst="rect">
+                      <a:avLst/>
+                    </a:prstGeom>
+                    <a:noFill/>
+                    <a:ln>
+                      <a:noFill/>
+                    </a:ln>
+                    <a:extLst>
+                      <a:ext uri="{53640926-AAD7-44D8-BBD7-CCE9431645EC}">
+                        <a14:shadowObscured xmlns:a14="http://schemas.microsoft.com/office/drawing/2010/main"/>
+                      </a:ext>
+                    </a:extLst>
+                  </pic:spPr>
+                </pic:pic>
+              </a:graphicData>
+            </a:graphic>
+            <wp14:sizeRelH relativeFrom="margin">
+              <wp14:pctWidth>0</wp14:pctWidth>
+            </wp14:sizeRelH>
+            <wp14:sizeRelV relativeFrom="margin">
+              <wp14:pctHeight>0</wp14:pctHeight>
+            </wp14:sizeRelV>
+          </wp:anchor>
+        </w:drawing>
+      </w:r>
+      <w:r>
+        <w:rPr>
+          <w:rFonts w:ascii="Cascadia Mono" w:hAnsi="Cascadia Mono" w:cs="Cascadia Mono"/>
+          <w:color w:val="000000"/>
+          <w:kern w:val="0"/>
+          <w:sz w:val="19"/>
+          <w:szCs w:val="19"/>
+          <w:highlight w:val="white"/>
+        </w:rPr>
+        <w:t>}</w:t>
+      </w:r>
+    </w:p>
+    <w:p>
+      <w:pPr>
+        <w:autoSpaceDE w:val="0"/>
+        <w:autoSpaceDN w:val="0"/>
+        <w:adjustRightInd w:val="0"/>
+        <w:spacing w:after="0" w:line="240" w:lineRule="auto"/>
+        <w:rPr>
+          <w:rFonts w:ascii="Cascadia Mono" w:hAnsi="Cascadia Mono" w:cs="Cascadia Mono"/>
+          <w:color w:val="008000"/>
+          <w:kern w:val="0"/>
+          <w:sz w:val="19"/>
+          <w:szCs w:val="19"/>
+          <w:highlight w:val="white"/>
+          <w:lang w:val="it-IT"/>
+        </w:rPr>
+      </w:pPr>
+      <w:r>
+        <w:rPr>
+          <w:rFonts w:ascii="Cascadia Mono" w:hAnsi="Cascadia Mono" w:cs="Cascadia Mono"/>
+          <w:color w:val="008000"/>
+          <w:kern w:val="0"/>
+          <w:sz w:val="19"/>
+          <w:szCs w:val="19"/>
+          <w:highlight w:val="white"/>
+          <w:lang w:val="it-IT"/>
+        </w:rPr>
+        <w:t>// elimina, se presente, il primo elemento nell'albero con chiave v</w:t>
+      </w:r>
+    </w:p>
+    <w:p>
+      <w:pPr>
+        <w:autoSpaceDE w:val="0"/>
+        <w:autoSpaceDN w:val="0"/>
+        <w:adjustRightInd w:val="0"/>
+        <w:spacing w:after="0" w:line="240" w:lineRule="auto"/>
+        <w:rPr>
+          <w:rFonts w:ascii="Cascadia Mono" w:hAnsi="Cascadia Mono" w:cs="Cascadia Mono"/>
+          <w:color w:val="000000"/>
+          <w:kern w:val="0"/>
+          <w:sz w:val="19"/>
+          <w:szCs w:val="19"/>
+          <w:highlight w:val="white"/>
+        </w:rPr>
+      </w:pPr>
+      <w:r>
+        <w:rPr>
+          <w:rFonts w:ascii="Cascadia Mono" w:hAnsi="Cascadia Mono" w:cs="Cascadia Mono"/>
+          <w:color w:val="0000FF"/>
+          <w:kern w:val="0"/>
+          <w:sz w:val="19"/>
+          <w:szCs w:val="19"/>
+          <w:highlight w:val="white"/>
+        </w:rPr>
+        <w:t>void</w:t>
+      </w:r>
+      <w:r>
+        <w:rPr>
+          <w:rFonts w:ascii="Cascadia Mono" w:hAnsi="Cascadia Mono" w:cs="Cascadia Mono"/>
+          <w:color w:val="000000"/>
+          <w:kern w:val="0"/>
+          <w:sz w:val="19"/>
+          <w:szCs w:val="19"/>
+          <w:highlight w:val="white"/>
+        </w:rPr>
+        <w:t xml:space="preserve"> removeR(</w:t>
+      </w:r>
+      <w:r>
+        <w:rPr>
+          <w:rFonts w:ascii="Cascadia Mono" w:hAnsi="Cascadia Mono" w:cs="Cascadia Mono"/>
+          <w:color w:val="2B91AF"/>
+          <w:kern w:val="0"/>
+          <w:sz w:val="19"/>
+          <w:szCs w:val="19"/>
+          <w:highlight w:val="white"/>
+        </w:rPr>
+        <w:t>link</w:t>
+      </w:r>
+      <w:r>
+        <w:rPr>
+          <w:rFonts w:ascii="Cascadia Mono" w:hAnsi="Cascadia Mono" w:cs="Cascadia Mono"/>
+          <w:color w:val="000000"/>
+          <w:kern w:val="0"/>
+          <w:sz w:val="19"/>
+          <w:szCs w:val="19"/>
+          <w:highlight w:val="white"/>
+        </w:rPr>
+        <w:t xml:space="preserve">&amp; </w:t>
+      </w:r>
+      <w:r>
+        <w:rPr>
+          <w:rFonts w:ascii="Cascadia Mono" w:hAnsi="Cascadia Mono" w:cs="Cascadia Mono"/>
+          <w:color w:val="808080"/>
+          <w:kern w:val="0"/>
+          <w:sz w:val="19"/>
+          <w:szCs w:val="19"/>
+          <w:highlight w:val="white"/>
+        </w:rPr>
+        <w:t>h</w:t>
+      </w:r>
+      <w:r>
+        <w:rPr>
+          <w:rFonts w:ascii="Cascadia Mono" w:hAnsi="Cascadia Mono" w:cs="Cascadia Mono"/>
+          <w:color w:val="000000"/>
+          <w:kern w:val="0"/>
+          <w:sz w:val="19"/>
+          <w:szCs w:val="19"/>
+          <w:highlight w:val="white"/>
+        </w:rPr>
+        <w:t xml:space="preserve">, </w:t>
+      </w:r>
+      <w:r>
+        <w:rPr>
+          <w:rFonts w:ascii="Cascadia Mono" w:hAnsi="Cascadia Mono" w:cs="Cascadia Mono"/>
+          <w:color w:val="2B91AF"/>
+          <w:kern w:val="0"/>
+          <w:sz w:val="19"/>
+          <w:szCs w:val="19"/>
+          <w:highlight w:val="white"/>
+        </w:rPr>
+        <w:t>Key</w:t>
+      </w:r>
+      <w:r>
+        <w:rPr>
+          <w:rFonts w:ascii="Cascadia Mono" w:hAnsi="Cascadia Mono" w:cs="Cascadia Mono"/>
+          <w:color w:val="000000"/>
+          <w:kern w:val="0"/>
+          <w:sz w:val="19"/>
+          <w:szCs w:val="19"/>
+          <w:highlight w:val="white"/>
+        </w:rPr>
+        <w:t xml:space="preserve"> </w:t>
+      </w:r>
+      <w:r>
+        <w:rPr>
+          <w:rFonts w:ascii="Cascadia Mono" w:hAnsi="Cascadia Mono" w:cs="Cascadia Mono"/>
+          <w:color w:val="808080"/>
+          <w:kern w:val="0"/>
+          <w:sz w:val="19"/>
+          <w:szCs w:val="19"/>
+          <w:highlight w:val="white"/>
+        </w:rPr>
+        <w:t>v</w:t>
+      </w:r>
+      <w:r>
+        <w:rPr>
+          <w:rFonts w:ascii="Cascadia Mono" w:hAnsi="Cascadia Mono" w:cs="Cascadia Mono"/>
+          <w:color w:val="000000"/>
+          <w:kern w:val="0"/>
+          <w:sz w:val="19"/>
+          <w:szCs w:val="19"/>
+          <w:highlight w:val="white"/>
+        </w:rPr>
+        <w:t>)</w:t>
+      </w:r>
+    </w:p>
+    <w:p>
+      <w:pPr>
+        <w:autoSpaceDE w:val="0"/>
+        <w:autoSpaceDN w:val="0"/>
+        <w:adjustRightInd w:val="0"/>
+        <w:spacing w:after="0" w:line="240" w:lineRule="auto"/>
+        <w:rPr>
+          <w:rFonts w:ascii="Cascadia Mono" w:hAnsi="Cascadia Mono" w:cs="Cascadia Mono"/>
+          <w:color w:val="000000"/>
+          <w:kern w:val="0"/>
+          <w:sz w:val="19"/>
+          <w:szCs w:val="19"/>
+          <w:highlight w:val="white"/>
+          <w:lang w:val="it-IT"/>
+        </w:rPr>
+      </w:pPr>
+      <w:r>
+        <w:rPr>
+          <w:rFonts w:ascii="Cascadia Mono" w:hAnsi="Cascadia Mono" w:cs="Cascadia Mono"/>
+          <w:color w:val="000000"/>
+          <w:kern w:val="0"/>
+          <w:sz w:val="19"/>
+          <w:szCs w:val="19"/>
+          <w:highlight w:val="white"/>
+          <w:lang w:val="it-IT"/>
+        </w:rPr>
+        <w:t xml:space="preserve">{ </w:t>
+      </w:r>
+    </w:p>
+    <w:p>
+      <w:pPr>
+        <w:autoSpaceDE w:val="0"/>
+        <w:autoSpaceDN w:val="0"/>
+        <w:adjustRightInd w:val="0"/>
+        <w:spacing w:after="0" w:line="240" w:lineRule="auto"/>
+        <w:rPr>
+          <w:rFonts w:ascii="Cascadia Mono" w:hAnsi="Cascadia Mono" w:cs="Cascadia Mono"/>
+          <w:color w:val="000000"/>
+          <w:kern w:val="0"/>
+          <w:sz w:val="19"/>
+          <w:szCs w:val="19"/>
+          <w:highlight w:val="white"/>
+          <w:lang w:val="it-IT"/>
+        </w:rPr>
+      </w:pPr>
+      <w:r>
+        <w:rPr>
+          <w:rFonts w:ascii="Cascadia Mono" w:hAnsi="Cascadia Mono" w:cs="Cascadia Mono"/>
+          <w:color w:val="0000FF"/>
+          <w:kern w:val="0"/>
+          <w:sz w:val="19"/>
+          <w:szCs w:val="19"/>
+          <w:highlight w:val="white"/>
+          <w:lang w:val="it-IT"/>
+        </w:rPr>
+        <w:t>if</w:t>
+      </w:r>
+      <w:r>
+        <w:rPr>
+          <w:rFonts w:ascii="Cascadia Mono" w:hAnsi="Cascadia Mono" w:cs="Cascadia Mono"/>
+          <w:color w:val="000000"/>
+          <w:kern w:val="0"/>
+          <w:sz w:val="19"/>
+          <w:szCs w:val="19"/>
+          <w:highlight w:val="white"/>
+          <w:lang w:val="it-IT"/>
+        </w:rPr>
+        <w:t xml:space="preserve"> (</w:t>
+      </w:r>
+      <w:r>
+        <w:rPr>
+          <w:rFonts w:ascii="Cascadia Mono" w:hAnsi="Cascadia Mono" w:cs="Cascadia Mono"/>
+          <w:color w:val="808080"/>
+          <w:kern w:val="0"/>
+          <w:sz w:val="19"/>
+          <w:szCs w:val="19"/>
+          <w:highlight w:val="white"/>
+          <w:lang w:val="it-IT"/>
+        </w:rPr>
+        <w:t>h</w:t>
+      </w:r>
+      <w:r>
+        <w:rPr>
+          <w:rFonts w:ascii="Cascadia Mono" w:hAnsi="Cascadia Mono" w:cs="Cascadia Mono"/>
+          <w:color w:val="000000"/>
+          <w:kern w:val="0"/>
+          <w:sz w:val="19"/>
+          <w:szCs w:val="19"/>
+          <w:highlight w:val="white"/>
+          <w:lang w:val="it-IT"/>
+        </w:rPr>
+        <w:t xml:space="preserve"> == 0) </w:t>
+      </w:r>
+      <w:r>
+        <w:rPr>
+          <w:rFonts w:ascii="Cascadia Mono" w:hAnsi="Cascadia Mono" w:cs="Cascadia Mono"/>
+          <w:color w:val="0000FF"/>
+          <w:kern w:val="0"/>
+          <w:sz w:val="19"/>
+          <w:szCs w:val="19"/>
+          <w:highlight w:val="white"/>
+          <w:lang w:val="it-IT"/>
+        </w:rPr>
+        <w:t>return</w:t>
+      </w:r>
+      <w:r>
+        <w:rPr>
+          <w:rFonts w:ascii="Cascadia Mono" w:hAnsi="Cascadia Mono" w:cs="Cascadia Mono"/>
+          <w:color w:val="000000"/>
+          <w:kern w:val="0"/>
+          <w:sz w:val="19"/>
+          <w:szCs w:val="19"/>
+          <w:highlight w:val="white"/>
+          <w:lang w:val="it-IT"/>
+        </w:rPr>
+        <w:t>;</w:t>
+      </w:r>
+      <w:r>
+        <w:rPr>
+          <w:rFonts w:ascii="Cascadia Mono" w:hAnsi="Cascadia Mono" w:cs="Cascadia Mono"/>
+          <w:color w:val="000000"/>
+          <w:kern w:val="0"/>
+          <w:sz w:val="19"/>
+          <w:szCs w:val="19"/>
+          <w:highlight w:val="white"/>
+          <w:lang w:val="it-IT"/>
+        </w:rPr>
+        <w:t xml:space="preserve"> </w:t>
+      </w:r>
+      <w:r>
+        <w:rPr>
+          <w:rFonts w:ascii="Cascadia Mono" w:hAnsi="Cascadia Mono" w:cs="Cascadia Mono"/>
+          <w:color w:val="008000"/>
+          <w:kern w:val="0"/>
+          <w:sz w:val="19"/>
+          <w:szCs w:val="19"/>
+          <w:highlight w:val="white"/>
+          <w:lang w:val="it-IT"/>
+        </w:rPr>
+        <w:t xml:space="preserve">// </w:t>
+      </w:r>
+      <w:r>
+        <w:rPr>
+          <w:rFonts w:ascii="Cascadia Mono" w:hAnsi="Cascadia Mono" w:cs="Cascadia Mono"/>
+          <w:color w:val="008000"/>
+          <w:kern w:val="0"/>
+          <w:sz w:val="19"/>
+          <w:szCs w:val="19"/>
+          <w:highlight w:val="white"/>
+          <w:lang w:val="it-IT"/>
+        </w:rPr>
+        <w:t>se è v</w:t>
+      </w:r>
+      <w:r>
+        <w:rPr>
+          <w:rFonts w:ascii="Cascadia Mono" w:hAnsi="Cascadia Mono" w:cs="Cascadia Mono"/>
+          <w:color w:val="008000"/>
+          <w:kern w:val="0"/>
+          <w:sz w:val="19"/>
+          <w:szCs w:val="19"/>
+          <w:highlight w:val="white"/>
+          <w:lang w:val="it-IT"/>
+        </w:rPr>
+        <w:t>uoto termina</w:t>
+      </w:r>
+    </w:p>
+    <w:p>
+      <w:pPr>
+        <w:autoSpaceDE w:val="0"/>
+        <w:autoSpaceDN w:val="0"/>
+        <w:adjustRightInd w:val="0"/>
+        <w:spacing w:after="0" w:line="240" w:lineRule="auto"/>
+        <w:rPr>
+          <w:rFonts w:ascii="Cascadia Mono" w:hAnsi="Cascadia Mono" w:cs="Cascadia Mono"/>
+          <w:color w:val="000000"/>
+          <w:kern w:val="0"/>
+          <w:sz w:val="19"/>
+          <w:szCs w:val="19"/>
+          <w:highlight w:val="white"/>
+        </w:rPr>
+      </w:pPr>
+      <w:r>
+        <w:rPr>
+          <w:rFonts w:ascii="Cascadia Mono" w:hAnsi="Cascadia Mono" w:cs="Cascadia Mono"/>
+          <w:color w:val="000000"/>
+          <w:kern w:val="0"/>
+          <w:sz w:val="19"/>
+          <w:szCs w:val="19"/>
+          <w:highlight w:val="white"/>
+          <w:lang w:val="it-IT"/>
+        </w:rPr>
+        <w:t xml:space="preserve"> </w:t>
+      </w:r>
+      <w:r>
+        <w:rPr>
+          <w:rFonts w:ascii="Cascadia Mono" w:hAnsi="Cascadia Mono" w:cs="Cascadia Mono"/>
+          <w:color w:val="2B91AF"/>
+          <w:kern w:val="0"/>
+          <w:sz w:val="19"/>
+          <w:szCs w:val="19"/>
+          <w:highlight w:val="white"/>
+        </w:rPr>
+        <w:t>Key</w:t>
+      </w:r>
+      <w:r>
+        <w:rPr>
+          <w:rFonts w:ascii="Cascadia Mono" w:hAnsi="Cascadia Mono" w:cs="Cascadia Mono"/>
+          <w:color w:val="000000"/>
+          <w:kern w:val="0"/>
+          <w:sz w:val="19"/>
+          <w:szCs w:val="19"/>
+          <w:highlight w:val="white"/>
+        </w:rPr>
+        <w:t xml:space="preserve"> w = </w:t>
+      </w:r>
+      <w:r>
+        <w:rPr>
+          <w:rFonts w:ascii="Cascadia Mono" w:hAnsi="Cascadia Mono" w:cs="Cascadia Mono"/>
+          <w:color w:val="808080"/>
+          <w:kern w:val="0"/>
+          <w:sz w:val="19"/>
+          <w:szCs w:val="19"/>
+          <w:highlight w:val="white"/>
+        </w:rPr>
+        <w:t>h</w:t>
+      </w:r>
+      <w:r>
+        <w:rPr>
+          <w:rFonts w:ascii="Cascadia Mono" w:hAnsi="Cascadia Mono" w:cs="Cascadia Mono"/>
+          <w:color w:val="000000"/>
+          <w:kern w:val="0"/>
+          <w:sz w:val="19"/>
+          <w:szCs w:val="19"/>
+          <w:highlight w:val="white"/>
+        </w:rPr>
+        <w:t xml:space="preserve">-&gt;item.key(); </w:t>
+      </w:r>
+    </w:p>
+    <w:p>
+      <w:pPr>
+        <w:autoSpaceDE w:val="0"/>
+        <w:autoSpaceDN w:val="0"/>
+        <w:adjustRightInd w:val="0"/>
+        <w:spacing w:after="0" w:line="240" w:lineRule="auto"/>
+        <w:rPr>
+          <w:rFonts w:ascii="Cascadia Mono" w:hAnsi="Cascadia Mono" w:cs="Cascadia Mono"/>
+          <w:color w:val="000000"/>
+          <w:kern w:val="0"/>
+          <w:sz w:val="19"/>
+          <w:szCs w:val="19"/>
+          <w:highlight w:val="white"/>
+        </w:rPr>
+      </w:pPr>
+      <w:r>
+        <w:rPr>
+          <w:rFonts w:ascii="Cascadia Mono" w:hAnsi="Cascadia Mono" w:cs="Cascadia Mono"/>
+          <w:color w:val="000000"/>
+          <w:kern w:val="0"/>
+          <w:sz w:val="19"/>
+          <w:szCs w:val="19"/>
+          <w:highlight w:val="white"/>
+        </w:rPr>
+        <w:t xml:space="preserve"> </w:t>
+      </w:r>
+      <w:r>
+        <w:rPr>
+          <w:rFonts w:ascii="Cascadia Mono" w:hAnsi="Cascadia Mono" w:cs="Cascadia Mono"/>
+          <w:color w:val="0000FF"/>
+          <w:kern w:val="0"/>
+          <w:sz w:val="19"/>
+          <w:szCs w:val="19"/>
+          <w:highlight w:val="white"/>
+        </w:rPr>
+        <w:t>if</w:t>
+      </w:r>
+      <w:r>
+        <w:rPr>
+          <w:rFonts w:ascii="Cascadia Mono" w:hAnsi="Cascadia Mono" w:cs="Cascadia Mono"/>
+          <w:color w:val="000000"/>
+          <w:kern w:val="0"/>
+          <w:sz w:val="19"/>
+          <w:szCs w:val="19"/>
+          <w:highlight w:val="white"/>
+        </w:rPr>
+        <w:t xml:space="preserve"> (</w:t>
+      </w:r>
+      <w:r>
+        <w:rPr>
+          <w:rFonts w:ascii="Cascadia Mono" w:hAnsi="Cascadia Mono" w:cs="Cascadia Mono"/>
+          <w:color w:val="808080"/>
+          <w:kern w:val="0"/>
+          <w:sz w:val="19"/>
+          <w:szCs w:val="19"/>
+          <w:highlight w:val="white"/>
+        </w:rPr>
+        <w:t>v</w:t>
+      </w:r>
+      <w:r>
+        <w:rPr>
+          <w:rFonts w:ascii="Cascadia Mono" w:hAnsi="Cascadia Mono" w:cs="Cascadia Mono"/>
+          <w:color w:val="000000"/>
+          <w:kern w:val="0"/>
+          <w:sz w:val="19"/>
+          <w:szCs w:val="19"/>
+          <w:highlight w:val="white"/>
+        </w:rPr>
+        <w:t xml:space="preserve"> &lt; w) removeR(</w:t>
+      </w:r>
+      <w:r>
+        <w:rPr>
+          <w:rFonts w:ascii="Cascadia Mono" w:hAnsi="Cascadia Mono" w:cs="Cascadia Mono"/>
+          <w:color w:val="808080"/>
+          <w:kern w:val="0"/>
+          <w:sz w:val="19"/>
+          <w:szCs w:val="19"/>
+          <w:highlight w:val="white"/>
+        </w:rPr>
+        <w:t>h</w:t>
+      </w:r>
+      <w:r>
+        <w:rPr>
+          <w:rFonts w:ascii="Cascadia Mono" w:hAnsi="Cascadia Mono" w:cs="Cascadia Mono"/>
+          <w:color w:val="000000"/>
+          <w:kern w:val="0"/>
+          <w:sz w:val="19"/>
+          <w:szCs w:val="19"/>
+          <w:highlight w:val="white"/>
+        </w:rPr>
+        <w:t xml:space="preserve">-&gt;l, </w:t>
+      </w:r>
+      <w:r>
+        <w:rPr>
+          <w:rFonts w:ascii="Cascadia Mono" w:hAnsi="Cascadia Mono" w:cs="Cascadia Mono"/>
+          <w:color w:val="808080"/>
+          <w:kern w:val="0"/>
+          <w:sz w:val="19"/>
+          <w:szCs w:val="19"/>
+          <w:highlight w:val="white"/>
+        </w:rPr>
+        <w:t>v</w:t>
+      </w:r>
+      <w:r>
+        <w:rPr>
+          <w:rFonts w:ascii="Cascadia Mono" w:hAnsi="Cascadia Mono" w:cs="Cascadia Mono"/>
+          <w:color w:val="000000"/>
+          <w:kern w:val="0"/>
+          <w:sz w:val="19"/>
+          <w:szCs w:val="19"/>
+          <w:highlight w:val="white"/>
+        </w:rPr>
+        <w:t>);</w:t>
+      </w:r>
+    </w:p>
+    <w:p>
+      <w:pPr>
+        <w:autoSpaceDE w:val="0"/>
+        <w:autoSpaceDN w:val="0"/>
+        <w:adjustRightInd w:val="0"/>
+        <w:spacing w:after="0" w:line="240" w:lineRule="auto"/>
+        <w:rPr>
+          <w:rFonts w:ascii="Cascadia Mono" w:hAnsi="Cascadia Mono" w:cs="Cascadia Mono"/>
+          <w:color w:val="000000"/>
+          <w:kern w:val="0"/>
+          <w:sz w:val="19"/>
+          <w:szCs w:val="19"/>
+          <w:highlight w:val="white"/>
+        </w:rPr>
+      </w:pPr>
+      <w:r>
+        <w:rPr>
+          <w:rFonts w:ascii="Cascadia Mono" w:hAnsi="Cascadia Mono" w:cs="Cascadia Mono"/>
+          <w:color w:val="000000"/>
+          <w:kern w:val="0"/>
+          <w:sz w:val="19"/>
+          <w:szCs w:val="19"/>
+          <w:highlight w:val="white"/>
+        </w:rPr>
+        <w:t xml:space="preserve"> </w:t>
+      </w:r>
+      <w:r>
+        <w:rPr>
+          <w:rFonts w:ascii="Cascadia Mono" w:hAnsi="Cascadia Mono" w:cs="Cascadia Mono"/>
+          <w:color w:val="0000FF"/>
+          <w:kern w:val="0"/>
+          <w:sz w:val="19"/>
+          <w:szCs w:val="19"/>
+          <w:highlight w:val="white"/>
+        </w:rPr>
+        <w:t>if</w:t>
+      </w:r>
+      <w:r>
+        <w:rPr>
+          <w:rFonts w:ascii="Cascadia Mono" w:hAnsi="Cascadia Mono" w:cs="Cascadia Mono"/>
+          <w:color w:val="000000"/>
+          <w:kern w:val="0"/>
+          <w:sz w:val="19"/>
+          <w:szCs w:val="19"/>
+          <w:highlight w:val="white"/>
+        </w:rPr>
+        <w:t xml:space="preserve"> (w &lt; </w:t>
+      </w:r>
+      <w:r>
+        <w:rPr>
+          <w:rFonts w:ascii="Cascadia Mono" w:hAnsi="Cascadia Mono" w:cs="Cascadia Mono"/>
+          <w:color w:val="808080"/>
+          <w:kern w:val="0"/>
+          <w:sz w:val="19"/>
+          <w:szCs w:val="19"/>
+          <w:highlight w:val="white"/>
+        </w:rPr>
+        <w:t>v</w:t>
+      </w:r>
+      <w:r>
+        <w:rPr>
+          <w:rFonts w:ascii="Cascadia Mono" w:hAnsi="Cascadia Mono" w:cs="Cascadia Mono"/>
+          <w:color w:val="000000"/>
+          <w:kern w:val="0"/>
+          <w:sz w:val="19"/>
+          <w:szCs w:val="19"/>
+          <w:highlight w:val="white"/>
+        </w:rPr>
+        <w:t>) removeR(</w:t>
+      </w:r>
+      <w:r>
+        <w:rPr>
+          <w:rFonts w:ascii="Cascadia Mono" w:hAnsi="Cascadia Mono" w:cs="Cascadia Mono"/>
+          <w:color w:val="808080"/>
+          <w:kern w:val="0"/>
+          <w:sz w:val="19"/>
+          <w:szCs w:val="19"/>
+          <w:highlight w:val="white"/>
+        </w:rPr>
+        <w:t>h</w:t>
+      </w:r>
+      <w:r>
+        <w:rPr>
+          <w:rFonts w:ascii="Cascadia Mono" w:hAnsi="Cascadia Mono" w:cs="Cascadia Mono"/>
+          <w:color w:val="000000"/>
+          <w:kern w:val="0"/>
+          <w:sz w:val="19"/>
+          <w:szCs w:val="19"/>
+          <w:highlight w:val="white"/>
+        </w:rPr>
+        <w:t xml:space="preserve">-&gt;r, </w:t>
+      </w:r>
+      <w:r>
+        <w:rPr>
+          <w:rFonts w:ascii="Cascadia Mono" w:hAnsi="Cascadia Mono" w:cs="Cascadia Mono"/>
+          <w:color w:val="808080"/>
+          <w:kern w:val="0"/>
+          <w:sz w:val="19"/>
+          <w:szCs w:val="19"/>
+          <w:highlight w:val="white"/>
+        </w:rPr>
+        <w:t>v</w:t>
+      </w:r>
+      <w:r>
+        <w:rPr>
+          <w:rFonts w:ascii="Cascadia Mono" w:hAnsi="Cascadia Mono" w:cs="Cascadia Mono"/>
+          <w:color w:val="000000"/>
+          <w:kern w:val="0"/>
+          <w:sz w:val="19"/>
+          <w:szCs w:val="19"/>
+          <w:highlight w:val="white"/>
+        </w:rPr>
+        <w:t>);</w:t>
+      </w:r>
+    </w:p>
+    <w:p>
+      <w:pPr>
+        <w:autoSpaceDE w:val="0"/>
+        <w:autoSpaceDN w:val="0"/>
+        <w:adjustRightInd w:val="0"/>
+        <w:spacing w:after="0" w:line="240" w:lineRule="auto"/>
+        <w:rPr>
+          <w:rFonts w:ascii="Cascadia Mono" w:hAnsi="Cascadia Mono" w:cs="Cascadia Mono"/>
+          <w:color w:val="000000"/>
+          <w:kern w:val="0"/>
+          <w:sz w:val="19"/>
+          <w:szCs w:val="19"/>
+          <w:highlight w:val="white"/>
+        </w:rPr>
+      </w:pPr>
+      <w:r>
+        <w:rPr>
+          <w:rFonts w:ascii="Cascadia Mono" w:hAnsi="Cascadia Mono" w:cs="Cascadia Mono"/>
+          <w:color w:val="000000"/>
+          <w:kern w:val="0"/>
+          <w:sz w:val="19"/>
+          <w:szCs w:val="19"/>
+          <w:highlight w:val="white"/>
+        </w:rPr>
+        <w:t xml:space="preserve"> </w:t>
+      </w:r>
+      <w:r>
+        <w:rPr>
+          <w:rFonts w:ascii="Cascadia Mono" w:hAnsi="Cascadia Mono" w:cs="Cascadia Mono"/>
+          <w:color w:val="0000FF"/>
+          <w:kern w:val="0"/>
+          <w:sz w:val="19"/>
+          <w:szCs w:val="19"/>
+          <w:highlight w:val="white"/>
+        </w:rPr>
+        <w:t>if</w:t>
+      </w:r>
+      <w:r>
+        <w:rPr>
+          <w:rFonts w:ascii="Cascadia Mono" w:hAnsi="Cascadia Mono" w:cs="Cascadia Mono"/>
+          <w:color w:val="000000"/>
+          <w:kern w:val="0"/>
+          <w:sz w:val="19"/>
+          <w:szCs w:val="19"/>
+          <w:highlight w:val="white"/>
+        </w:rPr>
+        <w:t xml:space="preserve"> (</w:t>
+      </w:r>
+      <w:r>
+        <w:rPr>
+          <w:rFonts w:ascii="Cascadia Mono" w:hAnsi="Cascadia Mono" w:cs="Cascadia Mono"/>
+          <w:color w:val="808080"/>
+          <w:kern w:val="0"/>
+          <w:sz w:val="19"/>
+          <w:szCs w:val="19"/>
+          <w:highlight w:val="white"/>
+        </w:rPr>
+        <w:t>v</w:t>
+      </w:r>
+      <w:r>
+        <w:rPr>
+          <w:rFonts w:ascii="Cascadia Mono" w:hAnsi="Cascadia Mono" w:cs="Cascadia Mono"/>
+          <w:color w:val="000000"/>
+          <w:kern w:val="0"/>
+          <w:sz w:val="19"/>
+          <w:szCs w:val="19"/>
+          <w:highlight w:val="white"/>
+        </w:rPr>
+        <w:t xml:space="preserve"> == w) </w:t>
+      </w:r>
+    </w:p>
+    <w:p>
+      <w:pPr>
+        <w:autoSpaceDE w:val="0"/>
+        <w:autoSpaceDN w:val="0"/>
+        <w:adjustRightInd w:val="0"/>
+        <w:spacing w:after="0" w:line="240" w:lineRule="auto"/>
+        <w:rPr>
+          <w:rFonts w:ascii="Cascadia Mono" w:hAnsi="Cascadia Mono" w:cs="Cascadia Mono"/>
+          <w:color w:val="000000"/>
+          <w:kern w:val="0"/>
+          <w:sz w:val="19"/>
+          <w:szCs w:val="19"/>
+          <w:highlight w:val="white"/>
+        </w:rPr>
+      </w:pPr>
+      <w:r>
+        <w:rPr>
+          <w:rFonts w:ascii="Cascadia Mono" w:hAnsi="Cascadia Mono" w:cs="Cascadia Mono"/>
+          <w:color w:val="000000"/>
+          <w:kern w:val="0"/>
+          <w:sz w:val="19"/>
+          <w:szCs w:val="19"/>
+          <w:highlight w:val="white"/>
+        </w:rPr>
+        <w:t xml:space="preserve">   </w:t>
+      </w:r>
+      <w:r>
+        <w:rPr>
+          <w:rFonts w:ascii="Cascadia Mono" w:hAnsi="Cascadia Mono" w:cs="Cascadia Mono"/>
+          <w:color w:val="000000"/>
+          <w:kern w:val="0"/>
+          <w:sz w:val="19"/>
+          <w:szCs w:val="19"/>
+          <w:highlight w:val="white"/>
+        </w:rPr>
+        <w:t xml:space="preserve">{ </w:t>
+      </w:r>
+      <w:r>
+        <w:rPr>
+          <w:rFonts w:ascii="Cascadia Mono" w:hAnsi="Cascadia Mono" w:cs="Cascadia Mono"/>
+          <w:color w:val="2B91AF"/>
+          <w:kern w:val="0"/>
+          <w:sz w:val="19"/>
+          <w:szCs w:val="19"/>
+          <w:highlight w:val="white"/>
+        </w:rPr>
+        <w:t>link</w:t>
+      </w:r>
+      <w:r>
+        <w:rPr>
+          <w:rFonts w:ascii="Cascadia Mono" w:hAnsi="Cascadia Mono" w:cs="Cascadia Mono"/>
+          <w:color w:val="000000"/>
+          <w:kern w:val="0"/>
+          <w:sz w:val="19"/>
+          <w:szCs w:val="19"/>
+          <w:highlight w:val="white"/>
+        </w:rPr>
+        <w:t xml:space="preserve"> t = </w:t>
+      </w:r>
+      <w:r>
+        <w:rPr>
+          <w:rFonts w:ascii="Cascadia Mono" w:hAnsi="Cascadia Mono" w:cs="Cascadia Mono"/>
+          <w:color w:val="808080"/>
+          <w:kern w:val="0"/>
+          <w:sz w:val="19"/>
+          <w:szCs w:val="19"/>
+          <w:highlight w:val="white"/>
+        </w:rPr>
+        <w:t>h</w:t>
+      </w:r>
+      <w:r>
+        <w:rPr>
+          <w:rFonts w:ascii="Cascadia Mono" w:hAnsi="Cascadia Mono" w:cs="Cascadia Mono"/>
+          <w:color w:val="000000"/>
+          <w:kern w:val="0"/>
+          <w:sz w:val="19"/>
+          <w:szCs w:val="19"/>
+          <w:highlight w:val="white"/>
+        </w:rPr>
+        <w:t xml:space="preserve">; </w:t>
+      </w:r>
+    </w:p>
+    <w:p>
+      <w:pPr>
+        <w:autoSpaceDE w:val="0"/>
+        <w:autoSpaceDN w:val="0"/>
+        <w:adjustRightInd w:val="0"/>
+        <w:spacing w:after="0" w:line="240" w:lineRule="auto"/>
+        <w:rPr>
+          <w:rFonts w:ascii="Cascadia Mono" w:hAnsi="Cascadia Mono" w:cs="Cascadia Mono"/>
+          <w:color w:val="000000"/>
+          <w:kern w:val="0"/>
+          <w:sz w:val="19"/>
+          <w:szCs w:val="19"/>
+          <w:highlight w:val="white"/>
+        </w:rPr>
+      </w:pPr>
+      <w:r>
+        <w:rPr>
+          <w:rFonts w:ascii="Cascadia Mono" w:hAnsi="Cascadia Mono" w:cs="Cascadia Mono"/>
+          <w:color w:val="000000"/>
+          <w:kern w:val="0"/>
+          <w:sz w:val="19"/>
+          <w:szCs w:val="19"/>
+          <w:highlight w:val="white"/>
+        </w:rPr>
+        <w:t xml:space="preserve">   </w:t>
+      </w:r>
+      <w:r>
+        <w:rPr>
+          <w:rFonts w:ascii="Cascadia Mono" w:hAnsi="Cascadia Mono" w:cs="Cascadia Mono"/>
+          <w:color w:val="000000"/>
+          <w:kern w:val="0"/>
+          <w:sz w:val="19"/>
+          <w:szCs w:val="19"/>
+          <w:highlight w:val="white"/>
+        </w:rPr>
+        <w:t xml:space="preserve">  </w:t>
+      </w:r>
+      <w:r>
+        <w:rPr>
+          <w:rFonts w:ascii="Cascadia Mono" w:hAnsi="Cascadia Mono" w:cs="Cascadia Mono"/>
+          <w:color w:val="808080"/>
+          <w:kern w:val="0"/>
+          <w:sz w:val="19"/>
+          <w:szCs w:val="19"/>
+          <w:highlight w:val="white"/>
+        </w:rPr>
+        <w:t>h</w:t>
+      </w:r>
+      <w:r>
+        <w:rPr>
+          <w:rFonts w:ascii="Cascadia Mono" w:hAnsi="Cascadia Mono" w:cs="Cascadia Mono"/>
+          <w:color w:val="000000"/>
+          <w:kern w:val="0"/>
+          <w:sz w:val="19"/>
+          <w:szCs w:val="19"/>
+          <w:highlight w:val="white"/>
+        </w:rPr>
+        <w:t xml:space="preserve"> = joinLR(</w:t>
+      </w:r>
+      <w:r>
+        <w:rPr>
+          <w:rFonts w:ascii="Cascadia Mono" w:hAnsi="Cascadia Mono" w:cs="Cascadia Mono"/>
+          <w:color w:val="808080"/>
+          <w:kern w:val="0"/>
+          <w:sz w:val="19"/>
+          <w:szCs w:val="19"/>
+          <w:highlight w:val="white"/>
+        </w:rPr>
+        <w:t>h</w:t>
+      </w:r>
+      <w:r>
+        <w:rPr>
+          <w:rFonts w:ascii="Cascadia Mono" w:hAnsi="Cascadia Mono" w:cs="Cascadia Mono"/>
+          <w:color w:val="000000"/>
+          <w:kern w:val="0"/>
+          <w:sz w:val="19"/>
+          <w:szCs w:val="19"/>
+          <w:highlight w:val="white"/>
+        </w:rPr>
+        <w:t xml:space="preserve">-&gt;l, </w:t>
+      </w:r>
+      <w:r>
+        <w:rPr>
+          <w:rFonts w:ascii="Cascadia Mono" w:hAnsi="Cascadia Mono" w:cs="Cascadia Mono"/>
+          <w:color w:val="808080"/>
+          <w:kern w:val="0"/>
+          <w:sz w:val="19"/>
+          <w:szCs w:val="19"/>
+          <w:highlight w:val="white"/>
+        </w:rPr>
+        <w:t>h</w:t>
+      </w:r>
+      <w:r>
+        <w:rPr>
+          <w:rFonts w:ascii="Cascadia Mono" w:hAnsi="Cascadia Mono" w:cs="Cascadia Mono"/>
+          <w:color w:val="000000"/>
+          <w:kern w:val="0"/>
+          <w:sz w:val="19"/>
+          <w:szCs w:val="19"/>
+          <w:highlight w:val="white"/>
+        </w:rPr>
+        <w:t xml:space="preserve">-&gt;r); </w:t>
+      </w:r>
+      <w:r>
+        <w:rPr>
+          <w:rFonts w:ascii="Cascadia Mono" w:hAnsi="Cascadia Mono" w:cs="Cascadia Mono"/>
+          <w:color w:val="0000FF"/>
+          <w:kern w:val="0"/>
+          <w:sz w:val="19"/>
+          <w:szCs w:val="19"/>
+          <w:highlight w:val="white"/>
+        </w:rPr>
+        <w:t>delete</w:t>
+      </w:r>
+      <w:r>
+        <w:rPr>
+          <w:rFonts w:ascii="Cascadia Mono" w:hAnsi="Cascadia Mono" w:cs="Cascadia Mono"/>
+          <w:color w:val="000000"/>
+          <w:kern w:val="0"/>
+          <w:sz w:val="19"/>
+          <w:szCs w:val="19"/>
+          <w:highlight w:val="white"/>
+        </w:rPr>
+        <w:t xml:space="preserve"> t; }</w:t>
+      </w:r>
+    </w:p>
+    <w:p>
+      <w:pPr>
+        <w:rPr>
+          <w:rFonts w:ascii="Cascadia Mono" w:hAnsi="Cascadia Mono" w:cs="Cascadia Mono"/>
+          <w:color w:val="000000"/>
+          <w:kern w:val="0"/>
+          <w:sz w:val="19"/>
+          <w:szCs w:val="19"/>
+        </w:rPr>
+      </w:pPr>
+      <w:r>
+        <w:rPr>
+          <w:rFonts w:ascii="Cascadia Mono" w:hAnsi="Cascadia Mono" w:cs="Cascadia Mono"/>
+          <w:color w:val="000000"/>
+          <w:kern w:val="0"/>
+          <w:sz w:val="19"/>
+          <w:szCs w:val="19"/>
+          <w:highlight w:val="white"/>
+        </w:rPr>
+        <w:t>}</w:t>
+      </w:r>
+    </w:p>
+    <w:p>
+      <w:pPr>
+        <w:pBdr>
+          <w:bottom w:val="single" w:sz="6" w:space="1" w:color="auto"/>
+        </w:pBdr>
+        <w:rPr>
+          <w:lang w:val="it-IT"/>
+        </w:rPr>
+      </w:pPr>
+      <w:r>
+        <w:rPr>
+          <w:lang w:val="it-IT"/>
+        </w:rPr>
+        <w:t>Il puntatore h è quello del sottoalbero che sto studiando</w:t>
+      </w:r>
+    </w:p>
+    <w:p>
+      <w:pPr>
+        <w:autoSpaceDE w:val="0"/>
+        <w:autoSpaceDN w:val="0"/>
+        <w:adjustRightInd w:val="0"/>
+        <w:spacing w:after="0" w:line="240" w:lineRule="auto"/>
+        <w:rPr>
+          <w:rFonts w:ascii="Cascadia Mono" w:hAnsi="Cascadia Mono" w:cs="Cascadia Mono"/>
+          <w:color w:val="008000"/>
+          <w:kern w:val="0"/>
+          <w:sz w:val="19"/>
+          <w:szCs w:val="19"/>
+          <w:highlight w:val="white"/>
+          <w:lang w:val="it-IT"/>
+        </w:rPr>
+      </w:pPr>
+    </w:p>
+    <w:p>
+      <w:pPr>
+        <w:autoSpaceDE w:val="0"/>
+        <w:autoSpaceDN w:val="0"/>
+        <w:adjustRightInd w:val="0"/>
+        <w:spacing w:after="0" w:line="240" w:lineRule="auto"/>
+        <w:rPr>
+          <w:rFonts w:cs="Cascadia Mono"/>
+          <w:kern w:val="0"/>
+          <w:highlight w:val="white"/>
+          <w:lang w:val="it-IT"/>
+        </w:rPr>
+      </w:pPr>
+      <w:r>
+        <w:rPr>
+          <w:rFonts w:cs="Cascadia Mono"/>
+          <w:kern w:val="0"/>
+          <w:highlight w:val="white"/>
+          <w:lang w:val="it-IT"/>
+        </w:rPr>
+        <w:t>Questi due sono abbastanza inutili</w:t>
+      </w:r>
+    </w:p>
+    <w:p>
+      <w:pPr>
+        <w:autoSpaceDE w:val="0"/>
+        <w:autoSpaceDN w:val="0"/>
+        <w:adjustRightInd w:val="0"/>
+        <w:spacing w:after="0" w:line="240" w:lineRule="auto"/>
+        <w:rPr>
+          <w:rFonts w:ascii="Cascadia Mono" w:hAnsi="Cascadia Mono" w:cs="Cascadia Mono"/>
+          <w:color w:val="008000"/>
+          <w:kern w:val="0"/>
+          <w:sz w:val="19"/>
+          <w:szCs w:val="19"/>
+          <w:highlight w:val="white"/>
+          <w:lang w:val="it-IT"/>
+        </w:rPr>
+      </w:pPr>
+    </w:p>
+    <w:p>
+      <w:pPr>
+        <w:autoSpaceDE w:val="0"/>
+        <w:autoSpaceDN w:val="0"/>
+        <w:adjustRightInd w:val="0"/>
+        <w:spacing w:after="0" w:line="240" w:lineRule="auto"/>
+        <w:rPr>
+          <w:rFonts w:ascii="Cascadia Mono" w:hAnsi="Cascadia Mono" w:cs="Cascadia Mono"/>
+          <w:color w:val="000000"/>
+          <w:kern w:val="0"/>
+          <w:sz w:val="19"/>
+          <w:szCs w:val="19"/>
+          <w:highlight w:val="white"/>
+          <w:lang w:val="it-IT"/>
+        </w:rPr>
+      </w:pPr>
+      <w:r>
+        <w:rPr>
+          <w:rFonts w:ascii="Cascadia Mono" w:hAnsi="Cascadia Mono" w:cs="Cascadia Mono"/>
+          <w:color w:val="008000"/>
+          <w:kern w:val="0"/>
+          <w:sz w:val="19"/>
+          <w:szCs w:val="19"/>
+          <w:highlight w:val="white"/>
+          <w:lang w:val="it-IT"/>
+        </w:rPr>
+        <w:t>// fonde due alberi binari di ricerca generici</w:t>
+      </w:r>
+    </w:p>
+    <w:p>
+      <w:pPr>
+        <w:autoSpaceDE w:val="0"/>
+        <w:autoSpaceDN w:val="0"/>
+        <w:adjustRightInd w:val="0"/>
+        <w:spacing w:after="0" w:line="240" w:lineRule="auto"/>
+        <w:rPr>
+          <w:rFonts w:ascii="Cascadia Mono" w:hAnsi="Cascadia Mono" w:cs="Cascadia Mono"/>
+          <w:color w:val="000000"/>
+          <w:kern w:val="0"/>
+          <w:sz w:val="19"/>
+          <w:szCs w:val="19"/>
+          <w:highlight w:val="white"/>
+        </w:rPr>
+      </w:pPr>
+      <w:r>
+        <w:rPr>
+          <w:rFonts w:ascii="Cascadia Mono" w:hAnsi="Cascadia Mono" w:cs="Cascadia Mono"/>
+          <w:color w:val="2B91AF"/>
+          <w:kern w:val="0"/>
+          <w:sz w:val="19"/>
+          <w:szCs w:val="19"/>
+          <w:highlight w:val="white"/>
+        </w:rPr>
+        <w:t>link</w:t>
+      </w:r>
+      <w:r>
+        <w:rPr>
+          <w:rFonts w:ascii="Cascadia Mono" w:hAnsi="Cascadia Mono" w:cs="Cascadia Mono"/>
+          <w:color w:val="000000"/>
+          <w:kern w:val="0"/>
+          <w:sz w:val="19"/>
+          <w:szCs w:val="19"/>
+          <w:highlight w:val="white"/>
+        </w:rPr>
+        <w:t xml:space="preserve"> joinR(</w:t>
+      </w:r>
+      <w:r>
+        <w:rPr>
+          <w:rFonts w:ascii="Cascadia Mono" w:hAnsi="Cascadia Mono" w:cs="Cascadia Mono"/>
+          <w:color w:val="2B91AF"/>
+          <w:kern w:val="0"/>
+          <w:sz w:val="19"/>
+          <w:szCs w:val="19"/>
+          <w:highlight w:val="white"/>
+        </w:rPr>
+        <w:t>link</w:t>
+      </w:r>
+      <w:r>
+        <w:rPr>
+          <w:rFonts w:ascii="Cascadia Mono" w:hAnsi="Cascadia Mono" w:cs="Cascadia Mono"/>
+          <w:color w:val="000000"/>
+          <w:kern w:val="0"/>
+          <w:sz w:val="19"/>
+          <w:szCs w:val="19"/>
+          <w:highlight w:val="white"/>
+        </w:rPr>
+        <w:t xml:space="preserve"> </w:t>
+      </w:r>
+      <w:r>
+        <w:rPr>
+          <w:rFonts w:ascii="Cascadia Mono" w:hAnsi="Cascadia Mono" w:cs="Cascadia Mono"/>
+          <w:color w:val="808080"/>
+          <w:kern w:val="0"/>
+          <w:sz w:val="19"/>
+          <w:szCs w:val="19"/>
+          <w:highlight w:val="white"/>
+        </w:rPr>
+        <w:t>a</w:t>
+      </w:r>
+      <w:r>
+        <w:rPr>
+          <w:rFonts w:ascii="Cascadia Mono" w:hAnsi="Cascadia Mono" w:cs="Cascadia Mono"/>
+          <w:color w:val="000000"/>
+          <w:kern w:val="0"/>
+          <w:sz w:val="19"/>
+          <w:szCs w:val="19"/>
+          <w:highlight w:val="white"/>
+        </w:rPr>
+        <w:t xml:space="preserve">, </w:t>
+      </w:r>
+      <w:r>
+        <w:rPr>
+          <w:rFonts w:ascii="Cascadia Mono" w:hAnsi="Cascadia Mono" w:cs="Cascadia Mono"/>
+          <w:color w:val="2B91AF"/>
+          <w:kern w:val="0"/>
+          <w:sz w:val="19"/>
+          <w:szCs w:val="19"/>
+          <w:highlight w:val="white"/>
+        </w:rPr>
+        <w:t>link</w:t>
+      </w:r>
+      <w:r>
+        <w:rPr>
+          <w:rFonts w:ascii="Cascadia Mono" w:hAnsi="Cascadia Mono" w:cs="Cascadia Mono"/>
+          <w:color w:val="000000"/>
+          <w:kern w:val="0"/>
+          <w:sz w:val="19"/>
+          <w:szCs w:val="19"/>
+          <w:highlight w:val="white"/>
+        </w:rPr>
+        <w:t xml:space="preserve"> </w:t>
+      </w:r>
+      <w:r>
+        <w:rPr>
+          <w:rFonts w:ascii="Cascadia Mono" w:hAnsi="Cascadia Mono" w:cs="Cascadia Mono"/>
+          <w:color w:val="808080"/>
+          <w:kern w:val="0"/>
+          <w:sz w:val="19"/>
+          <w:szCs w:val="19"/>
+          <w:highlight w:val="white"/>
+        </w:rPr>
+        <w:t>b</w:t>
+      </w:r>
+      <w:r>
+        <w:rPr>
+          <w:rFonts w:ascii="Cascadia Mono" w:hAnsi="Cascadia Mono" w:cs="Cascadia Mono"/>
+          <w:color w:val="000000"/>
+          <w:kern w:val="0"/>
+          <w:sz w:val="19"/>
+          <w:szCs w:val="19"/>
+          <w:highlight w:val="white"/>
+        </w:rPr>
+        <w:t>)</w:t>
+      </w:r>
+    </w:p>
+    <w:p>
+      <w:pPr>
+        <w:autoSpaceDE w:val="0"/>
+        <w:autoSpaceDN w:val="0"/>
+        <w:adjustRightInd w:val="0"/>
+        <w:spacing w:after="0" w:line="240" w:lineRule="auto"/>
+        <w:rPr>
+          <w:rFonts w:ascii="Cascadia Mono" w:hAnsi="Cascadia Mono" w:cs="Cascadia Mono"/>
+          <w:color w:val="000000"/>
+          <w:kern w:val="0"/>
+          <w:sz w:val="19"/>
+          <w:szCs w:val="19"/>
+          <w:highlight w:val="white"/>
+        </w:rPr>
+      </w:pPr>
+      <w:r>
+        <w:rPr>
+          <w:rFonts w:ascii="Cascadia Mono" w:hAnsi="Cascadia Mono" w:cs="Cascadia Mono"/>
+          <w:color w:val="000000"/>
+          <w:kern w:val="0"/>
+          <w:sz w:val="19"/>
+          <w:szCs w:val="19"/>
+          <w:highlight w:val="white"/>
+        </w:rPr>
+        <w:t xml:space="preserve">{ </w:t>
+      </w:r>
+    </w:p>
+    <w:p>
+      <w:pPr>
+        <w:autoSpaceDE w:val="0"/>
+        <w:autoSpaceDN w:val="0"/>
+        <w:adjustRightInd w:val="0"/>
+        <w:spacing w:after="0" w:line="240" w:lineRule="auto"/>
+        <w:rPr>
+          <w:rFonts w:ascii="Cascadia Mono" w:hAnsi="Cascadia Mono" w:cs="Cascadia Mono"/>
+          <w:color w:val="000000"/>
+          <w:kern w:val="0"/>
+          <w:sz w:val="19"/>
+          <w:szCs w:val="19"/>
+          <w:highlight w:val="white"/>
+        </w:rPr>
+      </w:pPr>
+      <w:r>
+        <w:rPr>
+          <w:rFonts w:ascii="Cascadia Mono" w:hAnsi="Cascadia Mono" w:cs="Cascadia Mono"/>
+          <w:color w:val="000000"/>
+          <w:kern w:val="0"/>
+          <w:sz w:val="19"/>
+          <w:szCs w:val="19"/>
+          <w:highlight w:val="white"/>
+        </w:rPr>
+        <w:t xml:space="preserve">    </w:t>
+      </w:r>
+      <w:r>
+        <w:rPr>
+          <w:rFonts w:ascii="Cascadia Mono" w:hAnsi="Cascadia Mono" w:cs="Cascadia Mono"/>
+          <w:color w:val="0000FF"/>
+          <w:kern w:val="0"/>
+          <w:sz w:val="19"/>
+          <w:szCs w:val="19"/>
+          <w:highlight w:val="white"/>
+        </w:rPr>
+        <w:t>if</w:t>
+      </w:r>
+      <w:r>
+        <w:rPr>
+          <w:rFonts w:ascii="Cascadia Mono" w:hAnsi="Cascadia Mono" w:cs="Cascadia Mono"/>
+          <w:color w:val="000000"/>
+          <w:kern w:val="0"/>
+          <w:sz w:val="19"/>
+          <w:szCs w:val="19"/>
+          <w:highlight w:val="white"/>
+        </w:rPr>
+        <w:t xml:space="preserve"> (</w:t>
+      </w:r>
+      <w:r>
+        <w:rPr>
+          <w:rFonts w:ascii="Cascadia Mono" w:hAnsi="Cascadia Mono" w:cs="Cascadia Mono"/>
+          <w:color w:val="808080"/>
+          <w:kern w:val="0"/>
+          <w:sz w:val="19"/>
+          <w:szCs w:val="19"/>
+          <w:highlight w:val="white"/>
+        </w:rPr>
+        <w:t>b</w:t>
+      </w:r>
+      <w:r>
+        <w:rPr>
+          <w:rFonts w:ascii="Cascadia Mono" w:hAnsi="Cascadia Mono" w:cs="Cascadia Mono"/>
+          <w:color w:val="000000"/>
+          <w:kern w:val="0"/>
+          <w:sz w:val="19"/>
+          <w:szCs w:val="19"/>
+          <w:highlight w:val="white"/>
+        </w:rPr>
+        <w:t xml:space="preserve"> == 0) </w:t>
+      </w:r>
+      <w:r>
+        <w:rPr>
+          <w:rFonts w:ascii="Cascadia Mono" w:hAnsi="Cascadia Mono" w:cs="Cascadia Mono"/>
+          <w:color w:val="0000FF"/>
+          <w:kern w:val="0"/>
+          <w:sz w:val="19"/>
+          <w:szCs w:val="19"/>
+          <w:highlight w:val="white"/>
+        </w:rPr>
+        <w:t>return</w:t>
+      </w:r>
+      <w:r>
+        <w:rPr>
+          <w:rFonts w:ascii="Cascadia Mono" w:hAnsi="Cascadia Mono" w:cs="Cascadia Mono"/>
+          <w:color w:val="000000"/>
+          <w:kern w:val="0"/>
+          <w:sz w:val="19"/>
+          <w:szCs w:val="19"/>
+          <w:highlight w:val="white"/>
+        </w:rPr>
+        <w:t xml:space="preserve"> </w:t>
+      </w:r>
+      <w:r>
+        <w:rPr>
+          <w:rFonts w:ascii="Cascadia Mono" w:hAnsi="Cascadia Mono" w:cs="Cascadia Mono"/>
+          <w:color w:val="808080"/>
+          <w:kern w:val="0"/>
+          <w:sz w:val="19"/>
+          <w:szCs w:val="19"/>
+          <w:highlight w:val="white"/>
+        </w:rPr>
+        <w:t>a</w:t>
+      </w:r>
+      <w:r>
+        <w:rPr>
+          <w:rFonts w:ascii="Cascadia Mono" w:hAnsi="Cascadia Mono" w:cs="Cascadia Mono"/>
+          <w:color w:val="000000"/>
+          <w:kern w:val="0"/>
+          <w:sz w:val="19"/>
+          <w:szCs w:val="19"/>
+          <w:highlight w:val="white"/>
+        </w:rPr>
+        <w:t>;</w:t>
+      </w:r>
+    </w:p>
+    <w:p>
+      <w:pPr>
+        <w:autoSpaceDE w:val="0"/>
+        <w:autoSpaceDN w:val="0"/>
+        <w:adjustRightInd w:val="0"/>
+        <w:spacing w:after="0" w:line="240" w:lineRule="auto"/>
+        <w:rPr>
+          <w:rFonts w:ascii="Cascadia Mono" w:hAnsi="Cascadia Mono" w:cs="Cascadia Mono"/>
+          <w:color w:val="000000"/>
+          <w:kern w:val="0"/>
+          <w:sz w:val="19"/>
+          <w:szCs w:val="19"/>
+          <w:highlight w:val="white"/>
+        </w:rPr>
+      </w:pPr>
+      <w:r>
+        <w:rPr>
+          <w:rFonts w:ascii="Cascadia Mono" w:hAnsi="Cascadia Mono" w:cs="Cascadia Mono"/>
+          <w:color w:val="000000"/>
+          <w:kern w:val="0"/>
+          <w:sz w:val="19"/>
+          <w:szCs w:val="19"/>
+          <w:highlight w:val="white"/>
+        </w:rPr>
+        <w:t xml:space="preserve">    </w:t>
+      </w:r>
+      <w:r>
+        <w:rPr>
+          <w:rFonts w:ascii="Cascadia Mono" w:hAnsi="Cascadia Mono" w:cs="Cascadia Mono"/>
+          <w:color w:val="0000FF"/>
+          <w:kern w:val="0"/>
+          <w:sz w:val="19"/>
+          <w:szCs w:val="19"/>
+          <w:highlight w:val="white"/>
+        </w:rPr>
+        <w:t>if</w:t>
+      </w:r>
+      <w:r>
+        <w:rPr>
+          <w:rFonts w:ascii="Cascadia Mono" w:hAnsi="Cascadia Mono" w:cs="Cascadia Mono"/>
+          <w:color w:val="000000"/>
+          <w:kern w:val="0"/>
+          <w:sz w:val="19"/>
+          <w:szCs w:val="19"/>
+          <w:highlight w:val="white"/>
+        </w:rPr>
+        <w:t xml:space="preserve"> (</w:t>
+      </w:r>
+      <w:r>
+        <w:rPr>
+          <w:rFonts w:ascii="Cascadia Mono" w:hAnsi="Cascadia Mono" w:cs="Cascadia Mono"/>
+          <w:color w:val="808080"/>
+          <w:kern w:val="0"/>
+          <w:sz w:val="19"/>
+          <w:szCs w:val="19"/>
+          <w:highlight w:val="white"/>
+        </w:rPr>
+        <w:t>a</w:t>
+      </w:r>
+      <w:r>
+        <w:rPr>
+          <w:rFonts w:ascii="Cascadia Mono" w:hAnsi="Cascadia Mono" w:cs="Cascadia Mono"/>
+          <w:color w:val="000000"/>
+          <w:kern w:val="0"/>
+          <w:sz w:val="19"/>
+          <w:szCs w:val="19"/>
+          <w:highlight w:val="white"/>
+        </w:rPr>
+        <w:t xml:space="preserve"> == 0) </w:t>
+      </w:r>
+      <w:r>
+        <w:rPr>
+          <w:rFonts w:ascii="Cascadia Mono" w:hAnsi="Cascadia Mono" w:cs="Cascadia Mono"/>
+          <w:color w:val="0000FF"/>
+          <w:kern w:val="0"/>
+          <w:sz w:val="19"/>
+          <w:szCs w:val="19"/>
+          <w:highlight w:val="white"/>
+        </w:rPr>
+        <w:t>return</w:t>
+      </w:r>
+      <w:r>
+        <w:rPr>
+          <w:rFonts w:ascii="Cascadia Mono" w:hAnsi="Cascadia Mono" w:cs="Cascadia Mono"/>
+          <w:color w:val="000000"/>
+          <w:kern w:val="0"/>
+          <w:sz w:val="19"/>
+          <w:szCs w:val="19"/>
+          <w:highlight w:val="white"/>
+        </w:rPr>
+        <w:t xml:space="preserve"> </w:t>
+      </w:r>
+      <w:r>
+        <w:rPr>
+          <w:rFonts w:ascii="Cascadia Mono" w:hAnsi="Cascadia Mono" w:cs="Cascadia Mono"/>
+          <w:color w:val="808080"/>
+          <w:kern w:val="0"/>
+          <w:sz w:val="19"/>
+          <w:szCs w:val="19"/>
+          <w:highlight w:val="white"/>
+        </w:rPr>
+        <w:t>b</w:t>
+      </w:r>
+      <w:r>
+        <w:rPr>
+          <w:rFonts w:ascii="Cascadia Mono" w:hAnsi="Cascadia Mono" w:cs="Cascadia Mono"/>
+          <w:color w:val="000000"/>
+          <w:kern w:val="0"/>
+          <w:sz w:val="19"/>
+          <w:szCs w:val="19"/>
+          <w:highlight w:val="white"/>
+        </w:rPr>
+        <w:t>;</w:t>
+      </w:r>
+    </w:p>
+    <w:p>
+      <w:pPr>
+        <w:autoSpaceDE w:val="0"/>
+        <w:autoSpaceDN w:val="0"/>
+        <w:adjustRightInd w:val="0"/>
+        <w:spacing w:after="0" w:line="240" w:lineRule="auto"/>
+        <w:rPr>
+          <w:rFonts w:ascii="Cascadia Mono" w:hAnsi="Cascadia Mono" w:cs="Cascadia Mono"/>
+          <w:color w:val="000000"/>
+          <w:kern w:val="0"/>
+          <w:sz w:val="19"/>
+          <w:szCs w:val="19"/>
+          <w:highlight w:val="white"/>
+        </w:rPr>
+      </w:pPr>
+      <w:r>
+        <w:rPr>
+          <w:rFonts w:ascii="Cascadia Mono" w:hAnsi="Cascadia Mono" w:cs="Cascadia Mono"/>
+          <w:color w:val="000000"/>
+          <w:kern w:val="0"/>
+          <w:sz w:val="19"/>
+          <w:szCs w:val="19"/>
+          <w:highlight w:val="white"/>
+        </w:rPr>
+        <w:t xml:space="preserve">    insert_rootR(</w:t>
+      </w:r>
+      <w:r>
+        <w:rPr>
+          <w:rFonts w:ascii="Cascadia Mono" w:hAnsi="Cascadia Mono" w:cs="Cascadia Mono"/>
+          <w:color w:val="808080"/>
+          <w:kern w:val="0"/>
+          <w:sz w:val="19"/>
+          <w:szCs w:val="19"/>
+          <w:highlight w:val="white"/>
+        </w:rPr>
+        <w:t>b</w:t>
+      </w:r>
+      <w:r>
+        <w:rPr>
+          <w:rFonts w:ascii="Cascadia Mono" w:hAnsi="Cascadia Mono" w:cs="Cascadia Mono"/>
+          <w:color w:val="000000"/>
+          <w:kern w:val="0"/>
+          <w:sz w:val="19"/>
+          <w:szCs w:val="19"/>
+          <w:highlight w:val="white"/>
+        </w:rPr>
+        <w:t xml:space="preserve">, </w:t>
+      </w:r>
+      <w:r>
+        <w:rPr>
+          <w:rFonts w:ascii="Cascadia Mono" w:hAnsi="Cascadia Mono" w:cs="Cascadia Mono"/>
+          <w:color w:val="808080"/>
+          <w:kern w:val="0"/>
+          <w:sz w:val="19"/>
+          <w:szCs w:val="19"/>
+          <w:highlight w:val="white"/>
+        </w:rPr>
+        <w:t>a</w:t>
+      </w:r>
+      <w:r>
+        <w:rPr>
+          <w:rFonts w:ascii="Cascadia Mono" w:hAnsi="Cascadia Mono" w:cs="Cascadia Mono"/>
+          <w:color w:val="000000"/>
+          <w:kern w:val="0"/>
+          <w:sz w:val="19"/>
+          <w:szCs w:val="19"/>
+          <w:highlight w:val="white"/>
+        </w:rPr>
+        <w:t xml:space="preserve">-&gt;item); </w:t>
+      </w:r>
+    </w:p>
+    <w:p>
+      <w:pPr>
+        <w:autoSpaceDE w:val="0"/>
+        <w:autoSpaceDN w:val="0"/>
+        <w:adjustRightInd w:val="0"/>
+        <w:spacing w:after="0" w:line="240" w:lineRule="auto"/>
+        <w:rPr>
+          <w:rFonts w:ascii="Cascadia Mono" w:hAnsi="Cascadia Mono" w:cs="Cascadia Mono"/>
+          <w:color w:val="000000"/>
+          <w:kern w:val="0"/>
+          <w:sz w:val="19"/>
+          <w:szCs w:val="19"/>
+          <w:highlight w:val="white"/>
+        </w:rPr>
+      </w:pPr>
+      <w:r>
+        <w:rPr>
+          <w:rFonts w:ascii="Cascadia Mono" w:hAnsi="Cascadia Mono" w:cs="Cascadia Mono"/>
+          <w:color w:val="000000"/>
+          <w:kern w:val="0"/>
+          <w:sz w:val="19"/>
+          <w:szCs w:val="19"/>
+          <w:highlight w:val="white"/>
+        </w:rPr>
+        <w:t xml:space="preserve">    </w:t>
+      </w:r>
+      <w:r>
+        <w:rPr>
+          <w:rFonts w:ascii="Cascadia Mono" w:hAnsi="Cascadia Mono" w:cs="Cascadia Mono"/>
+          <w:color w:val="808080"/>
+          <w:kern w:val="0"/>
+          <w:sz w:val="19"/>
+          <w:szCs w:val="19"/>
+          <w:highlight w:val="white"/>
+        </w:rPr>
+        <w:t>b</w:t>
+      </w:r>
+      <w:r>
+        <w:rPr>
+          <w:rFonts w:ascii="Cascadia Mono" w:hAnsi="Cascadia Mono" w:cs="Cascadia Mono"/>
+          <w:color w:val="000000"/>
+          <w:kern w:val="0"/>
+          <w:sz w:val="19"/>
+          <w:szCs w:val="19"/>
+          <w:highlight w:val="white"/>
+        </w:rPr>
+        <w:t>-&gt;l = joinR(</w:t>
+      </w:r>
+      <w:r>
+        <w:rPr>
+          <w:rFonts w:ascii="Cascadia Mono" w:hAnsi="Cascadia Mono" w:cs="Cascadia Mono"/>
+          <w:color w:val="808080"/>
+          <w:kern w:val="0"/>
+          <w:sz w:val="19"/>
+          <w:szCs w:val="19"/>
+          <w:highlight w:val="white"/>
+        </w:rPr>
+        <w:t>a</w:t>
+      </w:r>
+      <w:r>
+        <w:rPr>
+          <w:rFonts w:ascii="Cascadia Mono" w:hAnsi="Cascadia Mono" w:cs="Cascadia Mono"/>
+          <w:color w:val="000000"/>
+          <w:kern w:val="0"/>
+          <w:sz w:val="19"/>
+          <w:szCs w:val="19"/>
+          <w:highlight w:val="white"/>
+        </w:rPr>
+        <w:t xml:space="preserve">-&gt;l, </w:t>
+      </w:r>
+      <w:r>
+        <w:rPr>
+          <w:rFonts w:ascii="Cascadia Mono" w:hAnsi="Cascadia Mono" w:cs="Cascadia Mono"/>
+          <w:color w:val="808080"/>
+          <w:kern w:val="0"/>
+          <w:sz w:val="19"/>
+          <w:szCs w:val="19"/>
+          <w:highlight w:val="white"/>
+        </w:rPr>
+        <w:t>b</w:t>
+      </w:r>
+      <w:r>
+        <w:rPr>
+          <w:rFonts w:ascii="Cascadia Mono" w:hAnsi="Cascadia Mono" w:cs="Cascadia Mono"/>
+          <w:color w:val="000000"/>
+          <w:kern w:val="0"/>
+          <w:sz w:val="19"/>
+          <w:szCs w:val="19"/>
+          <w:highlight w:val="white"/>
+        </w:rPr>
+        <w:t xml:space="preserve">-&gt;l); </w:t>
+      </w:r>
+    </w:p>
+    <w:p>
+      <w:pPr>
+        <w:autoSpaceDE w:val="0"/>
+        <w:autoSpaceDN w:val="0"/>
+        <w:adjustRightInd w:val="0"/>
+        <w:spacing w:after="0" w:line="240" w:lineRule="auto"/>
+        <w:rPr>
+          <w:rFonts w:ascii="Cascadia Mono" w:hAnsi="Cascadia Mono" w:cs="Cascadia Mono"/>
+          <w:color w:val="000000"/>
+          <w:kern w:val="0"/>
+          <w:sz w:val="19"/>
+          <w:szCs w:val="19"/>
+          <w:highlight w:val="white"/>
+        </w:rPr>
+      </w:pPr>
+      <w:r>
+        <w:rPr>
+          <w:rFonts w:ascii="Cascadia Mono" w:hAnsi="Cascadia Mono" w:cs="Cascadia Mono"/>
+          <w:color w:val="000000"/>
+          <w:kern w:val="0"/>
+          <w:sz w:val="19"/>
+          <w:szCs w:val="19"/>
+          <w:highlight w:val="white"/>
+        </w:rPr>
+        <w:t xml:space="preserve">    </w:t>
+      </w:r>
+      <w:r>
+        <w:rPr>
+          <w:rFonts w:ascii="Cascadia Mono" w:hAnsi="Cascadia Mono" w:cs="Cascadia Mono"/>
+          <w:color w:val="808080"/>
+          <w:kern w:val="0"/>
+          <w:sz w:val="19"/>
+          <w:szCs w:val="19"/>
+          <w:highlight w:val="white"/>
+        </w:rPr>
+        <w:t>b</w:t>
+      </w:r>
+      <w:r>
+        <w:rPr>
+          <w:rFonts w:ascii="Cascadia Mono" w:hAnsi="Cascadia Mono" w:cs="Cascadia Mono"/>
+          <w:color w:val="000000"/>
+          <w:kern w:val="0"/>
+          <w:sz w:val="19"/>
+          <w:szCs w:val="19"/>
+          <w:highlight w:val="white"/>
+        </w:rPr>
+        <w:t>-&gt;r = joinR(</w:t>
+      </w:r>
+      <w:r>
+        <w:rPr>
+          <w:rFonts w:ascii="Cascadia Mono" w:hAnsi="Cascadia Mono" w:cs="Cascadia Mono"/>
+          <w:color w:val="808080"/>
+          <w:kern w:val="0"/>
+          <w:sz w:val="19"/>
+          <w:szCs w:val="19"/>
+          <w:highlight w:val="white"/>
+        </w:rPr>
+        <w:t>a</w:t>
+      </w:r>
+      <w:r>
+        <w:rPr>
+          <w:rFonts w:ascii="Cascadia Mono" w:hAnsi="Cascadia Mono" w:cs="Cascadia Mono"/>
+          <w:color w:val="000000"/>
+          <w:kern w:val="0"/>
+          <w:sz w:val="19"/>
+          <w:szCs w:val="19"/>
+          <w:highlight w:val="white"/>
+        </w:rPr>
+        <w:t xml:space="preserve">-&gt;r, </w:t>
+      </w:r>
+      <w:r>
+        <w:rPr>
+          <w:rFonts w:ascii="Cascadia Mono" w:hAnsi="Cascadia Mono" w:cs="Cascadia Mono"/>
+          <w:color w:val="808080"/>
+          <w:kern w:val="0"/>
+          <w:sz w:val="19"/>
+          <w:szCs w:val="19"/>
+          <w:highlight w:val="white"/>
+        </w:rPr>
+        <w:t>b</w:t>
+      </w:r>
+      <w:r>
+        <w:rPr>
+          <w:rFonts w:ascii="Cascadia Mono" w:hAnsi="Cascadia Mono" w:cs="Cascadia Mono"/>
+          <w:color w:val="000000"/>
+          <w:kern w:val="0"/>
+          <w:sz w:val="19"/>
+          <w:szCs w:val="19"/>
+          <w:highlight w:val="white"/>
+        </w:rPr>
+        <w:t xml:space="preserve">-&gt;r); </w:t>
+      </w:r>
+    </w:p>
+    <w:p>
+      <w:pPr>
+        <w:autoSpaceDE w:val="0"/>
+        <w:autoSpaceDN w:val="0"/>
+        <w:adjustRightInd w:val="0"/>
+        <w:spacing w:after="0" w:line="240" w:lineRule="auto"/>
+        <w:rPr>
+          <w:rFonts w:ascii="Cascadia Mono" w:hAnsi="Cascadia Mono" w:cs="Cascadia Mono"/>
+          <w:color w:val="000000"/>
+          <w:kern w:val="0"/>
+          <w:sz w:val="19"/>
+          <w:szCs w:val="19"/>
+          <w:highlight w:val="white"/>
+        </w:rPr>
+      </w:pPr>
+      <w:r>
+        <w:rPr>
+          <w:rFonts w:ascii="Cascadia Mono" w:hAnsi="Cascadia Mono" w:cs="Cascadia Mono"/>
+          <w:color w:val="000000"/>
+          <w:kern w:val="0"/>
+          <w:sz w:val="19"/>
+          <w:szCs w:val="19"/>
+          <w:highlight w:val="white"/>
+        </w:rPr>
+        <w:t xml:space="preserve">    </w:t>
+      </w:r>
+      <w:r>
+        <w:rPr>
+          <w:rFonts w:ascii="Cascadia Mono" w:hAnsi="Cascadia Mono" w:cs="Cascadia Mono"/>
+          <w:color w:val="0000FF"/>
+          <w:kern w:val="0"/>
+          <w:sz w:val="19"/>
+          <w:szCs w:val="19"/>
+          <w:highlight w:val="white"/>
+        </w:rPr>
+        <w:t>delete</w:t>
+      </w:r>
+      <w:r>
+        <w:rPr>
+          <w:rFonts w:ascii="Cascadia Mono" w:hAnsi="Cascadia Mono" w:cs="Cascadia Mono"/>
+          <w:color w:val="000000"/>
+          <w:kern w:val="0"/>
+          <w:sz w:val="19"/>
+          <w:szCs w:val="19"/>
+          <w:highlight w:val="white"/>
+        </w:rPr>
+        <w:t xml:space="preserve"> </w:t>
+      </w:r>
+      <w:r>
+        <w:rPr>
+          <w:rFonts w:ascii="Cascadia Mono" w:hAnsi="Cascadia Mono" w:cs="Cascadia Mono"/>
+          <w:color w:val="808080"/>
+          <w:kern w:val="0"/>
+          <w:sz w:val="19"/>
+          <w:szCs w:val="19"/>
+          <w:highlight w:val="white"/>
+        </w:rPr>
+        <w:t>a</w:t>
+      </w:r>
+      <w:r>
+        <w:rPr>
+          <w:rFonts w:ascii="Cascadia Mono" w:hAnsi="Cascadia Mono" w:cs="Cascadia Mono"/>
+          <w:color w:val="000000"/>
+          <w:kern w:val="0"/>
+          <w:sz w:val="19"/>
+          <w:szCs w:val="19"/>
+          <w:highlight w:val="white"/>
+        </w:rPr>
+        <w:t xml:space="preserve">; </w:t>
+      </w:r>
+      <w:r>
+        <w:rPr>
+          <w:rFonts w:ascii="Cascadia Mono" w:hAnsi="Cascadia Mono" w:cs="Cascadia Mono"/>
+          <w:color w:val="0000FF"/>
+          <w:kern w:val="0"/>
+          <w:sz w:val="19"/>
+          <w:szCs w:val="19"/>
+          <w:highlight w:val="white"/>
+        </w:rPr>
+        <w:t>return</w:t>
+      </w:r>
+      <w:r>
+        <w:rPr>
+          <w:rFonts w:ascii="Cascadia Mono" w:hAnsi="Cascadia Mono" w:cs="Cascadia Mono"/>
+          <w:color w:val="000000"/>
+          <w:kern w:val="0"/>
+          <w:sz w:val="19"/>
+          <w:szCs w:val="19"/>
+          <w:highlight w:val="white"/>
+        </w:rPr>
+        <w:t xml:space="preserve"> </w:t>
+      </w:r>
+      <w:r>
+        <w:rPr>
+          <w:rFonts w:ascii="Cascadia Mono" w:hAnsi="Cascadia Mono" w:cs="Cascadia Mono"/>
+          <w:color w:val="808080"/>
+          <w:kern w:val="0"/>
+          <w:sz w:val="19"/>
+          <w:szCs w:val="19"/>
+          <w:highlight w:val="white"/>
+        </w:rPr>
+        <w:t>b</w:t>
+      </w:r>
+      <w:r>
+        <w:rPr>
+          <w:rFonts w:ascii="Cascadia Mono" w:hAnsi="Cascadia Mono" w:cs="Cascadia Mono"/>
+          <w:color w:val="000000"/>
+          <w:kern w:val="0"/>
+          <w:sz w:val="19"/>
+          <w:szCs w:val="19"/>
+          <w:highlight w:val="white"/>
+        </w:rPr>
+        <w:t>;</w:t>
+      </w:r>
+    </w:p>
+    <w:p>
+      <w:pPr>
+        <w:autoSpaceDE w:val="0"/>
+        <w:autoSpaceDN w:val="0"/>
+        <w:adjustRightInd w:val="0"/>
+        <w:spacing w:after="0" w:line="240" w:lineRule="auto"/>
+        <w:rPr>
+          <w:rFonts w:ascii="Cascadia Mono" w:hAnsi="Cascadia Mono" w:cs="Cascadia Mono"/>
+          <w:color w:val="000000"/>
+          <w:kern w:val="0"/>
+          <w:sz w:val="19"/>
+          <w:szCs w:val="19"/>
+          <w:highlight w:val="white"/>
+        </w:rPr>
+      </w:pPr>
+      <w:r>
+        <w:rPr>
+          <w:rFonts w:ascii="Cascadia Mono" w:hAnsi="Cascadia Mono" w:cs="Cascadia Mono"/>
+          <w:color w:val="000000"/>
+          <w:kern w:val="0"/>
+          <w:sz w:val="19"/>
+          <w:szCs w:val="19"/>
+          <w:highlight w:val="white"/>
+        </w:rPr>
+        <w:t>}</w:t>
+      </w:r>
+    </w:p>
+    <w:p>
+      <w:pPr>
+        <w:autoSpaceDE w:val="0"/>
+        <w:autoSpaceDN w:val="0"/>
+        <w:adjustRightInd w:val="0"/>
+        <w:spacing w:after="0" w:line="240" w:lineRule="auto"/>
+        <w:rPr>
+          <w:rFonts w:ascii="Cascadia Mono" w:hAnsi="Cascadia Mono" w:cs="Cascadia Mono"/>
+          <w:color w:val="000000"/>
+          <w:kern w:val="0"/>
+          <w:sz w:val="19"/>
+          <w:szCs w:val="19"/>
+          <w:highlight w:val="white"/>
+        </w:rPr>
+      </w:pPr>
+    </w:p>
+    <w:p>
+      <w:pPr>
+        <w:autoSpaceDE w:val="0"/>
+        <w:autoSpaceDN w:val="0"/>
+        <w:adjustRightInd w:val="0"/>
+        <w:spacing w:after="0" w:line="240" w:lineRule="auto"/>
+        <w:rPr>
+          <w:rFonts w:ascii="Cascadia Mono" w:hAnsi="Cascadia Mono" w:cs="Cascadia Mono"/>
+          <w:color w:val="000000"/>
+          <w:kern w:val="0"/>
+          <w:sz w:val="19"/>
+          <w:szCs w:val="19"/>
+          <w:highlight w:val="white"/>
+        </w:rPr>
+      </w:pPr>
+      <w:r>
+        <w:rPr>
+          <w:rFonts w:ascii="Cascadia Mono" w:hAnsi="Cascadia Mono" w:cs="Cascadia Mono"/>
+          <w:color w:val="0000FF"/>
+          <w:kern w:val="0"/>
+          <w:sz w:val="19"/>
+          <w:szCs w:val="19"/>
+          <w:highlight w:val="white"/>
+        </w:rPr>
+        <w:t>void</w:t>
+      </w:r>
+      <w:r>
+        <w:rPr>
+          <w:rFonts w:ascii="Cascadia Mono" w:hAnsi="Cascadia Mono" w:cs="Cascadia Mono"/>
+          <w:color w:val="000000"/>
+          <w:kern w:val="0"/>
+          <w:sz w:val="19"/>
+          <w:szCs w:val="19"/>
+          <w:highlight w:val="white"/>
+        </w:rPr>
+        <w:t xml:space="preserve"> rand_insertR(</w:t>
+      </w:r>
+      <w:r>
+        <w:rPr>
+          <w:rFonts w:ascii="Cascadia Mono" w:hAnsi="Cascadia Mono" w:cs="Cascadia Mono"/>
+          <w:color w:val="2B91AF"/>
+          <w:kern w:val="0"/>
+          <w:sz w:val="19"/>
+          <w:szCs w:val="19"/>
+          <w:highlight w:val="white"/>
+        </w:rPr>
+        <w:t>link</w:t>
+      </w:r>
+      <w:r>
+        <w:rPr>
+          <w:rFonts w:ascii="Cascadia Mono" w:hAnsi="Cascadia Mono" w:cs="Cascadia Mono"/>
+          <w:color w:val="000000"/>
+          <w:kern w:val="0"/>
+          <w:sz w:val="19"/>
+          <w:szCs w:val="19"/>
+          <w:highlight w:val="white"/>
+        </w:rPr>
+        <w:t xml:space="preserve">&amp; </w:t>
+      </w:r>
+      <w:r>
+        <w:rPr>
+          <w:rFonts w:ascii="Cascadia Mono" w:hAnsi="Cascadia Mono" w:cs="Cascadia Mono"/>
+          <w:color w:val="808080"/>
+          <w:kern w:val="0"/>
+          <w:sz w:val="19"/>
+          <w:szCs w:val="19"/>
+          <w:highlight w:val="white"/>
+        </w:rPr>
+        <w:t>h</w:t>
+      </w:r>
+      <w:r>
+        <w:rPr>
+          <w:rFonts w:ascii="Cascadia Mono" w:hAnsi="Cascadia Mono" w:cs="Cascadia Mono"/>
+          <w:color w:val="000000"/>
+          <w:kern w:val="0"/>
+          <w:sz w:val="19"/>
+          <w:szCs w:val="19"/>
+          <w:highlight w:val="white"/>
+        </w:rPr>
+        <w:t xml:space="preserve">, </w:t>
+      </w:r>
+      <w:r>
+        <w:rPr>
+          <w:rFonts w:ascii="Cascadia Mono" w:hAnsi="Cascadia Mono" w:cs="Cascadia Mono"/>
+          <w:color w:val="2B91AF"/>
+          <w:kern w:val="0"/>
+          <w:sz w:val="19"/>
+          <w:szCs w:val="19"/>
+          <w:highlight w:val="white"/>
+        </w:rPr>
+        <w:t>Item</w:t>
+      </w:r>
+      <w:r>
+        <w:rPr>
+          <w:rFonts w:ascii="Cascadia Mono" w:hAnsi="Cascadia Mono" w:cs="Cascadia Mono"/>
+          <w:color w:val="000000"/>
+          <w:kern w:val="0"/>
+          <w:sz w:val="19"/>
+          <w:szCs w:val="19"/>
+          <w:highlight w:val="white"/>
+        </w:rPr>
+        <w:t xml:space="preserve"> </w:t>
+      </w:r>
+      <w:r>
+        <w:rPr>
+          <w:rFonts w:ascii="Cascadia Mono" w:hAnsi="Cascadia Mono" w:cs="Cascadia Mono"/>
+          <w:color w:val="808080"/>
+          <w:kern w:val="0"/>
+          <w:sz w:val="19"/>
+          <w:szCs w:val="19"/>
+          <w:highlight w:val="white"/>
+        </w:rPr>
+        <w:t>x</w:t>
+      </w:r>
+      <w:r>
+        <w:rPr>
+          <w:rFonts w:ascii="Cascadia Mono" w:hAnsi="Cascadia Mono" w:cs="Cascadia Mono"/>
+          <w:color w:val="000000"/>
+          <w:kern w:val="0"/>
+          <w:sz w:val="19"/>
+          <w:szCs w:val="19"/>
+          <w:highlight w:val="white"/>
+        </w:rPr>
+        <w:t>)</w:t>
+      </w:r>
+    </w:p>
+    <w:p>
+      <w:pPr>
+        <w:autoSpaceDE w:val="0"/>
+        <w:autoSpaceDN w:val="0"/>
+        <w:adjustRightInd w:val="0"/>
+        <w:spacing w:after="0" w:line="240" w:lineRule="auto"/>
+        <w:rPr>
+          <w:rFonts w:ascii="Cascadia Mono" w:hAnsi="Cascadia Mono" w:cs="Cascadia Mono"/>
+          <w:color w:val="000000"/>
+          <w:kern w:val="0"/>
+          <w:sz w:val="19"/>
+          <w:szCs w:val="19"/>
+          <w:highlight w:val="white"/>
+        </w:rPr>
+      </w:pPr>
+      <w:r>
+        <w:rPr>
+          <w:rFonts w:ascii="Cascadia Mono" w:hAnsi="Cascadia Mono" w:cs="Cascadia Mono"/>
+          <w:color w:val="000000"/>
+          <w:kern w:val="0"/>
+          <w:sz w:val="19"/>
+          <w:szCs w:val="19"/>
+          <w:highlight w:val="white"/>
+        </w:rPr>
+        <w:t xml:space="preserve">{ </w:t>
+      </w:r>
+      <w:r>
+        <w:rPr>
+          <w:rFonts w:ascii="Cascadia Mono" w:hAnsi="Cascadia Mono" w:cs="Cascadia Mono"/>
+          <w:color w:val="0000FF"/>
+          <w:kern w:val="0"/>
+          <w:sz w:val="19"/>
+          <w:szCs w:val="19"/>
+          <w:highlight w:val="white"/>
+        </w:rPr>
+        <w:t>if</w:t>
+      </w:r>
+      <w:r>
+        <w:rPr>
+          <w:rFonts w:ascii="Cascadia Mono" w:hAnsi="Cascadia Mono" w:cs="Cascadia Mono"/>
+          <w:color w:val="000000"/>
+          <w:kern w:val="0"/>
+          <w:sz w:val="19"/>
+          <w:szCs w:val="19"/>
+          <w:highlight w:val="white"/>
+        </w:rPr>
+        <w:t xml:space="preserve"> (</w:t>
+      </w:r>
+      <w:r>
+        <w:rPr>
+          <w:rFonts w:ascii="Cascadia Mono" w:hAnsi="Cascadia Mono" w:cs="Cascadia Mono"/>
+          <w:color w:val="808080"/>
+          <w:kern w:val="0"/>
+          <w:sz w:val="19"/>
+          <w:szCs w:val="19"/>
+          <w:highlight w:val="white"/>
+        </w:rPr>
+        <w:t>h</w:t>
+      </w:r>
+      <w:r>
+        <w:rPr>
+          <w:rFonts w:ascii="Cascadia Mono" w:hAnsi="Cascadia Mono" w:cs="Cascadia Mono"/>
+          <w:color w:val="000000"/>
+          <w:kern w:val="0"/>
+          <w:sz w:val="19"/>
+          <w:szCs w:val="19"/>
+          <w:highlight w:val="white"/>
+        </w:rPr>
+        <w:t xml:space="preserve"> == 0) { </w:t>
+      </w:r>
+      <w:r>
+        <w:rPr>
+          <w:rFonts w:ascii="Cascadia Mono" w:hAnsi="Cascadia Mono" w:cs="Cascadia Mono"/>
+          <w:color w:val="808080"/>
+          <w:kern w:val="0"/>
+          <w:sz w:val="19"/>
+          <w:szCs w:val="19"/>
+          <w:highlight w:val="white"/>
+        </w:rPr>
+        <w:t>h</w:t>
+      </w:r>
+      <w:r>
+        <w:rPr>
+          <w:rFonts w:ascii="Cascadia Mono" w:hAnsi="Cascadia Mono" w:cs="Cascadia Mono"/>
+          <w:color w:val="000000"/>
+          <w:kern w:val="0"/>
+          <w:sz w:val="19"/>
+          <w:szCs w:val="19"/>
+          <w:highlight w:val="white"/>
+        </w:rPr>
+        <w:t xml:space="preserve"> = </w:t>
+      </w:r>
+      <w:r>
+        <w:rPr>
+          <w:rFonts w:ascii="Cascadia Mono" w:hAnsi="Cascadia Mono" w:cs="Cascadia Mono"/>
+          <w:color w:val="0000FF"/>
+          <w:kern w:val="0"/>
+          <w:sz w:val="19"/>
+          <w:szCs w:val="19"/>
+          <w:highlight w:val="white"/>
+        </w:rPr>
+        <w:t>new</w:t>
+      </w:r>
+      <w:r>
+        <w:rPr>
+          <w:rFonts w:ascii="Cascadia Mono" w:hAnsi="Cascadia Mono" w:cs="Cascadia Mono"/>
+          <w:color w:val="000000"/>
+          <w:kern w:val="0"/>
+          <w:sz w:val="19"/>
+          <w:szCs w:val="19"/>
+          <w:highlight w:val="white"/>
+        </w:rPr>
+        <w:t xml:space="preserve"> </w:t>
+      </w:r>
+      <w:r>
+        <w:rPr>
+          <w:rFonts w:ascii="Cascadia Mono" w:hAnsi="Cascadia Mono" w:cs="Cascadia Mono"/>
+          <w:color w:val="2B91AF"/>
+          <w:kern w:val="0"/>
+          <w:sz w:val="19"/>
+          <w:szCs w:val="19"/>
+          <w:highlight w:val="white"/>
+        </w:rPr>
+        <w:t>node</w:t>
+      </w:r>
+      <w:r>
+        <w:rPr>
+          <w:rFonts w:ascii="Cascadia Mono" w:hAnsi="Cascadia Mono" w:cs="Cascadia Mono"/>
+          <w:color w:val="000000"/>
+          <w:kern w:val="0"/>
+          <w:sz w:val="19"/>
+          <w:szCs w:val="19"/>
+          <w:highlight w:val="white"/>
+        </w:rPr>
+        <w:t>(</w:t>
+      </w:r>
+      <w:r>
+        <w:rPr>
+          <w:rFonts w:ascii="Cascadia Mono" w:hAnsi="Cascadia Mono" w:cs="Cascadia Mono"/>
+          <w:color w:val="808080"/>
+          <w:kern w:val="0"/>
+          <w:sz w:val="19"/>
+          <w:szCs w:val="19"/>
+          <w:highlight w:val="white"/>
+        </w:rPr>
+        <w:t>x</w:t>
+      </w:r>
+      <w:r>
+        <w:rPr>
+          <w:rFonts w:ascii="Cascadia Mono" w:hAnsi="Cascadia Mono" w:cs="Cascadia Mono"/>
+          <w:color w:val="000000"/>
+          <w:kern w:val="0"/>
+          <w:sz w:val="19"/>
+          <w:szCs w:val="19"/>
+          <w:highlight w:val="white"/>
+        </w:rPr>
+        <w:t xml:space="preserve">); </w:t>
+      </w:r>
+      <w:r>
+        <w:rPr>
+          <w:rFonts w:ascii="Cascadia Mono" w:hAnsi="Cascadia Mono" w:cs="Cascadia Mono"/>
+          <w:color w:val="0000FF"/>
+          <w:kern w:val="0"/>
+          <w:sz w:val="19"/>
+          <w:szCs w:val="19"/>
+          <w:highlight w:val="white"/>
+        </w:rPr>
+        <w:t>return</w:t>
+      </w:r>
+      <w:r>
+        <w:rPr>
+          <w:rFonts w:ascii="Cascadia Mono" w:hAnsi="Cascadia Mono" w:cs="Cascadia Mono"/>
+          <w:color w:val="000000"/>
+          <w:kern w:val="0"/>
+          <w:sz w:val="19"/>
+          <w:szCs w:val="19"/>
+          <w:highlight w:val="white"/>
+        </w:rPr>
+        <w:t>; }</w:t>
+      </w:r>
+    </w:p>
+    <w:p>
+      <w:pPr>
+        <w:autoSpaceDE w:val="0"/>
+        <w:autoSpaceDN w:val="0"/>
+        <w:adjustRightInd w:val="0"/>
+        <w:spacing w:after="0" w:line="240" w:lineRule="auto"/>
+        <w:rPr>
+          <w:rFonts w:ascii="Cascadia Mono" w:hAnsi="Cascadia Mono" w:cs="Cascadia Mono"/>
+          <w:color w:val="000000"/>
+          <w:kern w:val="0"/>
+          <w:sz w:val="19"/>
+          <w:szCs w:val="19"/>
+          <w:highlight w:val="white"/>
+        </w:rPr>
+      </w:pPr>
+      <w:r>
+        <w:rPr>
+          <w:rFonts w:ascii="Cascadia Mono" w:hAnsi="Cascadia Mono" w:cs="Cascadia Mono"/>
+          <w:color w:val="0000FF"/>
+          <w:kern w:val="0"/>
+          <w:sz w:val="19"/>
+          <w:szCs w:val="19"/>
+          <w:highlight w:val="white"/>
+        </w:rPr>
+        <w:t>if</w:t>
+      </w:r>
+      <w:r>
+        <w:rPr>
+          <w:rFonts w:ascii="Cascadia Mono" w:hAnsi="Cascadia Mono" w:cs="Cascadia Mono"/>
+          <w:color w:val="000000"/>
+          <w:kern w:val="0"/>
+          <w:sz w:val="19"/>
+          <w:szCs w:val="19"/>
+          <w:highlight w:val="white"/>
+        </w:rPr>
+        <w:t xml:space="preserve"> (rand() &lt; </w:t>
+      </w:r>
+      <w:r>
+        <w:rPr>
+          <w:rFonts w:ascii="Cascadia Mono" w:hAnsi="Cascadia Mono" w:cs="Cascadia Mono"/>
+          <w:color w:val="6F008A"/>
+          <w:kern w:val="0"/>
+          <w:sz w:val="19"/>
+          <w:szCs w:val="19"/>
+          <w:highlight w:val="white"/>
+        </w:rPr>
+        <w:t>RAND_MAX</w:t>
+      </w:r>
+      <w:r>
+        <w:rPr>
+          <w:rFonts w:ascii="Cascadia Mono" w:hAnsi="Cascadia Mono" w:cs="Cascadia Mono"/>
+          <w:color w:val="000000"/>
+          <w:kern w:val="0"/>
+          <w:sz w:val="19"/>
+          <w:szCs w:val="19"/>
+          <w:highlight w:val="white"/>
+        </w:rPr>
+        <w:t>/(1+tree_size(</w:t>
+      </w:r>
+      <w:r>
+        <w:rPr>
+          <w:rFonts w:ascii="Cascadia Mono" w:hAnsi="Cascadia Mono" w:cs="Cascadia Mono"/>
+          <w:color w:val="808080"/>
+          <w:kern w:val="0"/>
+          <w:sz w:val="19"/>
+          <w:szCs w:val="19"/>
+          <w:highlight w:val="white"/>
+        </w:rPr>
+        <w:t>h</w:t>
+      </w:r>
+      <w:r>
+        <w:rPr>
+          <w:rFonts w:ascii="Cascadia Mono" w:hAnsi="Cascadia Mono" w:cs="Cascadia Mono"/>
+          <w:color w:val="000000"/>
+          <w:kern w:val="0"/>
+          <w:sz w:val="19"/>
+          <w:szCs w:val="19"/>
+          <w:highlight w:val="white"/>
+        </w:rPr>
+        <w:t>)))</w:t>
+      </w:r>
+    </w:p>
+    <w:p>
+      <w:pPr>
+        <w:autoSpaceDE w:val="0"/>
+        <w:autoSpaceDN w:val="0"/>
+        <w:adjustRightInd w:val="0"/>
+        <w:spacing w:after="0" w:line="240" w:lineRule="auto"/>
+        <w:rPr>
+          <w:rFonts w:ascii="Cascadia Mono" w:hAnsi="Cascadia Mono" w:cs="Cascadia Mono"/>
+          <w:color w:val="000000"/>
+          <w:kern w:val="0"/>
+          <w:sz w:val="19"/>
+          <w:szCs w:val="19"/>
+          <w:highlight w:val="white"/>
+        </w:rPr>
+      </w:pPr>
+      <w:r>
+        <w:rPr>
+          <w:rFonts w:ascii="Cascadia Mono" w:hAnsi="Cascadia Mono" w:cs="Cascadia Mono"/>
+          <w:color w:val="000000"/>
+          <w:kern w:val="0"/>
+          <w:sz w:val="19"/>
+          <w:szCs w:val="19"/>
+          <w:highlight w:val="white"/>
+        </w:rPr>
+        <w:t>{ insert_rootR(</w:t>
+      </w:r>
+      <w:r>
+        <w:rPr>
+          <w:rFonts w:ascii="Cascadia Mono" w:hAnsi="Cascadia Mono" w:cs="Cascadia Mono"/>
+          <w:color w:val="808080"/>
+          <w:kern w:val="0"/>
+          <w:sz w:val="19"/>
+          <w:szCs w:val="19"/>
+          <w:highlight w:val="white"/>
+        </w:rPr>
+        <w:t>h</w:t>
+      </w:r>
+      <w:r>
+        <w:rPr>
+          <w:rFonts w:ascii="Cascadia Mono" w:hAnsi="Cascadia Mono" w:cs="Cascadia Mono"/>
+          <w:color w:val="000000"/>
+          <w:kern w:val="0"/>
+          <w:sz w:val="19"/>
+          <w:szCs w:val="19"/>
+          <w:highlight w:val="white"/>
+        </w:rPr>
+        <w:t xml:space="preserve">, </w:t>
+      </w:r>
+      <w:r>
+        <w:rPr>
+          <w:rFonts w:ascii="Cascadia Mono" w:hAnsi="Cascadia Mono" w:cs="Cascadia Mono"/>
+          <w:color w:val="808080"/>
+          <w:kern w:val="0"/>
+          <w:sz w:val="19"/>
+          <w:szCs w:val="19"/>
+          <w:highlight w:val="white"/>
+        </w:rPr>
+        <w:t>x</w:t>
+      </w:r>
+      <w:r>
+        <w:rPr>
+          <w:rFonts w:ascii="Cascadia Mono" w:hAnsi="Cascadia Mono" w:cs="Cascadia Mono"/>
+          <w:color w:val="000000"/>
+          <w:kern w:val="0"/>
+          <w:sz w:val="19"/>
+          <w:szCs w:val="19"/>
+          <w:highlight w:val="white"/>
+        </w:rPr>
+        <w:t xml:space="preserve">); </w:t>
+      </w:r>
+      <w:r>
+        <w:rPr>
+          <w:rFonts w:ascii="Cascadia Mono" w:hAnsi="Cascadia Mono" w:cs="Cascadia Mono"/>
+          <w:color w:val="0000FF"/>
+          <w:kern w:val="0"/>
+          <w:sz w:val="19"/>
+          <w:szCs w:val="19"/>
+          <w:highlight w:val="white"/>
+        </w:rPr>
+        <w:t>return</w:t>
+      </w:r>
+      <w:r>
+        <w:rPr>
+          <w:rFonts w:ascii="Cascadia Mono" w:hAnsi="Cascadia Mono" w:cs="Cascadia Mono"/>
+          <w:color w:val="000000"/>
+          <w:kern w:val="0"/>
+          <w:sz w:val="19"/>
+          <w:szCs w:val="19"/>
+          <w:highlight w:val="white"/>
+        </w:rPr>
+        <w:t>; }</w:t>
+      </w:r>
+    </w:p>
+    <w:p>
+      <w:pPr>
+        <w:autoSpaceDE w:val="0"/>
+        <w:autoSpaceDN w:val="0"/>
+        <w:adjustRightInd w:val="0"/>
+        <w:spacing w:after="0" w:line="240" w:lineRule="auto"/>
+        <w:rPr>
+          <w:rFonts w:ascii="Cascadia Mono" w:hAnsi="Cascadia Mono" w:cs="Cascadia Mono"/>
+          <w:color w:val="000000"/>
+          <w:kern w:val="0"/>
+          <w:sz w:val="19"/>
+          <w:szCs w:val="19"/>
+          <w:highlight w:val="white"/>
+        </w:rPr>
+      </w:pPr>
+      <w:r>
+        <w:rPr>
+          <w:rFonts w:ascii="Cascadia Mono" w:hAnsi="Cascadia Mono" w:cs="Cascadia Mono"/>
+          <w:color w:val="0000FF"/>
+          <w:kern w:val="0"/>
+          <w:sz w:val="19"/>
+          <w:szCs w:val="19"/>
+          <w:highlight w:val="white"/>
+        </w:rPr>
+        <w:t>if</w:t>
+      </w:r>
+      <w:r>
+        <w:rPr>
+          <w:rFonts w:ascii="Cascadia Mono" w:hAnsi="Cascadia Mono" w:cs="Cascadia Mono"/>
+          <w:color w:val="000000"/>
+          <w:kern w:val="0"/>
+          <w:sz w:val="19"/>
+          <w:szCs w:val="19"/>
+          <w:highlight w:val="white"/>
+        </w:rPr>
+        <w:t xml:space="preserve"> (</w:t>
+      </w:r>
+      <w:r>
+        <w:rPr>
+          <w:rFonts w:ascii="Cascadia Mono" w:hAnsi="Cascadia Mono" w:cs="Cascadia Mono"/>
+          <w:color w:val="808080"/>
+          <w:kern w:val="0"/>
+          <w:sz w:val="19"/>
+          <w:szCs w:val="19"/>
+          <w:highlight w:val="white"/>
+        </w:rPr>
+        <w:t>x</w:t>
+      </w:r>
+      <w:r>
+        <w:rPr>
+          <w:rFonts w:ascii="Cascadia Mono" w:hAnsi="Cascadia Mono" w:cs="Cascadia Mono"/>
+          <w:color w:val="000000"/>
+          <w:kern w:val="0"/>
+          <w:sz w:val="19"/>
+          <w:szCs w:val="19"/>
+          <w:highlight w:val="white"/>
+        </w:rPr>
+        <w:t xml:space="preserve">.key() &lt; </w:t>
+      </w:r>
+      <w:r>
+        <w:rPr>
+          <w:rFonts w:ascii="Cascadia Mono" w:hAnsi="Cascadia Mono" w:cs="Cascadia Mono"/>
+          <w:color w:val="808080"/>
+          <w:kern w:val="0"/>
+          <w:sz w:val="19"/>
+          <w:szCs w:val="19"/>
+          <w:highlight w:val="white"/>
+        </w:rPr>
+        <w:t>h</w:t>
+      </w:r>
+      <w:r>
+        <w:rPr>
+          <w:rFonts w:ascii="Cascadia Mono" w:hAnsi="Cascadia Mono" w:cs="Cascadia Mono"/>
+          <w:color w:val="000000"/>
+          <w:kern w:val="0"/>
+          <w:sz w:val="19"/>
+          <w:szCs w:val="19"/>
+          <w:highlight w:val="white"/>
+        </w:rPr>
+        <w:t xml:space="preserve">-&gt;item.key()) </w:t>
+      </w:r>
+    </w:p>
+    <w:p>
+      <w:pPr>
+        <w:autoSpaceDE w:val="0"/>
+        <w:autoSpaceDN w:val="0"/>
+        <w:adjustRightInd w:val="0"/>
+        <w:spacing w:after="0" w:line="240" w:lineRule="auto"/>
+        <w:rPr>
+          <w:rFonts w:ascii="Cascadia Mono" w:hAnsi="Cascadia Mono" w:cs="Cascadia Mono"/>
+          <w:color w:val="000000"/>
+          <w:kern w:val="0"/>
+          <w:sz w:val="19"/>
+          <w:szCs w:val="19"/>
+          <w:highlight w:val="white"/>
+        </w:rPr>
+      </w:pPr>
+      <w:r>
+        <w:rPr>
+          <w:rFonts w:ascii="Cascadia Mono" w:hAnsi="Cascadia Mono" w:cs="Cascadia Mono"/>
+          <w:color w:val="000000"/>
+          <w:kern w:val="0"/>
+          <w:sz w:val="19"/>
+          <w:szCs w:val="19"/>
+          <w:highlight w:val="white"/>
+        </w:rPr>
+        <w:tab/>
+        <w:t>rand_insertR(</w:t>
+      </w:r>
+      <w:r>
+        <w:rPr>
+          <w:rFonts w:ascii="Cascadia Mono" w:hAnsi="Cascadia Mono" w:cs="Cascadia Mono"/>
+          <w:color w:val="808080"/>
+          <w:kern w:val="0"/>
+          <w:sz w:val="19"/>
+          <w:szCs w:val="19"/>
+          <w:highlight w:val="white"/>
+        </w:rPr>
+        <w:t>h</w:t>
+      </w:r>
+      <w:r>
+        <w:rPr>
+          <w:rFonts w:ascii="Cascadia Mono" w:hAnsi="Cascadia Mono" w:cs="Cascadia Mono"/>
+          <w:color w:val="000000"/>
+          <w:kern w:val="0"/>
+          <w:sz w:val="19"/>
+          <w:szCs w:val="19"/>
+          <w:highlight w:val="white"/>
+        </w:rPr>
+        <w:t xml:space="preserve">-&gt;l, </w:t>
+      </w:r>
+      <w:r>
+        <w:rPr>
+          <w:rFonts w:ascii="Cascadia Mono" w:hAnsi="Cascadia Mono" w:cs="Cascadia Mono"/>
+          <w:color w:val="808080"/>
+          <w:kern w:val="0"/>
+          <w:sz w:val="19"/>
+          <w:szCs w:val="19"/>
+          <w:highlight w:val="white"/>
+        </w:rPr>
+        <w:t>x</w:t>
+      </w:r>
+      <w:r>
+        <w:rPr>
+          <w:rFonts w:ascii="Cascadia Mono" w:hAnsi="Cascadia Mono" w:cs="Cascadia Mono"/>
+          <w:color w:val="000000"/>
+          <w:kern w:val="0"/>
+          <w:sz w:val="19"/>
+          <w:szCs w:val="19"/>
+          <w:highlight w:val="white"/>
+        </w:rPr>
+        <w:t>);</w:t>
+      </w:r>
+    </w:p>
+    <w:p>
+      <w:pPr>
+        <w:autoSpaceDE w:val="0"/>
+        <w:autoSpaceDN w:val="0"/>
+        <w:adjustRightInd w:val="0"/>
+        <w:spacing w:after="0" w:line="240" w:lineRule="auto"/>
+        <w:rPr>
+          <w:rFonts w:ascii="Cascadia Mono" w:hAnsi="Cascadia Mono" w:cs="Cascadia Mono"/>
+          <w:color w:val="000000"/>
+          <w:kern w:val="0"/>
+          <w:sz w:val="19"/>
+          <w:szCs w:val="19"/>
+          <w:highlight w:val="white"/>
+        </w:rPr>
+      </w:pPr>
+      <w:r>
+        <w:rPr>
+          <w:rFonts w:ascii="Cascadia Mono" w:hAnsi="Cascadia Mono" w:cs="Cascadia Mono"/>
+          <w:color w:val="0000FF"/>
+          <w:kern w:val="0"/>
+          <w:sz w:val="19"/>
+          <w:szCs w:val="19"/>
+          <w:highlight w:val="white"/>
+        </w:rPr>
+        <w:t>else</w:t>
+      </w:r>
+      <w:r>
+        <w:rPr>
+          <w:rFonts w:ascii="Cascadia Mono" w:hAnsi="Cascadia Mono" w:cs="Cascadia Mono"/>
+          <w:color w:val="000000"/>
+          <w:kern w:val="0"/>
+          <w:sz w:val="19"/>
+          <w:szCs w:val="19"/>
+          <w:highlight w:val="white"/>
+        </w:rPr>
+        <w:t xml:space="preserve"> rand_insertR(</w:t>
+      </w:r>
+      <w:r>
+        <w:rPr>
+          <w:rFonts w:ascii="Cascadia Mono" w:hAnsi="Cascadia Mono" w:cs="Cascadia Mono"/>
+          <w:color w:val="808080"/>
+          <w:kern w:val="0"/>
+          <w:sz w:val="19"/>
+          <w:szCs w:val="19"/>
+          <w:highlight w:val="white"/>
+        </w:rPr>
+        <w:t>h</w:t>
+      </w:r>
+      <w:r>
+        <w:rPr>
+          <w:rFonts w:ascii="Cascadia Mono" w:hAnsi="Cascadia Mono" w:cs="Cascadia Mono"/>
+          <w:color w:val="000000"/>
+          <w:kern w:val="0"/>
+          <w:sz w:val="19"/>
+          <w:szCs w:val="19"/>
+          <w:highlight w:val="white"/>
+        </w:rPr>
+        <w:t xml:space="preserve">-&gt;r, </w:t>
+      </w:r>
+      <w:r>
+        <w:rPr>
+          <w:rFonts w:ascii="Cascadia Mono" w:hAnsi="Cascadia Mono" w:cs="Cascadia Mono"/>
+          <w:color w:val="808080"/>
+          <w:kern w:val="0"/>
+          <w:sz w:val="19"/>
+          <w:szCs w:val="19"/>
+          <w:highlight w:val="white"/>
+        </w:rPr>
+        <w:t>x</w:t>
+      </w:r>
+      <w:r>
+        <w:rPr>
+          <w:rFonts w:ascii="Cascadia Mono" w:hAnsi="Cascadia Mono" w:cs="Cascadia Mono"/>
+          <w:color w:val="000000"/>
+          <w:kern w:val="0"/>
+          <w:sz w:val="19"/>
+          <w:szCs w:val="19"/>
+          <w:highlight w:val="white"/>
+        </w:rPr>
+        <w:t>);</w:t>
+      </w:r>
+    </w:p>
+    <w:p>
+      <w:pPr>
+        <w:autoSpaceDE w:val="0"/>
+        <w:autoSpaceDN w:val="0"/>
+        <w:adjustRightInd w:val="0"/>
+        <w:spacing w:after="0" w:line="240" w:lineRule="auto"/>
+        <w:rPr>
+          <w:rFonts w:ascii="Cascadia Mono" w:hAnsi="Cascadia Mono" w:cs="Cascadia Mono"/>
+          <w:color w:val="000000"/>
+          <w:kern w:val="0"/>
+          <w:sz w:val="19"/>
+          <w:szCs w:val="19"/>
+          <w:highlight w:val="white"/>
+        </w:rPr>
+      </w:pPr>
+      <w:r>
+        <w:rPr>
+          <w:rFonts w:ascii="Cascadia Mono" w:hAnsi="Cascadia Mono" w:cs="Cascadia Mono"/>
+          <w:color w:val="000000"/>
+          <w:kern w:val="0"/>
+          <w:sz w:val="19"/>
+          <w:szCs w:val="19"/>
+          <w:highlight w:val="white"/>
+        </w:rPr>
+        <w:t>}</w:t>
+      </w:r>
+    </w:p>
+    <w:p>
+      <w:pPr>
+        <w:pBdr>
+          <w:bottom w:val="single" w:sz="6" w:space="1" w:color="auto"/>
+        </w:pBdr>
+        <w:rPr>
+          <w:noProof/>
+          <w:lang w:val="it-IT"/>
+        </w:rPr>
+      </w:pPr>
+    </w:p>
+    <w:p>
+      <w:pPr>
+        <w:rPr>
+          <w:noProof/>
+          <w:lang w:val="it-IT"/>
+        </w:rPr>
+      </w:pPr>
+      <w:r>
+        <w:rPr>
+          <w:noProof/>
+          <w:lang w:val="it-IT"/>
+        </w:rPr>
+        <w:t>Il bilanciamento è invece fondamentale</w:t>
+      </w:r>
+      <w:r>
+        <w:rPr>
+          <w:noProof/>
+          <w:lang w:val="it-IT"/>
+        </w:rPr>
+        <w:t xml:space="preserve">. </w:t>
+      </w:r>
+      <w:r>
+        <w:rPr>
+          <w:noProof/>
+          <w:lang w:val="it-IT"/>
+        </w:rPr>
+        <w:t xml:space="preserve">Ristruttura l’albero bilanciandolo. </w:t>
+      </w:r>
+    </w:p>
+    <w:p>
+      <w:pPr>
+        <w:rPr>
+          <w:noProof/>
+          <w:lang w:val="it-IT"/>
+        </w:rPr>
+      </w:pPr>
+      <w:r>
+        <w:rPr>
+          <w:noProof/>
+          <w:lang w:val="it-IT"/>
+        </w:rPr>
+        <w:t>Se lo è già lo lascia così, altrimenti lo bilancia</w:t>
+      </w:r>
+    </w:p>
+    <w:p>
+      <w:pPr>
+        <w:autoSpaceDE w:val="0"/>
+        <w:autoSpaceDN w:val="0"/>
+        <w:adjustRightInd w:val="0"/>
+        <w:spacing w:after="0" w:line="240" w:lineRule="auto"/>
+        <w:rPr>
+          <w:rFonts w:ascii="Cascadia Mono" w:hAnsi="Cascadia Mono" w:cs="Cascadia Mono"/>
+          <w:color w:val="000000"/>
+          <w:kern w:val="0"/>
+          <w:sz w:val="19"/>
+          <w:szCs w:val="19"/>
+          <w:highlight w:val="white"/>
+          <w:lang w:val="it-IT"/>
+        </w:rPr>
+      </w:pPr>
+      <w:r>
+        <w:rPr>
+          <w:rFonts w:ascii="Cascadia Mono" w:hAnsi="Cascadia Mono" w:cs="Cascadia Mono"/>
+          <w:color w:val="008000"/>
+          <w:kern w:val="0"/>
+          <w:sz w:val="19"/>
+          <w:szCs w:val="19"/>
+          <w:highlight w:val="white"/>
+          <w:lang w:val="it-IT"/>
+        </w:rPr>
+        <w:t>// bilanciamento di un albero binario di ricerca</w:t>
+      </w:r>
+    </w:p>
+    <w:p>
+      <w:pPr>
+        <w:autoSpaceDE w:val="0"/>
+        <w:autoSpaceDN w:val="0"/>
+        <w:adjustRightInd w:val="0"/>
+        <w:spacing w:after="0" w:line="240" w:lineRule="auto"/>
+        <w:rPr>
+          <w:rFonts w:ascii="Cascadia Mono" w:hAnsi="Cascadia Mono" w:cs="Cascadia Mono"/>
+          <w:color w:val="000000"/>
+          <w:kern w:val="0"/>
+          <w:sz w:val="19"/>
+          <w:szCs w:val="19"/>
+          <w:highlight w:val="white"/>
+        </w:rPr>
+      </w:pPr>
+      <w:r>
+        <w:rPr>
+          <w:rFonts w:ascii="Cascadia Mono" w:hAnsi="Cascadia Mono" w:cs="Cascadia Mono"/>
+          <w:color w:val="0000FF"/>
+          <w:kern w:val="0"/>
+          <w:sz w:val="19"/>
+          <w:szCs w:val="19"/>
+          <w:highlight w:val="white"/>
+        </w:rPr>
+        <w:t>void</w:t>
+      </w:r>
+      <w:r>
+        <w:rPr>
+          <w:rFonts w:ascii="Cascadia Mono" w:hAnsi="Cascadia Mono" w:cs="Cascadia Mono"/>
+          <w:color w:val="000000"/>
+          <w:kern w:val="0"/>
+          <w:sz w:val="19"/>
+          <w:szCs w:val="19"/>
+          <w:highlight w:val="white"/>
+        </w:rPr>
+        <w:t xml:space="preserve"> balanceR(</w:t>
+      </w:r>
+      <w:r>
+        <w:rPr>
+          <w:rFonts w:ascii="Cascadia Mono" w:hAnsi="Cascadia Mono" w:cs="Cascadia Mono"/>
+          <w:color w:val="2B91AF"/>
+          <w:kern w:val="0"/>
+          <w:sz w:val="19"/>
+          <w:szCs w:val="19"/>
+          <w:highlight w:val="white"/>
+        </w:rPr>
+        <w:t>link</w:t>
+      </w:r>
+      <w:r>
+        <w:rPr>
+          <w:rFonts w:ascii="Cascadia Mono" w:hAnsi="Cascadia Mono" w:cs="Cascadia Mono"/>
+          <w:color w:val="000000"/>
+          <w:kern w:val="0"/>
+          <w:sz w:val="19"/>
+          <w:szCs w:val="19"/>
+          <w:highlight w:val="white"/>
+        </w:rPr>
+        <w:t xml:space="preserve">&amp; </w:t>
+      </w:r>
+      <w:r>
+        <w:rPr>
+          <w:rFonts w:ascii="Cascadia Mono" w:hAnsi="Cascadia Mono" w:cs="Cascadia Mono"/>
+          <w:color w:val="808080"/>
+          <w:kern w:val="0"/>
+          <w:sz w:val="19"/>
+          <w:szCs w:val="19"/>
+          <w:highlight w:val="white"/>
+        </w:rPr>
+        <w:t>h</w:t>
+      </w:r>
+      <w:r>
+        <w:rPr>
+          <w:rFonts w:ascii="Cascadia Mono" w:hAnsi="Cascadia Mono" w:cs="Cascadia Mono"/>
+          <w:color w:val="000000"/>
+          <w:kern w:val="0"/>
+          <w:sz w:val="19"/>
+          <w:szCs w:val="19"/>
+          <w:highlight w:val="white"/>
+        </w:rPr>
+        <w:t>)</w:t>
+      </w:r>
+    </w:p>
+    <w:p>
+      <w:pPr>
+        <w:autoSpaceDE w:val="0"/>
+        <w:autoSpaceDN w:val="0"/>
+        <w:adjustRightInd w:val="0"/>
+        <w:spacing w:after="0" w:line="240" w:lineRule="auto"/>
+        <w:rPr>
+          <w:rFonts w:ascii="Cascadia Mono" w:hAnsi="Cascadia Mono" w:cs="Cascadia Mono"/>
+          <w:color w:val="000000"/>
+          <w:kern w:val="0"/>
+          <w:sz w:val="19"/>
+          <w:szCs w:val="19"/>
+          <w:highlight w:val="white"/>
+        </w:rPr>
+      </w:pPr>
+      <w:r>
+        <w:rPr>
+          <w:rFonts w:ascii="Cascadia Mono" w:hAnsi="Cascadia Mono" w:cs="Cascadia Mono"/>
+          <w:color w:val="000000"/>
+          <w:kern w:val="0"/>
+          <w:sz w:val="19"/>
+          <w:szCs w:val="19"/>
+          <w:highlight w:val="white"/>
+        </w:rPr>
+        <w:tab/>
+        <w:t>{</w:t>
+      </w:r>
+    </w:p>
+    <w:p>
+      <w:pPr>
+        <w:autoSpaceDE w:val="0"/>
+        <w:autoSpaceDN w:val="0"/>
+        <w:adjustRightInd w:val="0"/>
+        <w:spacing w:after="0" w:line="240" w:lineRule="auto"/>
+        <w:rPr>
+          <w:rFonts w:ascii="Cascadia Mono" w:hAnsi="Cascadia Mono" w:cs="Cascadia Mono"/>
+          <w:color w:val="000000"/>
+          <w:kern w:val="0"/>
+          <w:sz w:val="19"/>
+          <w:szCs w:val="19"/>
+          <w:highlight w:val="white"/>
+        </w:rPr>
+      </w:pPr>
+      <w:r>
+        <w:rPr>
+          <w:rFonts w:ascii="Cascadia Mono" w:hAnsi="Cascadia Mono" w:cs="Cascadia Mono"/>
+          <w:color w:val="000000"/>
+          <w:kern w:val="0"/>
+          <w:sz w:val="19"/>
+          <w:szCs w:val="19"/>
+          <w:highlight w:val="white"/>
+        </w:rPr>
+        <w:tab/>
+      </w:r>
+      <w:r>
+        <w:rPr>
+          <w:rFonts w:ascii="Cascadia Mono" w:hAnsi="Cascadia Mono" w:cs="Cascadia Mono"/>
+          <w:color w:val="000000"/>
+          <w:kern w:val="0"/>
+          <w:sz w:val="19"/>
+          <w:szCs w:val="19"/>
+          <w:highlight w:val="white"/>
+        </w:rPr>
+        <w:tab/>
+      </w:r>
+      <w:r>
+        <w:rPr>
+          <w:rFonts w:ascii="Cascadia Mono" w:hAnsi="Cascadia Mono" w:cs="Cascadia Mono"/>
+          <w:color w:val="0000FF"/>
+          <w:kern w:val="0"/>
+          <w:sz w:val="19"/>
+          <w:szCs w:val="19"/>
+          <w:highlight w:val="white"/>
+        </w:rPr>
+        <w:t>int</w:t>
+      </w:r>
+      <w:r>
+        <w:rPr>
+          <w:rFonts w:ascii="Cascadia Mono" w:hAnsi="Cascadia Mono" w:cs="Cascadia Mono"/>
+          <w:color w:val="000000"/>
+          <w:kern w:val="0"/>
+          <w:sz w:val="19"/>
+          <w:szCs w:val="19"/>
+          <w:highlight w:val="white"/>
+        </w:rPr>
+        <w:t xml:space="preserve"> size;</w:t>
+      </w:r>
+    </w:p>
+    <w:p>
+      <w:pPr>
+        <w:autoSpaceDE w:val="0"/>
+        <w:autoSpaceDN w:val="0"/>
+        <w:adjustRightInd w:val="0"/>
+        <w:spacing w:after="0" w:line="240" w:lineRule="auto"/>
+        <w:rPr>
+          <w:rFonts w:ascii="Cascadia Mono" w:hAnsi="Cascadia Mono" w:cs="Cascadia Mono"/>
+          <w:color w:val="000000"/>
+          <w:kern w:val="0"/>
+          <w:sz w:val="19"/>
+          <w:szCs w:val="19"/>
+          <w:highlight w:val="white"/>
+        </w:rPr>
+      </w:pPr>
+      <w:r>
+        <w:rPr>
+          <w:rFonts w:ascii="Cascadia Mono" w:hAnsi="Cascadia Mono" w:cs="Cascadia Mono"/>
+          <w:color w:val="000000"/>
+          <w:kern w:val="0"/>
+          <w:sz w:val="19"/>
+          <w:szCs w:val="19"/>
+          <w:highlight w:val="white"/>
+        </w:rPr>
+        <w:t xml:space="preserve">        size=tree_size(</w:t>
+      </w:r>
+      <w:r>
+        <w:rPr>
+          <w:rFonts w:ascii="Cascadia Mono" w:hAnsi="Cascadia Mono" w:cs="Cascadia Mono"/>
+          <w:color w:val="808080"/>
+          <w:kern w:val="0"/>
+          <w:sz w:val="19"/>
+          <w:szCs w:val="19"/>
+          <w:highlight w:val="white"/>
+        </w:rPr>
+        <w:t>h</w:t>
+      </w:r>
+      <w:r>
+        <w:rPr>
+          <w:rFonts w:ascii="Cascadia Mono" w:hAnsi="Cascadia Mono" w:cs="Cascadia Mono"/>
+          <w:color w:val="000000"/>
+          <w:kern w:val="0"/>
+          <w:sz w:val="19"/>
+          <w:szCs w:val="19"/>
+          <w:highlight w:val="white"/>
+        </w:rPr>
+        <w:t>);</w:t>
+      </w:r>
+    </w:p>
+    <w:p>
+      <w:pPr>
+        <w:autoSpaceDE w:val="0"/>
+        <w:autoSpaceDN w:val="0"/>
+        <w:adjustRightInd w:val="0"/>
+        <w:spacing w:after="0" w:line="240" w:lineRule="auto"/>
+        <w:rPr>
+          <w:rFonts w:ascii="Cascadia Mono" w:hAnsi="Cascadia Mono" w:cs="Cascadia Mono"/>
+          <w:color w:val="000000"/>
+          <w:kern w:val="0"/>
+          <w:sz w:val="19"/>
+          <w:szCs w:val="19"/>
+          <w:highlight w:val="white"/>
+        </w:rPr>
+      </w:pPr>
+      <w:r>
+        <w:rPr>
+          <w:rFonts w:ascii="Cascadia Mono" w:hAnsi="Cascadia Mono" w:cs="Cascadia Mono"/>
+          <w:color w:val="000000"/>
+          <w:kern w:val="0"/>
+          <w:sz w:val="19"/>
+          <w:szCs w:val="19"/>
+          <w:highlight w:val="white"/>
+        </w:rPr>
+        <w:tab/>
+      </w:r>
+      <w:r>
+        <w:rPr>
+          <w:rFonts w:ascii="Cascadia Mono" w:hAnsi="Cascadia Mono" w:cs="Cascadia Mono"/>
+          <w:color w:val="000000"/>
+          <w:kern w:val="0"/>
+          <w:sz w:val="19"/>
+          <w:szCs w:val="19"/>
+          <w:highlight w:val="white"/>
+        </w:rPr>
+        <w:tab/>
+      </w:r>
+      <w:r>
+        <w:rPr>
+          <w:rFonts w:ascii="Cascadia Mono" w:hAnsi="Cascadia Mono" w:cs="Cascadia Mono"/>
+          <w:color w:val="000000"/>
+          <w:kern w:val="0"/>
+          <w:sz w:val="19"/>
+          <w:szCs w:val="19"/>
+          <w:highlight w:val="white"/>
+        </w:rPr>
+        <w:tab/>
+      </w:r>
+    </w:p>
+    <w:p>
+      <w:pPr>
+        <w:autoSpaceDE w:val="0"/>
+        <w:autoSpaceDN w:val="0"/>
+        <w:adjustRightInd w:val="0"/>
+        <w:spacing w:after="0" w:line="240" w:lineRule="auto"/>
+        <w:rPr>
+          <w:rFonts w:ascii="Cascadia Mono" w:hAnsi="Cascadia Mono" w:cs="Cascadia Mono"/>
+          <w:color w:val="000000"/>
+          <w:kern w:val="0"/>
+          <w:sz w:val="19"/>
+          <w:szCs w:val="19"/>
+          <w:highlight w:val="white"/>
+        </w:rPr>
+      </w:pPr>
+      <w:r>
+        <w:rPr>
+          <w:rFonts w:ascii="Cascadia Mono" w:hAnsi="Cascadia Mono" w:cs="Cascadia Mono"/>
+          <w:color w:val="000000"/>
+          <w:kern w:val="0"/>
+          <w:sz w:val="19"/>
+          <w:szCs w:val="19"/>
+          <w:highlight w:val="white"/>
+        </w:rPr>
+        <w:tab/>
+      </w:r>
+      <w:r>
+        <w:rPr>
+          <w:rFonts w:ascii="Cascadia Mono" w:hAnsi="Cascadia Mono" w:cs="Cascadia Mono"/>
+          <w:color w:val="000000"/>
+          <w:kern w:val="0"/>
+          <w:sz w:val="19"/>
+          <w:szCs w:val="19"/>
+          <w:highlight w:val="white"/>
+        </w:rPr>
+        <w:tab/>
+      </w:r>
+      <w:r>
+        <w:rPr>
+          <w:rFonts w:ascii="Cascadia Mono" w:hAnsi="Cascadia Mono" w:cs="Cascadia Mono"/>
+          <w:color w:val="0000FF"/>
+          <w:kern w:val="0"/>
+          <w:sz w:val="19"/>
+          <w:szCs w:val="19"/>
+          <w:highlight w:val="white"/>
+        </w:rPr>
+        <w:t>if</w:t>
+      </w:r>
+      <w:r>
+        <w:rPr>
+          <w:rFonts w:ascii="Cascadia Mono" w:hAnsi="Cascadia Mono" w:cs="Cascadia Mono"/>
+          <w:color w:val="000000"/>
+          <w:kern w:val="0"/>
+          <w:sz w:val="19"/>
+          <w:szCs w:val="19"/>
+          <w:highlight w:val="white"/>
+        </w:rPr>
+        <w:t xml:space="preserve"> (size&lt;2) </w:t>
+      </w:r>
+      <w:r>
+        <w:rPr>
+          <w:rFonts w:ascii="Cascadia Mono" w:hAnsi="Cascadia Mono" w:cs="Cascadia Mono"/>
+          <w:color w:val="0000FF"/>
+          <w:kern w:val="0"/>
+          <w:sz w:val="19"/>
+          <w:szCs w:val="19"/>
+          <w:highlight w:val="white"/>
+        </w:rPr>
+        <w:t>return</w:t>
+      </w:r>
+      <w:r>
+        <w:rPr>
+          <w:rFonts w:ascii="Cascadia Mono" w:hAnsi="Cascadia Mono" w:cs="Cascadia Mono"/>
+          <w:color w:val="000000"/>
+          <w:kern w:val="0"/>
+          <w:sz w:val="19"/>
+          <w:szCs w:val="19"/>
+          <w:highlight w:val="white"/>
+        </w:rPr>
+        <w:t>;</w:t>
+      </w:r>
+    </w:p>
+    <w:p>
+      <w:pPr>
+        <w:autoSpaceDE w:val="0"/>
+        <w:autoSpaceDN w:val="0"/>
+        <w:adjustRightInd w:val="0"/>
+        <w:spacing w:after="0" w:line="240" w:lineRule="auto"/>
+        <w:rPr>
+          <w:rFonts w:ascii="Cascadia Mono" w:hAnsi="Cascadia Mono" w:cs="Cascadia Mono"/>
+          <w:color w:val="000000"/>
+          <w:kern w:val="0"/>
+          <w:sz w:val="19"/>
+          <w:szCs w:val="19"/>
+          <w:highlight w:val="white"/>
+        </w:rPr>
+      </w:pPr>
+      <w:r>
+        <w:rPr>
+          <w:rFonts w:ascii="Cascadia Mono" w:hAnsi="Cascadia Mono" w:cs="Cascadia Mono"/>
+          <w:color w:val="000000"/>
+          <w:kern w:val="0"/>
+          <w:sz w:val="19"/>
+          <w:szCs w:val="19"/>
+          <w:highlight w:val="white"/>
+        </w:rPr>
+        <w:tab/>
+      </w:r>
+      <w:r>
+        <w:rPr>
+          <w:rFonts w:ascii="Cascadia Mono" w:hAnsi="Cascadia Mono" w:cs="Cascadia Mono"/>
+          <w:color w:val="000000"/>
+          <w:kern w:val="0"/>
+          <w:sz w:val="19"/>
+          <w:szCs w:val="19"/>
+          <w:highlight w:val="white"/>
+        </w:rPr>
+        <w:tab/>
+        <w:t>partR(</w:t>
+      </w:r>
+      <w:r>
+        <w:rPr>
+          <w:rFonts w:ascii="Cascadia Mono" w:hAnsi="Cascadia Mono" w:cs="Cascadia Mono"/>
+          <w:color w:val="808080"/>
+          <w:kern w:val="0"/>
+          <w:sz w:val="19"/>
+          <w:szCs w:val="19"/>
+          <w:highlight w:val="white"/>
+        </w:rPr>
+        <w:t>h</w:t>
+      </w:r>
+      <w:r>
+        <w:rPr>
+          <w:rFonts w:ascii="Cascadia Mono" w:hAnsi="Cascadia Mono" w:cs="Cascadia Mono"/>
+          <w:color w:val="000000"/>
+          <w:kern w:val="0"/>
+          <w:sz w:val="19"/>
+          <w:szCs w:val="19"/>
+          <w:highlight w:val="white"/>
+        </w:rPr>
+        <w:t>, size/2);</w:t>
+      </w:r>
+    </w:p>
+    <w:p>
+      <w:pPr>
+        <w:autoSpaceDE w:val="0"/>
+        <w:autoSpaceDN w:val="0"/>
+        <w:adjustRightInd w:val="0"/>
+        <w:spacing w:after="0" w:line="240" w:lineRule="auto"/>
+        <w:rPr>
+          <w:rFonts w:ascii="Cascadia Mono" w:hAnsi="Cascadia Mono" w:cs="Cascadia Mono"/>
+          <w:color w:val="000000"/>
+          <w:kern w:val="0"/>
+          <w:sz w:val="19"/>
+          <w:szCs w:val="19"/>
+          <w:highlight w:val="white"/>
+        </w:rPr>
+      </w:pPr>
+      <w:r>
+        <w:rPr>
+          <w:rFonts w:ascii="Cascadia Mono" w:hAnsi="Cascadia Mono" w:cs="Cascadia Mono"/>
+          <w:color w:val="000000"/>
+          <w:kern w:val="0"/>
+          <w:sz w:val="19"/>
+          <w:szCs w:val="19"/>
+          <w:highlight w:val="white"/>
+        </w:rPr>
+        <w:tab/>
+      </w:r>
+      <w:r>
+        <w:rPr>
+          <w:rFonts w:ascii="Cascadia Mono" w:hAnsi="Cascadia Mono" w:cs="Cascadia Mono"/>
+          <w:color w:val="000000"/>
+          <w:kern w:val="0"/>
+          <w:sz w:val="19"/>
+          <w:szCs w:val="19"/>
+          <w:highlight w:val="white"/>
+        </w:rPr>
+        <w:tab/>
+        <w:t>balanceR(</w:t>
+      </w:r>
+      <w:r>
+        <w:rPr>
+          <w:rFonts w:ascii="Cascadia Mono" w:hAnsi="Cascadia Mono" w:cs="Cascadia Mono"/>
+          <w:color w:val="808080"/>
+          <w:kern w:val="0"/>
+          <w:sz w:val="19"/>
+          <w:szCs w:val="19"/>
+          <w:highlight w:val="white"/>
+        </w:rPr>
+        <w:t>h</w:t>
+      </w:r>
+      <w:r>
+        <w:rPr>
+          <w:rFonts w:ascii="Cascadia Mono" w:hAnsi="Cascadia Mono" w:cs="Cascadia Mono"/>
+          <w:color w:val="000000"/>
+          <w:kern w:val="0"/>
+          <w:sz w:val="19"/>
+          <w:szCs w:val="19"/>
+          <w:highlight w:val="white"/>
+        </w:rPr>
+        <w:t>-&gt;l);</w:t>
+      </w:r>
+    </w:p>
+    <w:p>
+      <w:pPr>
+        <w:autoSpaceDE w:val="0"/>
+        <w:autoSpaceDN w:val="0"/>
+        <w:adjustRightInd w:val="0"/>
+        <w:spacing w:after="0" w:line="240" w:lineRule="auto"/>
+        <w:rPr>
+          <w:rFonts w:ascii="Cascadia Mono" w:hAnsi="Cascadia Mono" w:cs="Cascadia Mono"/>
+          <w:color w:val="000000"/>
+          <w:kern w:val="0"/>
+          <w:sz w:val="19"/>
+          <w:szCs w:val="19"/>
+          <w:highlight w:val="white"/>
+          <w:lang w:val="it-IT"/>
+        </w:rPr>
+      </w:pPr>
+      <w:r>
+        <w:rPr>
+          <w:rFonts w:ascii="Cascadia Mono" w:hAnsi="Cascadia Mono" w:cs="Cascadia Mono"/>
+          <w:color w:val="000000"/>
+          <w:kern w:val="0"/>
+          <w:sz w:val="19"/>
+          <w:szCs w:val="19"/>
+          <w:highlight w:val="white"/>
+        </w:rPr>
+        <w:tab/>
+      </w:r>
+      <w:r>
+        <w:rPr>
+          <w:rFonts w:ascii="Cascadia Mono" w:hAnsi="Cascadia Mono" w:cs="Cascadia Mono"/>
+          <w:color w:val="000000"/>
+          <w:kern w:val="0"/>
+          <w:sz w:val="19"/>
+          <w:szCs w:val="19"/>
+          <w:highlight w:val="white"/>
+        </w:rPr>
+        <w:tab/>
+      </w:r>
+      <w:r>
+        <w:rPr>
+          <w:rFonts w:ascii="Cascadia Mono" w:hAnsi="Cascadia Mono" w:cs="Cascadia Mono"/>
+          <w:color w:val="000000"/>
+          <w:kern w:val="0"/>
+          <w:sz w:val="19"/>
+          <w:szCs w:val="19"/>
+          <w:highlight w:val="white"/>
+          <w:lang w:val="it-IT"/>
+        </w:rPr>
+        <w:t>balanceR(</w:t>
+      </w:r>
+      <w:r>
+        <w:rPr>
+          <w:rFonts w:ascii="Cascadia Mono" w:hAnsi="Cascadia Mono" w:cs="Cascadia Mono"/>
+          <w:color w:val="808080"/>
+          <w:kern w:val="0"/>
+          <w:sz w:val="19"/>
+          <w:szCs w:val="19"/>
+          <w:highlight w:val="white"/>
+          <w:lang w:val="it-IT"/>
+        </w:rPr>
+        <w:t>h</w:t>
+      </w:r>
+      <w:r>
+        <w:rPr>
+          <w:rFonts w:ascii="Cascadia Mono" w:hAnsi="Cascadia Mono" w:cs="Cascadia Mono"/>
+          <w:color w:val="000000"/>
+          <w:kern w:val="0"/>
+          <w:sz w:val="19"/>
+          <w:szCs w:val="19"/>
+          <w:highlight w:val="white"/>
+          <w:lang w:val="it-IT"/>
+        </w:rPr>
+        <w:t>-&gt;r);</w:t>
+      </w:r>
+    </w:p>
+    <w:p>
+      <w:pPr>
+        <w:autoSpaceDE w:val="0"/>
+        <w:autoSpaceDN w:val="0"/>
+        <w:adjustRightInd w:val="0"/>
+        <w:spacing w:after="0" w:line="240" w:lineRule="auto"/>
+        <w:rPr>
+          <w:rFonts w:ascii="Cascadia Mono" w:hAnsi="Cascadia Mono" w:cs="Cascadia Mono"/>
+          <w:color w:val="000000"/>
+          <w:kern w:val="0"/>
+          <w:sz w:val="19"/>
+          <w:szCs w:val="19"/>
+          <w:highlight w:val="white"/>
+          <w:lang w:val="it-IT"/>
+        </w:rPr>
+      </w:pPr>
+      <w:r>
+        <w:rPr>
+          <w:rFonts w:ascii="Cascadia Mono" w:hAnsi="Cascadia Mono" w:cs="Cascadia Mono"/>
+          <w:color w:val="000000"/>
+          <w:kern w:val="0"/>
+          <w:sz w:val="19"/>
+          <w:szCs w:val="19"/>
+          <w:highlight w:val="white"/>
+          <w:lang w:val="it-IT"/>
+        </w:rPr>
+        <w:tab/>
+        <w:t>}</w:t>
+      </w:r>
+    </w:p>
+    <w:p>
+      <w:pPr>
+        <w:rPr>
+          <w:noProof/>
+          <w:lang w:val="it-IT"/>
+        </w:rPr>
+      </w:pPr>
+      <w:r>
+        <w:rPr>
+          <w:noProof/>
+          <w:lang w:val="it-IT"/>
+        </w:rPr>
+        <w:t xml:space="preserve">Se una parte è più </w:t>
+      </w:r>
+      <w:r>
+        <w:rPr>
+          <w:noProof/>
+          <w:lang w:val="it-IT"/>
+        </w:rPr>
+        <w:t>grande dell’altra, richiama part(sulla metà di size così da dividere in due l’albero).</w:t>
+      </w:r>
     </w:p>
     <w:sectPr>
       <w:pgSz w:w="11906" w:h="16838"/>
@@ -986,6 +7404,29 @@
       <w:spacing w:val="5"/>
     </w:rPr>
   </w:style>
+  <w:style w:type="character" w:styleId="Hyperlink">
+    <w:name w:val="Hyperlink"/>
+    <w:basedOn w:val="DefaultParagraphFont"/>
+    <w:uiPriority w:val="99"/>
+    <w:unhideWhenUsed/>
+    <w:rsid w:val="000F0D55"/>
+    <w:rPr>
+      <w:color w:val="467886" w:themeColor="hyperlink"/>
+      <w:u w:val="single"/>
+    </w:rPr>
+  </w:style>
+  <w:style w:type="character" w:styleId="UnresolvedMention">
+    <w:name w:val="Unresolved Mention"/>
+    <w:basedOn w:val="DefaultParagraphFont"/>
+    <w:uiPriority w:val="99"/>
+    <w:semiHidden/>
+    <w:unhideWhenUsed/>
+    <w:rsid w:val="000F0D55"/>
+    <w:rPr>
+      <w:color w:val="605E5C"/>
+      <w:shd w:val="clear" w:color="auto" w:fill="E1DFDD"/>
+    </w:rPr>
+  </w:style>
 </w:styles>
 </file>
 
@@ -1302,4 +7743,239 @@
     </a:ext>
   </a:extLst>
 </a:theme>
+</file>
+
+<file path=customXml/item1.xml><?xml version="1.0" encoding="utf-8"?>
+<ct:contentTypeSchema xmlns:ct="http://schemas.microsoft.com/office/2006/metadata/contentType" xmlns:ma="http://schemas.microsoft.com/office/2006/metadata/properties/metaAttributes" ct:_="" ma:_="" ma:contentTypeName="Documento" ma:contentTypeID="0x0101007C32899E72379A4FBC5628731AA472F9" ma:contentTypeVersion="10" ma:contentTypeDescription="Creare un nuovo documento." ma:contentTypeScope="" ma:versionID="91c7eec8420ea9481b62d95862100d39">
+  <xsd:schema xmlns:xsd="http://www.w3.org/2001/XMLSchema" xmlns:xs="http://www.w3.org/2001/XMLSchema" xmlns:p="http://schemas.microsoft.com/office/2006/metadata/properties" xmlns:ns3="1f5a06a5-d553-42c7-bc8b-bb972c4b9415" targetNamespace="http://schemas.microsoft.com/office/2006/metadata/properties" ma:root="true" ma:fieldsID="6f44fd92f8cf54f2cf64050e115a7a92" ns3:_="">
+    <xsd:import namespace="1f5a06a5-d553-42c7-bc8b-bb972c4b9415"/>
+    <xsd:element name="properties">
+      <xsd:complexType>
+        <xsd:sequence>
+          <xsd:element name="documentManagement">
+            <xsd:complexType>
+              <xsd:all>
+                <xsd:element ref="ns3:MediaServiceDateTaken" minOccurs="0"/>
+                <xsd:element ref="ns3:MediaServiceMetadata" minOccurs="0"/>
+                <xsd:element ref="ns3:MediaServiceFastMetadata" minOccurs="0"/>
+                <xsd:element ref="ns3:MediaServiceSearchProperties" minOccurs="0"/>
+                <xsd:element ref="ns3:MediaServiceSystemTags" minOccurs="0"/>
+                <xsd:element ref="ns3:MediaServiceGenerationTime" minOccurs="0"/>
+                <xsd:element ref="ns3:MediaServiceEventHashCode" minOccurs="0"/>
+                <xsd:element ref="ns3:MediaLengthInSeconds" minOccurs="0"/>
+                <xsd:element ref="ns3:MediaServiceOCR" minOccurs="0"/>
+                <xsd:element ref="ns3:_activity" minOccurs="0"/>
+              </xsd:all>
+            </xsd:complexType>
+          </xsd:element>
+        </xsd:sequence>
+      </xsd:complexType>
+    </xsd:element>
+  </xsd:schema>
+  <xsd:schema xmlns:xsd="http://www.w3.org/2001/XMLSchema" xmlns:xs="http://www.w3.org/2001/XMLSchema" xmlns:dms="http://schemas.microsoft.com/office/2006/documentManagement/types" xmlns:pc="http://schemas.microsoft.com/office/infopath/2007/PartnerControls" targetNamespace="1f5a06a5-d553-42c7-bc8b-bb972c4b9415" elementFormDefault="qualified">
+    <xsd:import namespace="http://schemas.microsoft.com/office/2006/documentManagement/types"/>
+    <xsd:import namespace="http://schemas.microsoft.com/office/infopath/2007/PartnerControls"/>
+    <xsd:element name="MediaServiceDateTaken" ma:index="8" nillable="true" ma:displayName="MediaServiceDateTaken" ma:hidden="true" ma:indexed="true" ma:internalName="MediaServiceDateTaken" ma:readOnly="true">
+      <xsd:simpleType>
+        <xsd:restriction base="dms:Text"/>
+      </xsd:simpleType>
+    </xsd:element>
+    <xsd:element name="MediaServiceMetadata" ma:index="9" nillable="true" ma:displayName="MediaServiceMetadata" ma:hidden="true" ma:internalName="MediaServiceMetadata" ma:readOnly="true">
+      <xsd:simpleType>
+        <xsd:restriction base="dms:Note"/>
+      </xsd:simpleType>
+    </xsd:element>
+    <xsd:element name="MediaServiceFastMetadata" ma:index="10" nillable="true" ma:displayName="MediaServiceFastMetadata" ma:hidden="true" ma:internalName="MediaServiceFastMetadata" ma:readOnly="true">
+      <xsd:simpleType>
+        <xsd:restriction base="dms:Note"/>
+      </xsd:simpleType>
+    </xsd:element>
+    <xsd:element name="MediaServiceSearchProperties" ma:index="11" nillable="true" ma:displayName="MediaServiceSearchProperties" ma:hidden="true" ma:internalName="MediaServiceSearchProperties" ma:readOnly="true">
+      <xsd:simpleType>
+        <xsd:restriction base="dms:Note"/>
+      </xsd:simpleType>
+    </xsd:element>
+    <xsd:element name="MediaServiceSystemTags" ma:index="12" nillable="true" ma:displayName="MediaServiceSystemTags" ma:hidden="true" ma:internalName="MediaServiceSystemTags" ma:readOnly="true">
+      <xsd:simpleType>
+        <xsd:restriction base="dms:Note"/>
+      </xsd:simpleType>
+    </xsd:element>
+    <xsd:element name="MediaServiceGenerationTime" ma:index="13" nillable="true" ma:displayName="MediaServiceGenerationTime" ma:hidden="true" ma:internalName="MediaServiceGenerationTime" ma:readOnly="true">
+      <xsd:simpleType>
+        <xsd:restriction base="dms:Text"/>
+      </xsd:simpleType>
+    </xsd:element>
+    <xsd:element name="MediaServiceEventHashCode" ma:index="14" nillable="true" ma:displayName="MediaServiceEventHashCode" ma:hidden="true" ma:internalName="MediaServiceEventHashCode" ma:readOnly="true">
+      <xsd:simpleType>
+        <xsd:restriction base="dms:Text"/>
+      </xsd:simpleType>
+    </xsd:element>
+    <xsd:element name="MediaLengthInSeconds" ma:index="15" nillable="true" ma:displayName="MediaLengthInSeconds" ma:hidden="true" ma:internalName="MediaLengthInSeconds" ma:readOnly="true">
+      <xsd:simpleType>
+        <xsd:restriction base="dms:Unknown"/>
+      </xsd:simpleType>
+    </xsd:element>
+    <xsd:element name="MediaServiceOCR" ma:index="16" nillable="true" ma:displayName="Extracted Text" ma:internalName="MediaServiceOCR" ma:readOnly="true">
+      <xsd:simpleType>
+        <xsd:restriction base="dms:Note">
+          <xsd:maxLength value="255"/>
+        </xsd:restriction>
+      </xsd:simpleType>
+    </xsd:element>
+    <xsd:element name="_activity" ma:index="17" nillable="true" ma:displayName="_activity" ma:hidden="true" ma:internalName="_activity">
+      <xsd:simpleType>
+        <xsd:restriction base="dms:Note"/>
+      </xsd:simpleType>
+    </xsd:element>
+  </xsd:schema>
+  <xsd:schema xmlns="http://schemas.openxmlformats.org/package/2006/metadata/core-properties" xmlns:xsd="http://www.w3.org/2001/XMLSchema" xmlns:xsi="http://www.w3.org/2001/XMLSchema-instance" xmlns:dc="http://purl.org/dc/elements/1.1/" xmlns:dcterms="http://purl.org/dc/terms/" xmlns:odoc="http://schemas.microsoft.com/internal/obd" targetNamespace="http://schemas.openxmlformats.org/package/2006/metadata/core-properties" elementFormDefault="qualified" attributeFormDefault="unqualified" blockDefault="#all">
+    <xsd:import namespace="http://purl.org/dc/elements/1.1/" schemaLocation="http://dublincore.org/schemas/xmls/qdc/2003/04/02/dc.xsd"/>
+    <xsd:import namespace="http://purl.org/dc/terms/" schemaLocation="http://dublincore.org/schemas/xmls/qdc/2003/04/02/dcterms.xsd"/>
+    <xsd:element name="coreProperties" type="CT_coreProperties"/>
+    <xsd:complexType name="CT_coreProperties">
+      <xsd:all>
+        <xsd:element ref="dc:creator" minOccurs="0" maxOccurs="1"/>
+        <xsd:element ref="dcterms:created" minOccurs="0" maxOccurs="1"/>
+        <xsd:element ref="dc:identifier" minOccurs="0" maxOccurs="1"/>
+        <xsd:element name="contentType" minOccurs="0" maxOccurs="1" type="xsd:string" ma:index="0" ma:displayName="Tipo di contenuto"/>
+        <xsd:element ref="dc:title" minOccurs="0" maxOccurs="1" ma:index="4" ma:displayName="Titolo"/>
+        <xsd:element ref="dc:subject" minOccurs="0" maxOccurs="1"/>
+        <xsd:element ref="dc:description" minOccurs="0" maxOccurs="1"/>
+        <xsd:element name="keywords" minOccurs="0" maxOccurs="1" type="xsd:string"/>
+        <xsd:element ref="dc:language" minOccurs="0" maxOccurs="1"/>
+        <xsd:element name="category" minOccurs="0" maxOccurs="1" type="xsd:string"/>
+        <xsd:element name="version" minOccurs="0" maxOccurs="1" type="xsd:string"/>
+        <xsd:element name="revision" minOccurs="0" maxOccurs="1" type="xsd:string">
+          <xsd:annotation>
+            <xsd:documentation>
+                        This value indicates the number of saves or revisions. The application is responsible for updating this value after each revision.
+                    </xsd:documentation>
+          </xsd:annotation>
+        </xsd:element>
+        <xsd:element name="lastModifiedBy" minOccurs="0" maxOccurs="1" type="xsd:string"/>
+        <xsd:element ref="dcterms:modified" minOccurs="0" maxOccurs="1"/>
+        <xsd:element name="contentStatus" minOccurs="0" maxOccurs="1" type="xsd:string"/>
+      </xsd:all>
+    </xsd:complexType>
+  </xsd:schema>
+  <xs:schema xmlns:pc="http://schemas.microsoft.com/office/infopath/2007/PartnerControls" xmlns:xs="http://www.w3.org/2001/XMLSchema" targetNamespace="http://schemas.microsoft.com/office/infopath/2007/PartnerControls" elementFormDefault="qualified" attributeFormDefault="unqualified">
+    <xs:element name="Person">
+      <xs:complexType>
+        <xs:sequence>
+          <xs:element ref="pc:DisplayName" minOccurs="0"/>
+          <xs:element ref="pc:AccountId" minOccurs="0"/>
+          <xs:element ref="pc:AccountType" minOccurs="0"/>
+        </xs:sequence>
+      </xs:complexType>
+    </xs:element>
+    <xs:element name="DisplayName" type="xs:string"/>
+    <xs:element name="AccountId" type="xs:string"/>
+    <xs:element name="AccountType" type="xs:string"/>
+    <xs:element name="BDCAssociatedEntity">
+      <xs:complexType>
+        <xs:sequence>
+          <xs:element ref="pc:BDCEntity" minOccurs="0" maxOccurs="unbounded"/>
+        </xs:sequence>
+        <xs:attribute ref="pc:EntityNamespace"/>
+        <xs:attribute ref="pc:EntityName"/>
+        <xs:attribute ref="pc:SystemInstanceName"/>
+        <xs:attribute ref="pc:AssociationName"/>
+      </xs:complexType>
+    </xs:element>
+    <xs:attribute name="EntityNamespace" type="xs:string"/>
+    <xs:attribute name="EntityName" type="xs:string"/>
+    <xs:attribute name="SystemInstanceName" type="xs:string"/>
+    <xs:attribute name="AssociationName" type="xs:string"/>
+    <xs:element name="BDCEntity">
+      <xs:complexType>
+        <xs:sequence>
+          <xs:element ref="pc:EntityDisplayName" minOccurs="0"/>
+          <xs:element ref="pc:EntityInstanceReference" minOccurs="0"/>
+          <xs:element ref="pc:EntityId1" minOccurs="0"/>
+          <xs:element ref="pc:EntityId2" minOccurs="0"/>
+          <xs:element ref="pc:EntityId3" minOccurs="0"/>
+          <xs:element ref="pc:EntityId4" minOccurs="0"/>
+          <xs:element ref="pc:EntityId5" minOccurs="0"/>
+        </xs:sequence>
+      </xs:complexType>
+    </xs:element>
+    <xs:element name="EntityDisplayName" type="xs:string"/>
+    <xs:element name="EntityInstanceReference" type="xs:string"/>
+    <xs:element name="EntityId1" type="xs:string"/>
+    <xs:element name="EntityId2" type="xs:string"/>
+    <xs:element name="EntityId3" type="xs:string"/>
+    <xs:element name="EntityId4" type="xs:string"/>
+    <xs:element name="EntityId5" type="xs:string"/>
+    <xs:element name="Terms">
+      <xs:complexType>
+        <xs:sequence>
+          <xs:element ref="pc:TermInfo" minOccurs="0" maxOccurs="unbounded"/>
+        </xs:sequence>
+      </xs:complexType>
+    </xs:element>
+    <xs:element name="TermInfo">
+      <xs:complexType>
+        <xs:sequence>
+          <xs:element ref="pc:TermName" minOccurs="0"/>
+          <xs:element ref="pc:TermId" minOccurs="0"/>
+        </xs:sequence>
+      </xs:complexType>
+    </xs:element>
+    <xs:element name="TermName" type="xs:string"/>
+    <xs:element name="TermId" type="xs:string"/>
+  </xs:schema>
+</ct:contentTypeSchema>
+</file>
+
+<file path=customXml/item2.xml><?xml version="1.0" encoding="utf-8"?>
+<?mso-contentType ?>
+<FormTemplates xmlns="http://schemas.microsoft.com/sharepoint/v3/contenttype/forms">
+  <Display>DocumentLibraryForm</Display>
+  <Edit>DocumentLibraryForm</Edit>
+  <New>DocumentLibraryForm</New>
+</FormTemplates>
+</file>
+
+<file path=customXml/item3.xml><?xml version="1.0" encoding="utf-8"?>
+<p:properties xmlns:p="http://schemas.microsoft.com/office/2006/metadata/properties" xmlns:xsi="http://www.w3.org/2001/XMLSchema-instance" xmlns:pc="http://schemas.microsoft.com/office/infopath/2007/PartnerControls">
+  <documentManagement>
+    <_activity xmlns="1f5a06a5-d553-42c7-bc8b-bb972c4b9415" xsi:nil="true"/>
+  </documentManagement>
+</p:properties>
+</file>
+
+<file path=customXml/itemProps1.xml><?xml version="1.0" encoding="utf-8"?>
+<ds:datastoreItem xmlns:ds="http://schemas.openxmlformats.org/officeDocument/2006/customXml" ds:itemID="{AF5B2E31-A779-4A5B-881A-818DA3D41CDC}">
+  <ds:schemaRefs>
+    <ds:schemaRef ds:uri="http://schemas.microsoft.com/office/2006/metadata/contentType"/>
+    <ds:schemaRef ds:uri="http://schemas.microsoft.com/office/2006/metadata/properties/metaAttributes"/>
+    <ds:schemaRef ds:uri="http://www.w3.org/2001/XMLSchema"/>
+    <ds:schemaRef ds:uri="http://schemas.microsoft.com/office/2006/metadata/properties"/>
+    <ds:schemaRef ds:uri="1f5a06a5-d553-42c7-bc8b-bb972c4b9415"/>
+    <ds:schemaRef ds:uri="http://schemas.microsoft.com/office/2006/documentManagement/types"/>
+    <ds:schemaRef ds:uri="http://schemas.microsoft.com/office/infopath/2007/PartnerControls"/>
+    <ds:schemaRef ds:uri="http://schemas.openxmlformats.org/package/2006/metadata/core-properties"/>
+    <ds:schemaRef ds:uri="http://purl.org/dc/elements/1.1/"/>
+    <ds:schemaRef ds:uri="http://purl.org/dc/terms/"/>
+    <ds:schemaRef ds:uri="http://schemas.microsoft.com/internal/obd"/>
+  </ds:schemaRefs>
+</ds:datastoreItem>
+</file>
+
+<file path=customXml/itemProps2.xml><?xml version="1.0" encoding="utf-8"?>
+<ds:datastoreItem xmlns:ds="http://schemas.openxmlformats.org/officeDocument/2006/customXml" ds:itemID="{60F5D3E7-0985-48EB-92B9-C87C8E3C2521}">
+  <ds:schemaRefs>
+    <ds:schemaRef ds:uri="http://schemas.microsoft.com/sharepoint/v3/contenttype/forms"/>
+  </ds:schemaRefs>
+</ds:datastoreItem>
+</file>
+
+<file path=customXml/itemProps3.xml><?xml version="1.0" encoding="utf-8"?>
+<ds:datastoreItem xmlns:ds="http://schemas.openxmlformats.org/officeDocument/2006/customXml" ds:itemID="{5FDAD576-9FC6-4795-8A03-9ABC3283E753}">
+  <ds:schemaRefs>
+    <ds:schemaRef ds:uri="http://schemas.microsoft.com/office/2006/metadata/properties"/>
+    <ds:schemaRef ds:uri="http://schemas.microsoft.com/office/infopath/2007/PartnerControls"/>
+    <ds:schemaRef ds:uri="1f5a06a5-d553-42c7-bc8b-bb972c4b9415"/>
+  </ds:schemaRefs>
+</ds:datastoreItem>
 </file>